--- a/06-学生侧材料/讲义/结构化学/元素周期表与周期律-超级充实版（自学完整）.docx
+++ b/06-学生侧材料/讲义/结构化学/元素周期表与周期律-超级充实版（自学完整）.docx
@@ -5215,13 +5215,10 @@
           </m:e>
           <m:sup>
             <m:r>
-              <m:t>6</m:t>
+              <m:t>64</m:t>
             </m:r>
           </m:sup>
         </m:sSup>
-        <m:r>
-          <m:t>4</m:t>
-        </m:r>
         <m:sSup>
           <m:e>
             <m:r>
@@ -8589,7 +8586,30 @@
         <w:rPr>
           <w:rFonts w:ascii="Times New Roman" w:hAnsi="Times New Roman" w:eastAsia="Times New Roman" w:cs="Times New Roman"/>
         </w:rPr>
-        <w:t xml:space="preserve"> Z* </w:t>
+        <w:t xml:space="preserve"> </w:t>
+      </w:r>
+      <m:oMath>
+        <m:sSup>
+          <m:e>
+            <m:r>
+              <m:t>Z</m:t>
+            </m:r>
+          </m:e>
+          <m:sup>
+            <m:r>
+              <m:rPr>
+                <m:sty m:val="p"/>
+              </m:rPr>
+              <m:t>*</m:t>
+            </m:r>
+          </m:sup>
+        </m:sSup>
+      </m:oMath>
+      <w:r>
+        <w:rPr>
+          <w:rFonts w:ascii="Times New Roman" w:hAnsi="Times New Roman" w:eastAsia="Times New Roman" w:cs="Times New Roman"/>
+        </w:rPr>
+        <w:t xml:space="preserve"> </w:t>
       </w:r>
       <w:r>
         <w:rPr>
@@ -8646,29 +8666,40 @@
           <w:b/>
           <w:bCs/>
         </w:rPr>
-        <w:t xml:space="preserve"> Z</w:t>
-      </w:r>
-      <w:r>
-        <w:rPr>
-          <w:rFonts w:hint="eastAsia" w:ascii="Times New Roman" w:hAnsi="Times New Roman" w:eastAsia="Times New Roman" w:cs="Times New Roman"/>
-          <w:i/>
-          <w:iCs/>
+        <w:t xml:space="preserve"> </w:t>
+      </w:r>
+      <m:oMath>
+        <m:sSup>
+          <m:e>
+            <m:r>
+              <m:t>Z</m:t>
+            </m:r>
+          </m:e>
+          <m:sup>
+            <m:r>
+              <m:rPr>
+                <m:sty m:val="p"/>
+              </m:rPr>
+              <m:t>*</m:t>
+            </m:r>
+          </m:sup>
+        </m:sSup>
+      </m:oMath>
+      <w:r>
+        <w:rPr>
+          <w:rFonts w:hint="eastAsia" w:ascii="Times New Roman" w:hAnsi="Times New Roman" w:eastAsia="Times New Roman" w:cs="Times New Roman"/>
         </w:rPr>
         <w:t>：</w:t>
       </w:r>
       <w:r>
         <w:rPr>
           <w:rFonts w:hint="eastAsia" w:ascii="Times New Roman" w:hAnsi="Times New Roman" w:eastAsia="FangSong" w:cs="Times New Roman"/>
-          <w:i/>
-          <w:iCs/>
         </w:rPr>
         <w:t>外层电子实际感受到的净正电荷</w:t>
       </w:r>
       <w:r>
         <w:rPr>
           <w:rFonts w:hint="eastAsia" w:ascii="Times New Roman" w:hAnsi="Times New Roman" w:eastAsia="Times New Roman" w:cs="Times New Roman"/>
-          <w:i/>
-          <w:iCs/>
         </w:rPr>
         <w:t>，</w:t>
       </w:r>
@@ -8718,8 +8749,6 @@
       <w:r>
         <w:rPr>
           <w:rFonts w:hint="eastAsia" w:ascii="Times New Roman" w:hAnsi="Times New Roman" w:eastAsia="Times New Roman" w:cs="Times New Roman"/>
-          <w:i/>
-          <w:iCs/>
         </w:rPr>
         <w:t xml:space="preserve">（</w:t>
       </w:r>
@@ -8731,24 +8760,18 @@
       <w:r>
         <w:rPr>
           <w:rFonts w:ascii="Times New Roman" w:hAnsi="Times New Roman" w:eastAsia="Times New Roman" w:cs="Times New Roman"/>
-          <w:i/>
-          <w:iCs/>
-        </w:rPr>
-        <w:t xml:space="preserve"> </w:t>
-      </w:r>
-      <w:r>
-        <w:rPr>
-          <w:rFonts w:hint="eastAsia" w:ascii="Times New Roman" w:hAnsi="Times New Roman" w:eastAsia="FangSong" w:cs="Times New Roman"/>
-          <w:i/>
-          <w:iCs/>
+        </w:rPr>
+        <w:t xml:space="preserve"> </w:t>
+      </w:r>
+      <w:r>
+        <w:rPr>
+          <w:rFonts w:hint="eastAsia" w:ascii="Times New Roman" w:hAnsi="Times New Roman" w:eastAsia="FangSong" w:cs="Times New Roman"/>
         </w:rPr>
         <w:t>为核电荷数</w:t>
       </w:r>
       <w:r>
         <w:rPr>
           <w:rFonts w:hint="eastAsia" w:ascii="Times New Roman" w:hAnsi="Times New Roman" w:eastAsia="Times New Roman" w:cs="Times New Roman"/>
-          <w:i/>
-          <w:iCs/>
         </w:rPr>
         <w:t>，</w:t>
       </w:r>
@@ -8760,16 +8783,12 @@
       <w:r>
         <w:rPr>
           <w:rFonts w:ascii="Times New Roman" w:hAnsi="Times New Roman" w:eastAsia="Times New Roman" w:cs="Times New Roman"/>
-          <w:i/>
-          <w:iCs/>
-        </w:rPr>
-        <w:t xml:space="preserve"> </w:t>
-      </w:r>
-      <w:r>
-        <w:rPr>
-          <w:rFonts w:hint="eastAsia" w:ascii="Times New Roman" w:hAnsi="Times New Roman" w:eastAsia="FangSong" w:cs="Times New Roman"/>
-          <w:i/>
-          <w:iCs/>
+        </w:rPr>
+        <w:t xml:space="preserve"> </w:t>
+      </w:r>
+      <w:r>
+        <w:rPr>
+          <w:rFonts w:hint="eastAsia" w:ascii="Times New Roman" w:hAnsi="Times New Roman" w:eastAsia="FangSong" w:cs="Times New Roman"/>
         </w:rPr>
         <w:t xml:space="preserve">为</w:t>
       </w:r>
@@ -8778,56 +8797,42 @@
           <w:rFonts w:hint="eastAsia" w:ascii="Times New Roman" w:hAnsi="Times New Roman" w:eastAsia="FangSong" w:cs="Times New Roman"/>
           <w:b/>
           <w:bCs/>
-          <w:i/>
-          <w:iCs/>
         </w:rPr>
         <w:t xml:space="preserve">屏蔽常数</w:t>
       </w:r>
       <w:r>
         <w:rPr>
           <w:rFonts w:hint="eastAsia" w:ascii="Times New Roman" w:hAnsi="Times New Roman" w:eastAsia="Times New Roman" w:cs="Times New Roman"/>
-          <w:i/>
-          <w:iCs/>
         </w:rPr>
         <w:t>）。</w:t>
       </w:r>
       <w:r>
         <w:rPr>
           <w:rFonts w:hint="eastAsia" w:ascii="Times New Roman" w:hAnsi="Times New Roman" w:eastAsia="FangSong" w:cs="Times New Roman"/>
-          <w:i/>
-          <w:iCs/>
         </w:rPr>
         <w:t>内层电子对核电荷的</w:t>
       </w:r>
       <w:r>
         <w:rPr>
           <w:rFonts w:hint="eastAsia" w:ascii="Times New Roman" w:hAnsi="Times New Roman" w:eastAsia="Times New Roman" w:cs="Times New Roman"/>
-          <w:i/>
-          <w:iCs/>
         </w:rPr>
         <w:t>”</w:t>
       </w:r>
       <w:r>
         <w:rPr>
           <w:rFonts w:hint="eastAsia" w:ascii="Times New Roman" w:hAnsi="Times New Roman" w:eastAsia="FangSong" w:cs="Times New Roman"/>
-          <w:i/>
-          <w:iCs/>
         </w:rPr>
         <w:t>遮挡</w:t>
       </w:r>
       <w:r>
         <w:rPr>
           <w:rFonts w:hint="eastAsia" w:ascii="Times New Roman" w:hAnsi="Times New Roman" w:eastAsia="Times New Roman" w:cs="Times New Roman"/>
-          <w:i/>
-          <w:iCs/>
         </w:rPr>
         <w:t>”</w:t>
       </w:r>
       <w:r>
         <w:rPr>
           <w:rFonts w:hint="eastAsia" w:ascii="Times New Roman" w:hAnsi="Times New Roman" w:eastAsia="FangSong" w:cs="Times New Roman"/>
-          <w:i/>
-          <w:iCs/>
         </w:rPr>
         <w:t>作用称为</w:t>
       </w:r>
@@ -8836,80 +8841,60 @@
           <w:rFonts w:hint="eastAsia" w:ascii="Times New Roman" w:hAnsi="Times New Roman" w:eastAsia="FangSong" w:cs="Times New Roman"/>
           <w:b/>
           <w:bCs/>
-          <w:i/>
-          <w:iCs/>
         </w:rPr>
         <w:t xml:space="preserve">屏蔽效应</w:t>
       </w:r>
       <w:r>
         <w:rPr>
           <w:rFonts w:hint="eastAsia" w:ascii="Times New Roman" w:hAnsi="Times New Roman" w:eastAsia="Times New Roman" w:cs="Times New Roman"/>
-          <w:i/>
-          <w:iCs/>
         </w:rPr>
         <w:t xml:space="preserve">（shielding</w:t>
       </w:r>
       <w:r>
         <w:rPr>
           <w:rFonts w:ascii="Times New Roman" w:hAnsi="Times New Roman" w:eastAsia="Times New Roman" w:cs="Times New Roman"/>
-          <w:i/>
-          <w:iCs/>
-        </w:rPr>
-        <w:t xml:space="preserve"> </w:t>
-      </w:r>
-      <w:r>
-        <w:rPr>
-          <w:rFonts w:hint="eastAsia" w:ascii="Times New Roman" w:hAnsi="Times New Roman" w:eastAsia="Times New Roman" w:cs="Times New Roman"/>
-          <w:i/>
-          <w:iCs/>
+        </w:rPr>
+        <w:t xml:space="preserve"> </w:t>
+      </w:r>
+      <w:r>
+        <w:rPr>
+          <w:rFonts w:hint="eastAsia" w:ascii="Times New Roman" w:hAnsi="Times New Roman" w:eastAsia="Times New Roman" w:cs="Times New Roman"/>
         </w:rPr>
         <w:t>effect）——</w:t>
       </w:r>
       <w:r>
         <w:rPr>
           <w:rFonts w:hint="eastAsia" w:ascii="Times New Roman" w:hAnsi="Times New Roman" w:eastAsia="FangSong" w:cs="Times New Roman"/>
-          <w:i/>
-          <w:iCs/>
         </w:rPr>
         <w:t>内层电子带负电</w:t>
       </w:r>
       <w:r>
         <w:rPr>
           <w:rFonts w:hint="eastAsia" w:ascii="Times New Roman" w:hAnsi="Times New Roman" w:eastAsia="Times New Roman" w:cs="Times New Roman"/>
-          <w:i/>
-          <w:iCs/>
         </w:rPr>
         <w:t>，</w:t>
       </w:r>
       <w:r>
         <w:rPr>
           <w:rFonts w:hint="eastAsia" w:ascii="Times New Roman" w:hAnsi="Times New Roman" w:eastAsia="FangSong" w:cs="Times New Roman"/>
-          <w:i/>
-          <w:iCs/>
         </w:rPr>
         <w:t>抵消了部分核电荷对外层电子的吸引</w:t>
       </w:r>
       <w:r>
         <w:rPr>
           <w:rFonts w:hint="eastAsia" w:ascii="Times New Roman" w:hAnsi="Times New Roman" w:eastAsia="Times New Roman" w:cs="Times New Roman"/>
-          <w:i/>
-          <w:iCs/>
         </w:rPr>
         <w:t>，</w:t>
       </w:r>
       <w:r>
         <w:rPr>
           <w:rFonts w:hint="eastAsia" w:ascii="Times New Roman" w:hAnsi="Times New Roman" w:eastAsia="FangSong" w:cs="Times New Roman"/>
-          <w:i/>
-          <w:iCs/>
         </w:rPr>
         <w:t>使外层电子实际感受到的正电荷小于核电荷数</w:t>
       </w:r>
       <w:r>
         <w:rPr>
           <w:rFonts w:ascii="Times New Roman" w:hAnsi="Times New Roman" w:eastAsia="Times New Roman" w:cs="Times New Roman"/>
-          <w:i/>
-          <w:iCs/>
         </w:rPr>
         <w:t xml:space="preserve"> </w:t>
       </w:r>
@@ -8921,11 +8906,26 @@
       <w:r>
         <w:rPr>
           <w:rFonts w:ascii="Times New Roman" w:hAnsi="Times New Roman" w:eastAsia="Times New Roman" w:cs="Times New Roman"/>
-          <w:i/>
-          <w:iCs/>
-        </w:rPr>
-        <w:t xml:space="preserve">。Z</w:t>
-      </w:r>
+        </w:rPr>
+        <w:t xml:space="preserve">。</w:t>
+      </w:r>
+      <m:oMath>
+        <m:sSup>
+          <m:e>
+            <m:r>
+              <m:t>Z</m:t>
+            </m:r>
+          </m:e>
+          <m:sup>
+            <m:r>
+              <m:rPr>
+                <m:sty m:val="p"/>
+              </m:rPr>
+              <m:t>*</m:t>
+            </m:r>
+          </m:sup>
+        </m:sSup>
+      </m:oMath>
       <w:r>
         <w:rPr>
           <w:rFonts w:ascii="Times New Roman" w:hAnsi="Times New Roman" w:eastAsia="Times New Roman" w:cs="Times New Roman"/>
@@ -9198,8 +9198,25 @@
         <w:rPr>
           <w:rFonts w:hint="eastAsia" w:ascii="Times New Roman" w:hAnsi="Times New Roman" w:eastAsia="Times New Roman" w:cs="Times New Roman"/>
         </w:rPr>
-        <w:t>，Z*</w:t>
-      </w:r>
+        <w:t>，</w:t>
+      </w:r>
+      <m:oMath>
+        <m:sSup>
+          <m:e>
+            <m:r>
+              <m:t>Z</m:t>
+            </m:r>
+          </m:e>
+          <m:sup>
+            <m:r>
+              <m:rPr>
+                <m:sty m:val="p"/>
+              </m:rPr>
+              <m:t>*</m:t>
+            </m:r>
+          </m:sup>
+        </m:sSup>
+      </m:oMath>
       <w:r>
         <w:rPr>
           <w:rFonts w:ascii="Times New Roman" w:hAnsi="Times New Roman" w:eastAsia="Times New Roman" w:cs="Times New Roman"/>
@@ -9308,7 +9325,30 @@
         <w:rPr>
           <w:rFonts w:ascii="Times New Roman" w:hAnsi="Times New Roman" w:eastAsia="Times New Roman" w:cs="Times New Roman"/>
         </w:rPr>
-        <w:t xml:space="preserve"> Z* </w:t>
+        <w:t xml:space="preserve"> </w:t>
+      </w:r>
+      <m:oMath>
+        <m:sSup>
+          <m:e>
+            <m:r>
+              <m:t>Z</m:t>
+            </m:r>
+          </m:e>
+          <m:sup>
+            <m:r>
+              <m:rPr>
+                <m:sty m:val="p"/>
+              </m:rPr>
+              <m:t>*</m:t>
+            </m:r>
+          </m:sup>
+        </m:sSup>
+      </m:oMath>
+      <w:r>
+        <w:rPr>
+          <w:rFonts w:ascii="Times New Roman" w:hAnsi="Times New Roman" w:eastAsia="Times New Roman" w:cs="Times New Roman"/>
+        </w:rPr>
+        <w:t xml:space="preserve"> </w:t>
       </w:r>
       <w:r>
         <w:rPr>
@@ -9351,7 +9391,30 @@
         <w:rPr>
           <w:rFonts w:ascii="Times New Roman" w:hAnsi="Times New Roman" w:eastAsia="Times New Roman" w:cs="Times New Roman"/>
         </w:rPr>
-        <w:t xml:space="preserve"> Z* </w:t>
+        <w:t xml:space="preserve"> </w:t>
+      </w:r>
+      <m:oMath>
+        <m:sSup>
+          <m:e>
+            <m:r>
+              <m:t>Z</m:t>
+            </m:r>
+          </m:e>
+          <m:sup>
+            <m:r>
+              <m:rPr>
+                <m:sty m:val="p"/>
+              </m:rPr>
+              <m:t>*</m:t>
+            </m:r>
+          </m:sup>
+        </m:sSup>
+      </m:oMath>
+      <w:r>
+        <w:rPr>
+          <w:rFonts w:ascii="Times New Roman" w:hAnsi="Times New Roman" w:eastAsia="Times New Roman" w:cs="Times New Roman"/>
+        </w:rPr>
+        <w:t xml:space="preserve"> </w:t>
       </w:r>
       <w:r>
         <w:rPr>
@@ -9539,7 +9602,30 @@
         <w:rPr>
           <w:rFonts w:ascii="Times New Roman" w:hAnsi="Times New Roman" w:eastAsia="Times New Roman" w:cs="Times New Roman"/>
         </w:rPr>
-        <w:t xml:space="preserve"> Z* </w:t>
+        <w:t xml:space="preserve"> </w:t>
+      </w:r>
+      <m:oMath>
+        <m:sSup>
+          <m:e>
+            <m:r>
+              <m:t>Z</m:t>
+            </m:r>
+          </m:e>
+          <m:sup>
+            <m:r>
+              <m:rPr>
+                <m:sty m:val="p"/>
+              </m:rPr>
+              <m:t>*</m:t>
+            </m:r>
+          </m:sup>
+        </m:sSup>
+      </m:oMath>
+      <w:r>
+        <w:rPr>
+          <w:rFonts w:ascii="Times New Roman" w:hAnsi="Times New Roman" w:eastAsia="Times New Roman" w:cs="Times New Roman"/>
+        </w:rPr>
+        <w:t xml:space="preserve"> </w:t>
       </w:r>
       <w:r>
         <w:rPr>
@@ -9778,11 +9864,28 @@
         </w:rPr>
         <w:t xml:space="preserve"> </w:t>
       </w:r>
-      <w:r>
-        <w:rPr>
-          <w:rFonts w:hint="eastAsia" w:ascii="Times New Roman" w:hAnsi="Times New Roman" w:eastAsia="Times New Roman" w:cs="Times New Roman"/>
-        </w:rPr>
-        <w:t xml:space="preserve">Z*（3s</w:t>
+      <m:oMath>
+        <m:sSup>
+          <m:e>
+            <m:r>
+              <m:t>Z</m:t>
+            </m:r>
+          </m:e>
+          <m:sup>
+            <m:r>
+              <m:rPr>
+                <m:sty m:val="p"/>
+              </m:rPr>
+              <m:t>*</m:t>
+            </m:r>
+          </m:sup>
+        </m:sSup>
+      </m:oMath>
+      <w:r>
+        <w:rPr>
+          <w:rFonts w:hint="eastAsia" w:ascii="Times New Roman" w:hAnsi="Times New Roman" w:eastAsia="Times New Roman" w:cs="Times New Roman"/>
+        </w:rPr>
+        <w:t xml:space="preserve">（3s</w:t>
       </w:r>
       <w:r>
         <w:rPr>
@@ -9951,11 +10054,28 @@
         </w:rPr>
         <w:t xml:space="preserve"> </w:t>
       </w:r>
-      <w:r>
-        <w:rPr>
-          <w:rFonts w:hint="eastAsia" w:ascii="Times New Roman" w:hAnsi="Times New Roman" w:eastAsia="Times New Roman" w:cs="Times New Roman"/>
-        </w:rPr>
-        <w:t xml:space="preserve">Z*（3p</w:t>
+      <m:oMath>
+        <m:sSup>
+          <m:e>
+            <m:r>
+              <m:t>Z</m:t>
+            </m:r>
+          </m:e>
+          <m:sup>
+            <m:r>
+              <m:rPr>
+                <m:sty m:val="p"/>
+              </m:rPr>
+              <m:t>*</m:t>
+            </m:r>
+          </m:sup>
+        </m:sSup>
+      </m:oMath>
+      <w:r>
+        <w:rPr>
+          <w:rFonts w:hint="eastAsia" w:ascii="Times New Roman" w:hAnsi="Times New Roman" w:eastAsia="Times New Roman" w:cs="Times New Roman"/>
+        </w:rPr>
+        <w:t xml:space="preserve">（3p</w:t>
       </w:r>
       <w:r>
         <w:rPr>
@@ -10118,11 +10238,28 @@
           <w:numId w:val="1002"/>
         </w:numPr>
       </w:pPr>
-      <w:r>
-        <w:rPr>
-          <w:rFonts w:ascii="Times New Roman" w:hAnsi="Times New Roman" w:eastAsia="Times New Roman" w:cs="Times New Roman"/>
-        </w:rPr>
-        <w:t xml:space="preserve">Z* </w:t>
+      <m:oMath>
+        <m:sSup>
+          <m:e>
+            <m:r>
+              <m:t>Z</m:t>
+            </m:r>
+          </m:e>
+          <m:sup>
+            <m:r>
+              <m:rPr>
+                <m:sty m:val="p"/>
+              </m:rPr>
+              <m:t>*</m:t>
+            </m:r>
+          </m:sup>
+        </m:sSup>
+      </m:oMath>
+      <w:r>
+        <w:rPr>
+          <w:rFonts w:ascii="Times New Roman" w:hAnsi="Times New Roman" w:eastAsia="Times New Roman" w:cs="Times New Roman"/>
+        </w:rPr>
+        <w:t xml:space="preserve"> </w:t>
       </w:r>
       <w:r>
         <w:rPr>
@@ -11673,19 +11810,20 @@
         </w:rPr>
         <w:t xml:space="preserve"> </w:t>
       </w:r>
-      <w:r>
-        <w:rPr>
-          <w:rFonts w:hint="eastAsia" w:ascii="Times New Roman" w:hAnsi="Times New Roman" w:eastAsia="Times New Roman" w:cs="Times New Roman"/>
-        </w:rPr>
-        <w:t>I</w:t>
-      </w:r>
-      <w:r>
-        <w:rPr>
-          <w:rFonts w:hint="eastAsia" w:ascii="Times New Roman" w:hAnsi="Times New Roman" w:eastAsia="Times New Roman" w:cs="Times New Roman"/>
-          <w:vertAlign w:val="subscript"/>
-        </w:rPr>
-        <w:t>1</w:t>
-      </w:r>
+      <m:oMath>
+        <m:sSub>
+          <m:e>
+            <m:r>
+              <m:t>I</m:t>
+            </m:r>
+          </m:e>
+          <m:sub>
+            <m:r>
+              <m:t>1</m:t>
+            </m:r>
+          </m:sub>
+        </m:sSub>
+      </m:oMath>
       <w:r>
         <w:rPr>
           <w:rFonts w:hint="eastAsia" w:ascii="Times New Roman" w:hAnsi="Times New Roman" w:eastAsia="Times New Roman" w:cs="Times New Roman"/>
@@ -11860,7 +11998,30 @@
         <w:rPr>
           <w:rFonts w:ascii="Times New Roman" w:hAnsi="Times New Roman" w:eastAsia="Times New Roman" w:cs="Times New Roman"/>
         </w:rPr>
-        <w:t xml:space="preserve"> Z* </w:t>
+        <w:t xml:space="preserve"> </w:t>
+      </w:r>
+      <m:oMath>
+        <m:sSup>
+          <m:e>
+            <m:r>
+              <m:t>Z</m:t>
+            </m:r>
+          </m:e>
+          <m:sup>
+            <m:r>
+              <m:rPr>
+                <m:sty m:val="p"/>
+              </m:rPr>
+              <m:t>*</m:t>
+            </m:r>
+          </m:sup>
+        </m:sSup>
+      </m:oMath>
+      <w:r>
+        <w:rPr>
+          <w:rFonts w:ascii="Times New Roman" w:hAnsi="Times New Roman" w:eastAsia="Times New Roman" w:cs="Times New Roman"/>
+        </w:rPr>
+        <w:t xml:space="preserve"> </w:t>
       </w:r>
       <w:r>
         <w:rPr>
@@ -11995,15 +12156,22 @@
         <w:rPr>
           <w:rFonts w:hint="eastAsia" w:ascii="Times New Roman" w:hAnsi="Times New Roman" w:eastAsia="Times New Roman" w:cs="Times New Roman"/>
         </w:rPr>
-        <w:t>）：I</w:t>
-      </w:r>
-      <w:r>
-        <w:rPr>
-          <w:rFonts w:hint="eastAsia" w:ascii="Times New Roman" w:hAnsi="Times New Roman" w:eastAsia="Times New Roman" w:cs="Times New Roman"/>
-          <w:vertAlign w:val="subscript"/>
-        </w:rPr>
-        <w:t>1</w:t>
-      </w:r>
+        <w:t>）：</w:t>
+      </w:r>
+      <m:oMath>
+        <m:sSub>
+          <m:e>
+            <m:r>
+              <m:t>I</m:t>
+            </m:r>
+          </m:e>
+          <m:sub>
+            <m:r>
+              <m:t>1</m:t>
+            </m:r>
+          </m:sub>
+        </m:sSub>
+      </m:oMath>
       <w:r>
         <w:rPr>
           <w:rFonts w:ascii="Times New Roman" w:hAnsi="Times New Roman" w:eastAsia="Times New Roman" w:cs="Times New Roman"/>
@@ -12065,15 +12233,22 @@
         <w:rPr>
           <w:rFonts w:hint="eastAsia" w:ascii="Times New Roman" w:hAnsi="Times New Roman" w:eastAsia="Times New Roman" w:cs="Times New Roman"/>
         </w:rPr>
-        <w:t>）：I</w:t>
-      </w:r>
-      <w:r>
-        <w:rPr>
-          <w:rFonts w:hint="eastAsia" w:ascii="Times New Roman" w:hAnsi="Times New Roman" w:eastAsia="Times New Roman" w:cs="Times New Roman"/>
-          <w:vertAlign w:val="subscript"/>
-        </w:rPr>
-        <w:t>1</w:t>
-      </w:r>
+        <w:t>）：</w:t>
+      </w:r>
+      <m:oMath>
+        <m:sSub>
+          <m:e>
+            <m:r>
+              <m:t>I</m:t>
+            </m:r>
+          </m:e>
+          <m:sub>
+            <m:r>
+              <m:t>1</m:t>
+            </m:r>
+          </m:sub>
+        </m:sSub>
+      </m:oMath>
       <w:r>
         <w:rPr>
           <w:rFonts w:ascii="Times New Roman" w:hAnsi="Times New Roman" w:eastAsia="Times New Roman" w:cs="Times New Roman"/>
@@ -12147,15 +12322,22 @@
         <w:rPr>
           <w:rFonts w:ascii="Times New Roman" w:hAnsi="Times New Roman" w:eastAsia="Times New Roman" w:cs="Times New Roman"/>
         </w:rPr>
-        <w:t xml:space="preserve"> I</w:t>
-      </w:r>
-      <w:r>
-        <w:rPr>
-          <w:rFonts w:ascii="Times New Roman" w:hAnsi="Times New Roman" w:eastAsia="Times New Roman" w:cs="Times New Roman"/>
-          <w:vertAlign w:val="subscript"/>
-        </w:rPr>
-        <w:t>1</w:t>
-      </w:r>
+        <w:t xml:space="preserve"> </w:t>
+      </w:r>
+      <m:oMath>
+        <m:sSub>
+          <m:e>
+            <m:r>
+              <m:t>I</m:t>
+            </m:r>
+          </m:e>
+          <m:sub>
+            <m:r>
+              <m:t>1</m:t>
+            </m:r>
+          </m:sub>
+        </m:sSub>
+      </m:oMath>
       <w:r>
         <w:rPr>
           <w:rFonts w:ascii="Times New Roman" w:hAnsi="Times New Roman" w:eastAsia="Times New Roman" w:cs="Times New Roman"/>
@@ -13767,13 +13949,10 @@
           </m:e>
           <m:sup>
             <m:r>
-              <m:t>2</m:t>
+              <m:t>23</m:t>
             </m:r>
           </m:sup>
         </m:sSup>
-        <m:r>
-          <m:t>3</m:t>
-        </m:r>
         <m:sSup>
           <m:e>
             <m:r>
@@ -14934,15 +15113,22 @@
         <w:rPr>
           <w:rFonts w:ascii="Times New Roman" w:hAnsi="Times New Roman" w:eastAsia="Times New Roman" w:cs="Times New Roman"/>
         </w:rPr>
-        <w:t xml:space="preserve"> I</w:t>
-      </w:r>
-      <w:r>
-        <w:rPr>
-          <w:rFonts w:ascii="Times New Roman" w:hAnsi="Times New Roman" w:eastAsia="Times New Roman" w:cs="Times New Roman"/>
-          <w:vertAlign w:val="subscript"/>
-        </w:rPr>
-        <w:t>6</w:t>
-      </w:r>
+        <w:t xml:space="preserve"> </w:t>
+      </w:r>
+      <m:oMath>
+        <m:sSub>
+          <m:e>
+            <m:r>
+              <m:t>I</m:t>
+            </m:r>
+          </m:e>
+          <m:sub>
+            <m:r>
+              <m:t>6</m:t>
+            </m:r>
+          </m:sub>
+        </m:sSub>
+      </m:oMath>
       <w:r>
         <w:rPr>
           <w:rFonts w:ascii="Times New Roman" w:hAnsi="Times New Roman" w:eastAsia="Times New Roman" w:cs="Times New Roman"/>
@@ -16319,19 +16505,20 @@
         </w:rPr>
         <w:t xml:space="preserve"> </w:t>
       </w:r>
-      <w:r>
-        <w:rPr>
-          <w:rFonts w:hint="eastAsia" w:ascii="Times New Roman" w:hAnsi="Times New Roman" w:eastAsia="Times New Roman" w:cs="Times New Roman"/>
-        </w:rPr>
-        <w:t>E</w:t>
-      </w:r>
-      <w:r>
-        <w:rPr>
-          <w:rFonts w:hint="eastAsia" w:ascii="Times New Roman" w:hAnsi="Times New Roman" w:eastAsia="Times New Roman" w:cs="Times New Roman"/>
-          <w:vertAlign w:val="subscript"/>
-        </w:rPr>
-        <w:t>1</w:t>
-      </w:r>
+      <m:oMath>
+        <m:sSub>
+          <m:e>
+            <m:r>
+              <m:t>E</m:t>
+            </m:r>
+          </m:e>
+          <m:sub>
+            <m:r>
+              <m:t>1</m:t>
+            </m:r>
+          </m:sub>
+        </m:sSub>
+      </m:oMath>
       <w:r>
         <w:rPr>
           <w:rFonts w:hint="eastAsia" w:ascii="Times New Roman" w:hAnsi="Times New Roman" w:eastAsia="Times New Roman" w:cs="Times New Roman"/>
@@ -16433,15 +16620,22 @@
         <w:rPr>
           <w:rFonts w:ascii="Times New Roman" w:hAnsi="Times New Roman" w:eastAsia="Times New Roman" w:cs="Times New Roman"/>
         </w:rPr>
-        <w:t xml:space="preserve"> E</w:t>
-      </w:r>
-      <w:r>
-        <w:rPr>
-          <w:rFonts w:ascii="Times New Roman" w:hAnsi="Times New Roman" w:eastAsia="Times New Roman" w:cs="Times New Roman"/>
-          <w:vertAlign w:val="subscript"/>
-        </w:rPr>
-        <w:t>1</w:t>
-      </w:r>
+        <w:t xml:space="preserve"> </w:t>
+      </w:r>
+      <m:oMath>
+        <m:sSub>
+          <m:e>
+            <m:r>
+              <m:t>E</m:t>
+            </m:r>
+          </m:e>
+          <m:sub>
+            <m:r>
+              <m:t>1</m:t>
+            </m:r>
+          </m:sub>
+        </m:sSub>
+      </m:oMath>
       <w:r>
         <w:rPr>
           <w:rFonts w:ascii="Times New Roman" w:hAnsi="Times New Roman" w:eastAsia="Times New Roman" w:cs="Times New Roman"/>
@@ -16502,15 +16696,22 @@
         <w:rPr>
           <w:rFonts w:hint="eastAsia" w:ascii="Times New Roman" w:hAnsi="Times New Roman" w:eastAsia="Times New Roman" w:cs="Times New Roman"/>
         </w:rPr>
-        <w:t>）：E</w:t>
-      </w:r>
-      <w:r>
-        <w:rPr>
-          <w:rFonts w:hint="eastAsia" w:ascii="Times New Roman" w:hAnsi="Times New Roman" w:eastAsia="Times New Roman" w:cs="Times New Roman"/>
-          <w:vertAlign w:val="subscript"/>
-        </w:rPr>
-        <w:t>1</w:t>
-      </w:r>
+        <w:t>）：</w:t>
+      </w:r>
+      <m:oMath>
+        <m:sSub>
+          <m:e>
+            <m:r>
+              <m:t>E</m:t>
+            </m:r>
+          </m:e>
+          <m:sub>
+            <m:r>
+              <m:t>1</m:t>
+            </m:r>
+          </m:sub>
+        </m:sSub>
+      </m:oMath>
       <w:r>
         <w:rPr>
           <w:rFonts w:ascii="Times New Roman" w:hAnsi="Times New Roman" w:eastAsia="Times New Roman" w:cs="Times New Roman"/>
@@ -16572,15 +16773,22 @@
         <w:rPr>
           <w:rFonts w:hint="eastAsia" w:ascii="Times New Roman" w:hAnsi="Times New Roman" w:eastAsia="Times New Roman" w:cs="Times New Roman"/>
         </w:rPr>
-        <w:t>）：E</w:t>
-      </w:r>
-      <w:r>
-        <w:rPr>
-          <w:rFonts w:hint="eastAsia" w:ascii="Times New Roman" w:hAnsi="Times New Roman" w:eastAsia="Times New Roman" w:cs="Times New Roman"/>
-          <w:vertAlign w:val="subscript"/>
-        </w:rPr>
-        <w:t>1</w:t>
-      </w:r>
+        <w:t>）：</w:t>
+      </w:r>
+      <m:oMath>
+        <m:sSub>
+          <m:e>
+            <m:r>
+              <m:t>E</m:t>
+            </m:r>
+          </m:e>
+          <m:sub>
+            <m:r>
+              <m:t>1</m:t>
+            </m:r>
+          </m:sub>
+        </m:sSub>
+      </m:oMath>
       <w:r>
         <w:rPr>
           <w:rFonts w:ascii="Times New Roman" w:hAnsi="Times New Roman" w:eastAsia="Times New Roman" w:cs="Times New Roman"/>
@@ -21769,18 +21977,25 @@
               <w:pStyle w:val="Compact"/>
               <w:jc w:val="center"/>
             </w:pPr>
+            <m:oMath>
+              <m:sSub>
+                <m:e>
+                  <m:r>
+                    <m:t>I</m:t>
+                  </m:r>
+                </m:e>
+                <m:sub>
+                  <m:r>
+                    <m:t>1</m:t>
+                  </m:r>
+                </m:sub>
+              </m:sSub>
+            </m:oMath>
             <w:r>
               <w:rPr>
                 <w:rFonts w:ascii="Times New Roman" w:hAnsi="Times New Roman" w:eastAsia="Times New Roman" w:cs="Times New Roman"/>
               </w:rPr>
-              <w:t>I</w:t>
-            </w:r>
-            <w:r>
-              <w:rPr>
-                <w:rFonts w:ascii="Times New Roman" w:hAnsi="Times New Roman" w:eastAsia="Times New Roman" w:cs="Times New Roman"/>
-                <w:vertAlign w:val="subscript"/>
-              </w:rPr>
-              <w:t>1</w:t>
+              <w:t xml:space="preserve">​</w:t>
             </w:r>
           </w:p>
         </w:tc>
@@ -21861,52 +22076,66 @@
               <w:rPr>
                 <w:rFonts w:hint="eastAsia" w:ascii="Times New Roman" w:hAnsi="Times New Roman" w:eastAsia="Times New Roman" w:cs="Times New Roman"/>
               </w:rPr>
-              <w:t>ⅢA（s</w:t>
+              <w:t xml:space="preserve">ⅢA（</w:t>
+            </w:r>
+            <m:oMath>
+              <m:sSup>
+                <m:e>
+                  <m:r>
+                    <m:t>s</m:t>
+                  </m:r>
+                </m:e>
+                <m:sup>
+                  <m:r>
+                    <m:t>2</m:t>
+                  </m:r>
+                </m:sup>
+              </m:sSup>
+            </m:oMath>
+            <w:r>
+              <w:rPr>
+                <w:rFonts w:ascii="Times New Roman" w:hAnsi="Times New Roman" w:eastAsia="Times New Roman" w:cs="Times New Roman"/>
+              </w:rPr>
+              <w:t xml:space="preserve"> </w:t>
+            </w:r>
+            <w:r>
+              <w:rPr>
+                <w:rFonts w:hint="eastAsia" w:ascii="Times New Roman" w:hAnsi="Times New Roman" w:eastAsia="FangSong" w:cs="Times New Roman"/>
+              </w:rPr>
+              <w:t>全满</w:t>
             </w:r>
             <w:r>
               <w:rPr>
                 <w:rFonts w:hint="eastAsia" w:ascii="Times New Roman" w:hAnsi="Times New Roman" w:eastAsia="Times New Roman" w:cs="Times New Roman"/>
-                <w:vertAlign w:val="superscript"/>
-              </w:rPr>
-              <w:t>2</w:t>
+              </w:rPr>
+              <w:t>）；ⅤA</w:t>
             </w:r>
             <w:r>
               <w:rPr>
                 <w:rFonts w:ascii="Times New Roman" w:hAnsi="Times New Roman" w:eastAsia="Times New Roman" w:cs="Times New Roman"/>
               </w:rPr>
-              <w:t xml:space="preserve"> </w:t>
-            </w:r>
-            <w:r>
-              <w:rPr>
-                <w:rFonts w:hint="eastAsia" w:ascii="Times New Roman" w:hAnsi="Times New Roman" w:eastAsia="FangSong" w:cs="Times New Roman"/>
-              </w:rPr>
-              <w:t>全满</w:t>
+              <w:t xml:space="preserve"> &gt; </w:t>
             </w:r>
             <w:r>
               <w:rPr>
                 <w:rFonts w:hint="eastAsia" w:ascii="Times New Roman" w:hAnsi="Times New Roman" w:eastAsia="Times New Roman" w:cs="Times New Roman"/>
               </w:rPr>
-              <w:t>）；ⅤA</w:t>
-            </w:r>
-            <w:r>
-              <w:rPr>
-                <w:rFonts w:ascii="Times New Roman" w:hAnsi="Times New Roman" w:eastAsia="Times New Roman" w:cs="Times New Roman"/>
-              </w:rPr>
-              <w:t xml:space="preserve"> &gt; </w:t>
-            </w:r>
-            <w:r>
-              <w:rPr>
-                <w:rFonts w:hint="eastAsia" w:ascii="Times New Roman" w:hAnsi="Times New Roman" w:eastAsia="Times New Roman" w:cs="Times New Roman"/>
-              </w:rPr>
-              <w:t>ⅥA（p</w:t>
-            </w:r>
-            <w:r>
-              <w:rPr>
-                <w:rFonts w:hint="eastAsia" w:ascii="Times New Roman" w:hAnsi="Times New Roman" w:eastAsia="Times New Roman" w:cs="Times New Roman"/>
-                <w:vertAlign w:val="superscript"/>
-              </w:rPr>
-              <w:t>3</w:t>
-            </w:r>
+              <w:t xml:space="preserve">ⅥA（</w:t>
+            </w:r>
+            <m:oMath>
+              <m:sSup>
+                <m:e>
+                  <m:r>
+                    <m:t>p</m:t>
+                  </m:r>
+                </m:e>
+                <m:sup>
+                  <m:r>
+                    <m:t>3</m:t>
+                  </m:r>
+                </m:sup>
+              </m:sSup>
+            </m:oMath>
             <w:r>
               <w:rPr>
                 <w:rFonts w:ascii="Times New Roman" w:hAnsi="Times New Roman" w:eastAsia="Times New Roman" w:cs="Times New Roman"/>
@@ -21951,18 +22180,25 @@
               <w:pStyle w:val="Compact"/>
               <w:jc w:val="center"/>
             </w:pPr>
+            <m:oMath>
+              <m:sSub>
+                <m:e>
+                  <m:r>
+                    <m:t>E</m:t>
+                  </m:r>
+                </m:e>
+                <m:sub>
+                  <m:r>
+                    <m:t>1</m:t>
+                  </m:r>
+                </m:sub>
+              </m:sSub>
+            </m:oMath>
             <w:r>
               <w:rPr>
                 <w:rFonts w:ascii="Times New Roman" w:hAnsi="Times New Roman" w:eastAsia="Times New Roman" w:cs="Times New Roman"/>
               </w:rPr>
-              <w:t>E</w:t>
-            </w:r>
-            <w:r>
-              <w:rPr>
-                <w:rFonts w:ascii="Times New Roman" w:hAnsi="Times New Roman" w:eastAsia="Times New Roman" w:cs="Times New Roman"/>
-                <w:vertAlign w:val="subscript"/>
-              </w:rPr>
-              <w:t>1</w:t>
+              <w:t xml:space="preserve">​</w:t>
             </w:r>
           </w:p>
         </w:tc>
@@ -22392,27 +22628,26 @@
               <w:pStyle w:val="Compact"/>
               <w:jc w:val="center"/>
             </w:pPr>
+            <m:oMath>
+              <m:sSub>
+                <m:e>
+                  <m:r>
+                    <m:t>I</m:t>
+                  </m:r>
+                </m:e>
+                <m:sub>
+                  <m:r>
+                    <m:t>1</m:t>
+                  </m:r>
+                </m:sub>
+              </m:sSub>
+            </m:oMath>
             <w:r>
               <w:rPr>
                 <w:rFonts w:ascii="Times New Roman" w:hAnsi="Times New Roman" w:eastAsia="Times New Roman" w:cs="Times New Roman"/>
                 <w:b/>
               </w:rPr>
-              <w:t>I</w:t>
-            </w:r>
-            <w:r>
-              <w:rPr>
-                <w:rFonts w:ascii="Times New Roman" w:hAnsi="Times New Roman" w:eastAsia="Times New Roman" w:cs="Times New Roman"/>
-                <w:b/>
-                <w:vertAlign w:val="subscript"/>
-              </w:rPr>
-              <w:t>1</w:t>
-            </w:r>
-            <w:r>
-              <w:rPr>
-                <w:rFonts w:ascii="Times New Roman" w:hAnsi="Times New Roman" w:eastAsia="Times New Roman" w:cs="Times New Roman"/>
-                <w:b/>
-              </w:rPr>
-              <w:t>/(kJ/mol)</w:t>
+              <w:t xml:space="preserve">/(kJ/mol)</w:t>
             </w:r>
           </w:p>
         </w:tc>
@@ -24292,15 +24527,22 @@
         <w:rPr>
           <w:rFonts w:ascii="Times New Roman" w:hAnsi="Times New Roman" w:eastAsia="Times New Roman" w:cs="Times New Roman"/>
         </w:rPr>
-        <w:t xml:space="preserve"> I</w:t>
-      </w:r>
-      <w:r>
-        <w:rPr>
-          <w:rFonts w:ascii="Times New Roman" w:hAnsi="Times New Roman" w:eastAsia="Times New Roman" w:cs="Times New Roman"/>
-          <w:vertAlign w:val="subscript"/>
-        </w:rPr>
-        <w:t>1</w:t>
-      </w:r>
+        <w:t xml:space="preserve"> </w:t>
+      </w:r>
+      <m:oMath>
+        <m:sSub>
+          <m:e>
+            <m:r>
+              <m:t>I</m:t>
+            </m:r>
+          </m:e>
+          <m:sub>
+            <m:r>
+              <m:t>1</m:t>
+            </m:r>
+          </m:sub>
+        </m:sSub>
+      </m:oMath>
       <w:r>
         <w:rPr>
           <w:rFonts w:ascii="Times New Roman" w:hAnsi="Times New Roman" w:eastAsia="Times New Roman" w:cs="Times New Roman"/>
@@ -29931,15 +30173,22 @@
         <w:rPr>
           <w:rFonts w:hint="eastAsia" w:ascii="Times New Roman" w:hAnsi="Times New Roman" w:eastAsia="Times New Roman" w:cs="Times New Roman"/>
         </w:rPr>
-        <w:t>（s</w:t>
-      </w:r>
-      <w:r>
-        <w:rPr>
-          <w:rFonts w:hint="eastAsia" w:ascii="Times New Roman" w:hAnsi="Times New Roman" w:eastAsia="Times New Roman" w:cs="Times New Roman"/>
-          <w:vertAlign w:val="superscript"/>
-        </w:rPr>
-        <w:t>2</w:t>
-      </w:r>
+        <w:t>（</w:t>
+      </w:r>
+      <m:oMath>
+        <m:sSup>
+          <m:e>
+            <m:r>
+              <m:t>s</m:t>
+            </m:r>
+          </m:e>
+          <m:sup>
+            <m:r>
+              <m:t>2</m:t>
+            </m:r>
+          </m:sup>
+        </m:sSup>
+      </m:oMath>
       <w:r>
         <w:rPr>
           <w:rFonts w:ascii="Times New Roman" w:hAnsi="Times New Roman" w:eastAsia="Times New Roman" w:cs="Times New Roman"/>
@@ -29956,15 +30205,22 @@
         <w:rPr>
           <w:rFonts w:hint="eastAsia" w:ascii="Times New Roman" w:hAnsi="Times New Roman" w:eastAsia="Times New Roman" w:cs="Times New Roman"/>
         </w:rPr>
-        <w:t>、p</w:t>
-      </w:r>
-      <w:r>
-        <w:rPr>
-          <w:rFonts w:hint="eastAsia" w:ascii="Times New Roman" w:hAnsi="Times New Roman" w:eastAsia="Times New Roman" w:cs="Times New Roman"/>
-          <w:vertAlign w:val="superscript"/>
-        </w:rPr>
-        <w:t>3</w:t>
-      </w:r>
+        <w:t>、</w:t>
+      </w:r>
+      <m:oMath>
+        <m:sSup>
+          <m:e>
+            <m:r>
+              <m:t>p</m:t>
+            </m:r>
+          </m:e>
+          <m:sup>
+            <m:r>
+              <m:t>3</m:t>
+            </m:r>
+          </m:sup>
+        </m:sSup>
+      </m:oMath>
       <w:r>
         <w:rPr>
           <w:rFonts w:ascii="Times New Roman" w:hAnsi="Times New Roman" w:eastAsia="Times New Roman" w:cs="Times New Roman"/>
@@ -33963,7 +34219,30 @@
               <w:rPr>
                 <w:rFonts w:hint="eastAsia" w:ascii="Times New Roman" w:hAnsi="Times New Roman" w:eastAsia="Times New Roman" w:cs="Times New Roman"/>
               </w:rPr>
-              <w:t>↓（Z*↑），</w:t>
+              <w:t xml:space="preserve">↓（</w:t>
+            </w:r>
+            <m:oMath>
+              <m:sSup>
+                <m:e>
+                  <m:r>
+                    <m:t>Z</m:t>
+                  </m:r>
+                </m:e>
+                <m:sup>
+                  <m:r>
+                    <m:rPr>
+                      <m:sty m:val="p"/>
+                    </m:rPr>
+                    <m:t>*</m:t>
+                  </m:r>
+                </m:sup>
+              </m:sSup>
+            </m:oMath>
+            <w:r>
+              <w:rPr>
+                <w:rFonts w:hint="eastAsia" w:ascii="Times New Roman" w:hAnsi="Times New Roman" w:eastAsia="Times New Roman" w:cs="Times New Roman"/>
+              </w:rPr>
+              <w:t>↑），</w:t>
             </w:r>
             <w:r>
               <w:rPr>
@@ -34104,52 +34383,66 @@
               <w:rPr>
                 <w:rFonts w:hint="eastAsia" w:ascii="Times New Roman" w:hAnsi="Times New Roman" w:eastAsia="Times New Roman" w:cs="Times New Roman"/>
               </w:rPr>
-              <w:t>ⅢA（s</w:t>
+              <w:t xml:space="preserve">ⅢA（</w:t>
+            </w:r>
+            <m:oMath>
+              <m:sSup>
+                <m:e>
+                  <m:r>
+                    <m:t>s</m:t>
+                  </m:r>
+                </m:e>
+                <m:sup>
+                  <m:r>
+                    <m:t>2</m:t>
+                  </m:r>
+                </m:sup>
+              </m:sSup>
+            </m:oMath>
+            <w:r>
+              <w:rPr>
+                <w:rFonts w:ascii="Times New Roman" w:hAnsi="Times New Roman" w:eastAsia="Times New Roman" w:cs="Times New Roman"/>
+              </w:rPr>
+              <w:t xml:space="preserve"> </w:t>
+            </w:r>
+            <w:r>
+              <w:rPr>
+                <w:rFonts w:hint="eastAsia" w:ascii="Times New Roman" w:hAnsi="Times New Roman" w:eastAsia="FangSong" w:cs="Times New Roman"/>
+              </w:rPr>
+              <w:t>全满</w:t>
             </w:r>
             <w:r>
               <w:rPr>
                 <w:rFonts w:hint="eastAsia" w:ascii="Times New Roman" w:hAnsi="Times New Roman" w:eastAsia="Times New Roman" w:cs="Times New Roman"/>
-                <w:vertAlign w:val="superscript"/>
-              </w:rPr>
-              <w:t>2</w:t>
+              </w:rPr>
+              <w:t>），ⅤA</w:t>
             </w:r>
             <w:r>
               <w:rPr>
                 <w:rFonts w:ascii="Times New Roman" w:hAnsi="Times New Roman" w:eastAsia="Times New Roman" w:cs="Times New Roman"/>
               </w:rPr>
-              <w:t xml:space="preserve"> </w:t>
-            </w:r>
-            <w:r>
-              <w:rPr>
-                <w:rFonts w:hint="eastAsia" w:ascii="Times New Roman" w:hAnsi="Times New Roman" w:eastAsia="FangSong" w:cs="Times New Roman"/>
-              </w:rPr>
-              <w:t>全满</w:t>
+              <w:t xml:space="preserve"> &gt; </w:t>
             </w:r>
             <w:r>
               <w:rPr>
                 <w:rFonts w:hint="eastAsia" w:ascii="Times New Roman" w:hAnsi="Times New Roman" w:eastAsia="Times New Roman" w:cs="Times New Roman"/>
               </w:rPr>
-              <w:t>），ⅤA</w:t>
-            </w:r>
-            <w:r>
-              <w:rPr>
-                <w:rFonts w:ascii="Times New Roman" w:hAnsi="Times New Roman" w:eastAsia="Times New Roman" w:cs="Times New Roman"/>
-              </w:rPr>
-              <w:t xml:space="preserve"> &gt; </w:t>
-            </w:r>
-            <w:r>
-              <w:rPr>
-                <w:rFonts w:hint="eastAsia" w:ascii="Times New Roman" w:hAnsi="Times New Roman" w:eastAsia="Times New Roman" w:cs="Times New Roman"/>
-              </w:rPr>
-              <w:t>ⅥA（p</w:t>
-            </w:r>
-            <w:r>
-              <w:rPr>
-                <w:rFonts w:hint="eastAsia" w:ascii="Times New Roman" w:hAnsi="Times New Roman" w:eastAsia="Times New Roman" w:cs="Times New Roman"/>
-                <w:vertAlign w:val="superscript"/>
-              </w:rPr>
-              <w:t>3</w:t>
-            </w:r>
+              <w:t xml:space="preserve">ⅥA（</w:t>
+            </w:r>
+            <m:oMath>
+              <m:sSup>
+                <m:e>
+                  <m:r>
+                    <m:t>p</m:t>
+                  </m:r>
+                </m:e>
+                <m:sup>
+                  <m:r>
+                    <m:t>3</m:t>
+                  </m:r>
+                </m:sup>
+              </m:sSup>
+            </m:oMath>
             <w:r>
               <w:rPr>
                 <w:rFonts w:ascii="Times New Roman" w:hAnsi="Times New Roman" w:eastAsia="Times New Roman" w:cs="Times New Roman"/>
@@ -35697,19 +35990,20 @@
         </w:rPr>
         <w:t>为什么</w:t>
       </w:r>
-      <w:r>
-        <w:rPr>
-          <w:rFonts w:hint="eastAsia" w:ascii="Times New Roman" w:hAnsi="Times New Roman" w:eastAsia="Times New Roman" w:cs="Times New Roman"/>
-        </w:rPr>
-        <w:t>I</w:t>
-      </w:r>
-      <w:r>
-        <w:rPr>
-          <w:rFonts w:hint="eastAsia" w:ascii="Times New Roman" w:hAnsi="Times New Roman" w:eastAsia="Times New Roman" w:cs="Times New Roman"/>
-          <w:vertAlign w:val="subscript"/>
-        </w:rPr>
-        <w:t>1</w:t>
-      </w:r>
+      <m:oMath>
+        <m:sSub>
+          <m:e>
+            <m:r>
+              <m:t>I</m:t>
+            </m:r>
+          </m:e>
+          <m:sub>
+            <m:r>
+              <m:t>1</m:t>
+            </m:r>
+          </m:sub>
+        </m:sSub>
+      </m:oMath>
       <w:r>
         <w:rPr>
           <w:rFonts w:hint="eastAsia" w:ascii="Times New Roman" w:hAnsi="Times New Roman" w:eastAsia="FangSong" w:cs="Times New Roman"/>
@@ -35740,32 +36034,40 @@
         </w:rPr>
         <w:t>的</w:t>
       </w:r>
-      <w:r>
-        <w:rPr>
-          <w:rFonts w:hint="eastAsia" w:ascii="Times New Roman" w:hAnsi="Times New Roman" w:eastAsia="Times New Roman" w:cs="Times New Roman"/>
-        </w:rPr>
-        <w:t>I</w:t>
-      </w:r>
-      <w:r>
-        <w:rPr>
-          <w:rFonts w:hint="eastAsia" w:ascii="Times New Roman" w:hAnsi="Times New Roman" w:eastAsia="Times New Roman" w:cs="Times New Roman"/>
-          <w:vertAlign w:val="subscript"/>
-        </w:rPr>
-        <w:t>1</w:t>
-      </w:r>
-      <w:r>
-        <w:rPr>
-          <w:rFonts w:hint="eastAsia" w:ascii="Times New Roman" w:hAnsi="Times New Roman" w:eastAsia="Times New Roman" w:cs="Times New Roman"/>
-        </w:rPr>
-        <w:t>~I</w:t>
-      </w:r>
-      <w:r>
-        <w:rPr>
-          <w:rFonts w:hint="eastAsia" w:ascii="Times New Roman" w:hAnsi="Times New Roman" w:eastAsia="Times New Roman" w:cs="Times New Roman"/>
-          <w:vertAlign w:val="subscript"/>
-        </w:rPr>
-        <w:t>4</w:t>
-      </w:r>
+      <m:oMath>
+        <m:sSub>
+          <m:e>
+            <m:r>
+              <m:t>I</m:t>
+            </m:r>
+          </m:e>
+          <m:sub>
+            <m:r>
+              <m:t>1</m:t>
+            </m:r>
+          </m:sub>
+        </m:sSub>
+      </m:oMath>
+      <w:r>
+        <w:rPr>
+          <w:rFonts w:ascii="Times New Roman" w:hAnsi="Times New Roman" w:eastAsia="Times New Roman" w:cs="Times New Roman"/>
+        </w:rPr>
+        <w:t xml:space="preserve">~</w:t>
+      </w:r>
+      <m:oMath>
+        <m:sSub>
+          <m:e>
+            <m:r>
+              <m:t>I</m:t>
+            </m:r>
+          </m:e>
+          <m:sub>
+            <m:r>
+              <m:t>4</m:t>
+            </m:r>
+          </m:sub>
+        </m:sSub>
+      </m:oMath>
       <w:r>
         <w:rPr>
           <w:rFonts w:hint="eastAsia" w:ascii="Times New Roman" w:hAnsi="Times New Roman" w:eastAsia="FangSong" w:cs="Times New Roman"/>
@@ -35796,19 +36098,20 @@
         </w:rPr>
         <w:t>为何</w:t>
       </w:r>
-      <w:r>
-        <w:rPr>
-          <w:rFonts w:hint="eastAsia" w:ascii="Times New Roman" w:hAnsi="Times New Roman" w:eastAsia="Times New Roman" w:cs="Times New Roman"/>
-        </w:rPr>
-        <w:t>I</w:t>
-      </w:r>
-      <w:r>
-        <w:rPr>
-          <w:rFonts w:hint="eastAsia" w:ascii="Times New Roman" w:hAnsi="Times New Roman" w:eastAsia="Times New Roman" w:cs="Times New Roman"/>
-          <w:vertAlign w:val="subscript"/>
-        </w:rPr>
-        <w:t>3</w:t>
-      </w:r>
+      <m:oMath>
+        <m:sSub>
+          <m:e>
+            <m:r>
+              <m:t>I</m:t>
+            </m:r>
+          </m:e>
+          <m:sub>
+            <m:r>
+              <m:t>3</m:t>
+            </m:r>
+          </m:sub>
+        </m:sSub>
+      </m:oMath>
       <w:r>
         <w:rPr>
           <w:rFonts w:hint="eastAsia" w:ascii="Times New Roman" w:hAnsi="Times New Roman" w:eastAsia="FangSong" w:cs="Times New Roman"/>
@@ -35992,19 +36295,20 @@
         </w:rPr>
         <w:t>哪一个</w:t>
       </w:r>
-      <w:r>
-        <w:rPr>
-          <w:rFonts w:hint="eastAsia" w:ascii="Times New Roman" w:hAnsi="Times New Roman" w:eastAsia="Times New Roman" w:cs="Times New Roman"/>
-        </w:rPr>
-        <w:t>I</w:t>
-      </w:r>
-      <w:r>
-        <w:rPr>
-          <w:rFonts w:hint="eastAsia" w:ascii="Times New Roman" w:hAnsi="Times New Roman" w:eastAsia="Times New Roman" w:cs="Times New Roman"/>
-          <w:vertAlign w:val="subscript"/>
-        </w:rPr>
-        <w:t>1</w:t>
-      </w:r>
+      <m:oMath>
+        <m:sSub>
+          <m:e>
+            <m:r>
+              <m:t>I</m:t>
+            </m:r>
+          </m:e>
+          <m:sub>
+            <m:r>
+              <m:t>1</m:t>
+            </m:r>
+          </m:sub>
+        </m:sSub>
+      </m:oMath>
       <w:r>
         <w:rPr>
           <w:rFonts w:hint="eastAsia" w:ascii="Times New Roman" w:hAnsi="Times New Roman" w:eastAsia="FangSong" w:cs="Times New Roman"/>
@@ -36628,15 +36932,22 @@
         <w:rPr>
           <w:rFonts w:hint="eastAsia" w:ascii="Times New Roman" w:hAnsi="Times New Roman" w:eastAsia="Times New Roman" w:cs="Times New Roman"/>
         </w:rPr>
-        <w:t>：I</w:t>
-      </w:r>
-      <w:r>
-        <w:rPr>
-          <w:rFonts w:hint="eastAsia" w:ascii="Times New Roman" w:hAnsi="Times New Roman" w:eastAsia="Times New Roman" w:cs="Times New Roman"/>
-          <w:vertAlign w:val="subscript"/>
-        </w:rPr>
-        <w:t>1</w:t>
-      </w:r>
+        <w:t>：</w:t>
+      </w:r>
+      <m:oMath>
+        <m:sSub>
+          <m:e>
+            <m:r>
+              <m:t>I</m:t>
+            </m:r>
+          </m:e>
+          <m:sub>
+            <m:r>
+              <m:t>1</m:t>
+            </m:r>
+          </m:sub>
+        </m:sSub>
+      </m:oMath>
       <w:r>
         <w:rPr>
           <w:rFonts w:hint="eastAsia" w:ascii="Times New Roman" w:hAnsi="Times New Roman" w:eastAsia="FangSong" w:cs="Times New Roman"/>
@@ -36647,15 +36958,22 @@
         <w:rPr>
           <w:rFonts w:hint="eastAsia" w:ascii="Times New Roman" w:hAnsi="Times New Roman" w:eastAsia="Times New Roman" w:cs="Times New Roman"/>
         </w:rPr>
-        <w:t>，I</w:t>
-      </w:r>
-      <w:r>
-        <w:rPr>
-          <w:rFonts w:hint="eastAsia" w:ascii="Times New Roman" w:hAnsi="Times New Roman" w:eastAsia="Times New Roman" w:cs="Times New Roman"/>
-          <w:vertAlign w:val="subscript"/>
-        </w:rPr>
-        <w:t>2</w:t>
-      </w:r>
+        <w:t>，</w:t>
+      </w:r>
+      <m:oMath>
+        <m:sSub>
+          <m:e>
+            <m:r>
+              <m:t>I</m:t>
+            </m:r>
+          </m:e>
+          <m:sub>
+            <m:r>
+              <m:t>2</m:t>
+            </m:r>
+          </m:sub>
+        </m:sSub>
+      </m:oMath>
       <w:r>
         <w:rPr>
           <w:rFonts w:hint="eastAsia" w:ascii="Times New Roman" w:hAnsi="Times New Roman" w:eastAsia="FangSong" w:cs="Times New Roman"/>
@@ -36674,45 +36992,60 @@
         </w:rPr>
         <w:t>之后</w:t>
       </w:r>
-      <w:r>
-        <w:rPr>
-          <w:rFonts w:hint="eastAsia" w:ascii="Times New Roman" w:hAnsi="Times New Roman" w:eastAsia="Times New Roman" w:cs="Times New Roman"/>
-        </w:rPr>
-        <w:t>I</w:t>
-      </w:r>
-      <w:r>
-        <w:rPr>
-          <w:rFonts w:hint="eastAsia" w:ascii="Times New Roman" w:hAnsi="Times New Roman" w:eastAsia="Times New Roman" w:cs="Times New Roman"/>
-          <w:vertAlign w:val="subscript"/>
-        </w:rPr>
-        <w:t>3</w:t>
-      </w:r>
-      <w:r>
-        <w:rPr>
-          <w:rFonts w:hint="eastAsia" w:ascii="Times New Roman" w:hAnsi="Times New Roman" w:eastAsia="Times New Roman" w:cs="Times New Roman"/>
-        </w:rPr>
-        <w:t>、I</w:t>
-      </w:r>
-      <w:r>
-        <w:rPr>
-          <w:rFonts w:hint="eastAsia" w:ascii="Times New Roman" w:hAnsi="Times New Roman" w:eastAsia="Times New Roman" w:cs="Times New Roman"/>
-          <w:vertAlign w:val="subscript"/>
-        </w:rPr>
-        <w:t>4</w:t>
-      </w:r>
-      <w:r>
-        <w:rPr>
-          <w:rFonts w:hint="eastAsia" w:ascii="Times New Roman" w:hAnsi="Times New Roman" w:eastAsia="Times New Roman" w:cs="Times New Roman"/>
-        </w:rPr>
-        <w:t>、I</w:t>
-      </w:r>
-      <w:r>
-        <w:rPr>
-          <w:rFonts w:hint="eastAsia" w:ascii="Times New Roman" w:hAnsi="Times New Roman" w:eastAsia="Times New Roman" w:cs="Times New Roman"/>
-          <w:vertAlign w:val="subscript"/>
-        </w:rPr>
-        <w:t>5</w:t>
-      </w:r>
+      <m:oMath>
+        <m:sSub>
+          <m:e>
+            <m:r>
+              <m:t>I</m:t>
+            </m:r>
+          </m:e>
+          <m:sub>
+            <m:r>
+              <m:t>3</m:t>
+            </m:r>
+          </m:sub>
+        </m:sSub>
+      </m:oMath>
+      <w:r>
+        <w:rPr>
+          <w:rFonts w:ascii="Times New Roman" w:hAnsi="Times New Roman" w:eastAsia="Times New Roman" w:cs="Times New Roman"/>
+        </w:rPr>
+        <w:t xml:space="preserve">、</w:t>
+      </w:r>
+      <m:oMath>
+        <m:sSub>
+          <m:e>
+            <m:r>
+              <m:t>I</m:t>
+            </m:r>
+          </m:e>
+          <m:sub>
+            <m:r>
+              <m:t>4</m:t>
+            </m:r>
+          </m:sub>
+        </m:sSub>
+      </m:oMath>
+      <w:r>
+        <w:rPr>
+          <w:rFonts w:ascii="Times New Roman" w:hAnsi="Times New Roman" w:eastAsia="Times New Roman" w:cs="Times New Roman"/>
+        </w:rPr>
+        <w:t xml:space="preserve">、</w:t>
+      </w:r>
+      <m:oMath>
+        <m:sSub>
+          <m:e>
+            <m:r>
+              <m:t>I</m:t>
+            </m:r>
+          </m:e>
+          <m:sub>
+            <m:r>
+              <m:t>5</m:t>
+            </m:r>
+          </m:sub>
+        </m:sSub>
+      </m:oMath>
       <w:r>
         <w:rPr>
           <w:rFonts w:hint="eastAsia" w:ascii="Times New Roman" w:hAnsi="Times New Roman" w:eastAsia="FangSong" w:cs="Times New Roman"/>
@@ -37275,11 +37608,28 @@
         </w:rPr>
         <w:t>电子的</w:t>
       </w:r>
-      <w:r>
-        <w:rPr>
-          <w:rFonts w:hint="eastAsia" w:ascii="Times New Roman" w:hAnsi="Times New Roman" w:eastAsia="Times New Roman" w:cs="Times New Roman"/>
-        </w:rPr>
-        <w:t>Z*；(c)</w:t>
+      <m:oMath>
+        <m:sSup>
+          <m:e>
+            <m:r>
+              <m:t>Z</m:t>
+            </m:r>
+          </m:e>
+          <m:sup>
+            <m:r>
+              <m:rPr>
+                <m:sty m:val="p"/>
+              </m:rPr>
+              <m:t>*</m:t>
+            </m:r>
+          </m:sup>
+        </m:sSup>
+      </m:oMath>
+      <w:r>
+        <w:rPr>
+          <w:rFonts w:hint="eastAsia" w:ascii="Times New Roman" w:hAnsi="Times New Roman" w:eastAsia="Times New Roman" w:cs="Times New Roman"/>
+        </w:rPr>
+        <w:t xml:space="preserve">；(c)</w:t>
       </w:r>
       <w:r>
         <w:rPr>
@@ -38803,13 +39153,10 @@
           </m:e>
           <m:sup>
             <m:r>
-              <m:t>2</m:t>
+              <m:t>22</m:t>
             </m:r>
           </m:sup>
         </m:sSup>
-        <m:r>
-          <m:t>2</m:t>
-        </m:r>
         <m:sSup>
           <m:e>
             <m:r>
@@ -38891,13 +39238,10 @@
           </m:e>
           <m:sup>
             <m:r>
-              <m:t>2</m:t>
+              <m:t>22</m:t>
             </m:r>
           </m:sup>
         </m:sSup>
-        <m:r>
-          <m:t>2</m:t>
-        </m:r>
         <m:sSup>
           <m:e>
             <m:r>
@@ -38909,13 +39253,10 @@
           </m:e>
           <m:sup>
             <m:r>
-              <m:t>2</m:t>
+              <m:t>22</m:t>
             </m:r>
           </m:sup>
         </m:sSup>
-        <m:r>
-          <m:t>2</m:t>
-        </m:r>
         <m:sSup>
           <m:e>
             <m:r>
@@ -39873,13 +40214,10 @@
           </m:e>
           <m:sup>
             <m:r>
-              <m:t>2</m:t>
+              <m:t>23</m:t>
             </m:r>
           </m:sup>
         </m:sSup>
-        <m:r>
-          <m:t>3</m:t>
-        </m:r>
         <m:sSup>
           <m:e>
             <m:r>
@@ -41778,1562 +42116,7 @@
         </w:rPr>
         <w:t>的</w:t>
       </w:r>
-      <w:r>
-        <w:rPr>
-          <w:rFonts w:hint="eastAsia" w:ascii="Times New Roman" w:hAnsi="Times New Roman" w:eastAsia="Times New Roman" w:cs="Times New Roman"/>
-        </w:rPr>
-        <w:t>I</w:t>
-      </w:r>
-      <w:r>
-        <w:rPr>
-          <w:rFonts w:hint="eastAsia" w:ascii="Times New Roman" w:hAnsi="Times New Roman" w:eastAsia="Times New Roman" w:cs="Times New Roman"/>
-          <w:vertAlign w:val="subscript"/>
-        </w:rPr>
-        <w:t>1</w:t>
-      </w:r>
-      <w:r>
-        <w:rPr>
-          <w:rFonts w:ascii="Times New Roman" w:hAnsi="Times New Roman" w:eastAsia="Times New Roman" w:cs="Times New Roman"/>
-        </w:rPr>
-        <w:t xml:space="preserve"> &lt; </w:t>
-      </w:r>
-      <w:r>
-        <w:rPr>
-          <w:rFonts w:hint="eastAsia" w:ascii="Times New Roman" w:hAnsi="Times New Roman" w:eastAsia="Times New Roman" w:cs="Times New Roman"/>
-        </w:rPr>
-        <w:t>Mg：Na</w:t>
-      </w:r>
-      <w:r>
-        <w:rPr>
-          <w:rFonts w:hint="eastAsia" w:ascii="Times New Roman" w:hAnsi="Times New Roman" w:eastAsia="FangSong" w:cs="Times New Roman"/>
-        </w:rPr>
-        <w:t>的</w:t>
-      </w:r>
-      <w:r>
-        <w:rPr>
-          <w:rFonts w:hint="eastAsia" w:ascii="Times New Roman" w:hAnsi="Times New Roman" w:eastAsia="Times New Roman" w:cs="Times New Roman"/>
-        </w:rPr>
-        <w:t>3s</w:t>
-      </w:r>
-      <w:r>
-        <w:rPr>
-          <w:rFonts w:hint="eastAsia" w:ascii="Times New Roman" w:hAnsi="Times New Roman" w:eastAsia="Times New Roman" w:cs="Times New Roman"/>
-          <w:vertAlign w:val="superscript"/>
-        </w:rPr>
-        <w:t>1</w:t>
-      </w:r>
-      <w:r>
-        <w:rPr>
-          <w:rFonts w:hint="eastAsia" w:ascii="Times New Roman" w:hAnsi="Times New Roman" w:eastAsia="FangSong" w:cs="Times New Roman"/>
-        </w:rPr>
-        <w:t>失去</w:t>
-      </w:r>
-      <w:r>
-        <w:rPr>
-          <w:rFonts w:hint="eastAsia" w:ascii="Times New Roman" w:hAnsi="Times New Roman" w:eastAsia="Times New Roman" w:cs="Times New Roman"/>
-        </w:rPr>
-        <w:t>1</w:t>
-      </w:r>
-      <w:r>
-        <w:rPr>
-          <w:rFonts w:hint="eastAsia" w:ascii="Times New Roman" w:hAnsi="Times New Roman" w:eastAsia="FangSong" w:cs="Times New Roman"/>
-        </w:rPr>
-        <w:t>个电子即达</w:t>
-      </w:r>
-      <w:r>
-        <w:rPr>
-          <w:rFonts w:hint="eastAsia" w:ascii="Times New Roman" w:hAnsi="Times New Roman" w:eastAsia="Times New Roman" w:cs="Times New Roman"/>
-        </w:rPr>
-        <w:t>Ne</w:t>
-      </w:r>
-      <w:r>
-        <w:rPr>
-          <w:rFonts w:hint="eastAsia" w:ascii="Times New Roman" w:hAnsi="Times New Roman" w:eastAsia="FangSong" w:cs="Times New Roman"/>
-        </w:rPr>
-        <w:t>稳定构型</w:t>
-      </w:r>
-      <w:r>
-        <w:rPr>
-          <w:rFonts w:hint="eastAsia" w:ascii="Times New Roman" w:hAnsi="Times New Roman" w:eastAsia="Times New Roman" w:cs="Times New Roman"/>
-        </w:rPr>
-        <w:t>；Mg</w:t>
-      </w:r>
-      <w:r>
-        <w:rPr>
-          <w:rFonts w:hint="eastAsia" w:ascii="Times New Roman" w:hAnsi="Times New Roman" w:eastAsia="FangSong" w:cs="Times New Roman"/>
-        </w:rPr>
-        <w:t>的</w:t>
-      </w:r>
-      <w:r>
-        <w:rPr>
-          <w:rFonts w:hint="eastAsia" w:ascii="Times New Roman" w:hAnsi="Times New Roman" w:eastAsia="Times New Roman" w:cs="Times New Roman"/>
-        </w:rPr>
-        <w:t>3s</w:t>
-      </w:r>
-      <w:r>
-        <w:rPr>
-          <w:rFonts w:hint="eastAsia" w:ascii="Times New Roman" w:hAnsi="Times New Roman" w:eastAsia="Times New Roman" w:cs="Times New Roman"/>
-          <w:vertAlign w:val="superscript"/>
-        </w:rPr>
-        <w:t>2</w:t>
-      </w:r>
-      <w:r>
-        <w:rPr>
-          <w:rFonts w:hint="eastAsia" w:ascii="Times New Roman" w:hAnsi="Times New Roman" w:eastAsia="FangSong" w:cs="Times New Roman"/>
-        </w:rPr>
-        <w:t>全满更稳定</w:t>
-      </w:r>
-      <w:r>
-        <w:rPr>
-          <w:rFonts w:hint="eastAsia" w:ascii="Times New Roman" w:hAnsi="Times New Roman" w:eastAsia="Times New Roman" w:cs="Times New Roman"/>
-        </w:rPr>
-        <w:t>。Na</w:t>
-      </w:r>
-      <w:r>
-        <w:rPr>
-          <w:rFonts w:hint="eastAsia" w:ascii="Times New Roman" w:hAnsi="Times New Roman" w:eastAsia="FangSong" w:cs="Times New Roman"/>
-        </w:rPr>
-        <w:t>的</w:t>
-      </w:r>
-      <w:r>
-        <w:rPr>
-          <w:rFonts w:hint="eastAsia" w:ascii="Times New Roman" w:hAnsi="Times New Roman" w:eastAsia="Times New Roman" w:cs="Times New Roman"/>
-        </w:rPr>
-        <w:t>I</w:t>
-      </w:r>
-      <w:r>
-        <w:rPr>
-          <w:rFonts w:hint="eastAsia" w:ascii="Times New Roman" w:hAnsi="Times New Roman" w:eastAsia="Times New Roman" w:cs="Times New Roman"/>
-          <w:vertAlign w:val="subscript"/>
-        </w:rPr>
-        <w:t>2</w:t>
-      </w:r>
-      <w:r>
-        <w:rPr>
-          <w:rFonts w:ascii="Times New Roman" w:hAnsi="Times New Roman" w:eastAsia="Times New Roman" w:cs="Times New Roman"/>
-        </w:rPr>
-        <w:t xml:space="preserve"> &gt;&gt; </w:t>
-      </w:r>
-      <w:r>
-        <w:rPr>
-          <w:rFonts w:hint="eastAsia" w:ascii="Times New Roman" w:hAnsi="Times New Roman" w:eastAsia="Times New Roman" w:cs="Times New Roman"/>
-        </w:rPr>
-        <w:t>Mg</w:t>
-      </w:r>
-      <w:r>
-        <w:rPr>
-          <w:rFonts w:hint="eastAsia" w:ascii="Times New Roman" w:hAnsi="Times New Roman" w:eastAsia="FangSong" w:cs="Times New Roman"/>
-        </w:rPr>
-        <w:t>的</w:t>
-      </w:r>
-      <w:r>
-        <w:rPr>
-          <w:rFonts w:hint="eastAsia" w:ascii="Times New Roman" w:hAnsi="Times New Roman" w:eastAsia="Times New Roman" w:cs="Times New Roman"/>
-        </w:rPr>
-        <w:t>I</w:t>
-      </w:r>
-      <w:r>
-        <w:rPr>
-          <w:rFonts w:hint="eastAsia" w:ascii="Times New Roman" w:hAnsi="Times New Roman" w:eastAsia="Times New Roman" w:cs="Times New Roman"/>
-          <w:vertAlign w:val="subscript"/>
-        </w:rPr>
-        <w:t>2</w:t>
-      </w:r>
-      <w:r>
-        <w:rPr>
-          <w:rFonts w:hint="eastAsia" w:ascii="Times New Roman" w:hAnsi="Times New Roman" w:eastAsia="Times New Roman" w:cs="Times New Roman"/>
-        </w:rPr>
-        <w:t>：Na</w:t>
-      </w:r>
-      <w:r>
-        <w:rPr>
-          <w:rFonts w:hint="eastAsia" w:ascii="Times New Roman" w:hAnsi="Times New Roman" w:eastAsia="Times New Roman" w:cs="Times New Roman"/>
-          <w:vertAlign w:val="superscript"/>
-        </w:rPr>
-        <w:t>+</w:t>
-      </w:r>
-      <w:r>
-        <w:rPr>
-          <w:rFonts w:hint="eastAsia" w:ascii="Times New Roman" w:hAnsi="Times New Roman" w:eastAsia="FangSong" w:cs="Times New Roman"/>
-        </w:rPr>
-        <w:t>已达</w:t>
-      </w:r>
-      <w:r>
-        <w:rPr>
-          <w:rFonts w:hint="eastAsia" w:ascii="Times New Roman" w:hAnsi="Times New Roman" w:eastAsia="Times New Roman" w:cs="Times New Roman"/>
-        </w:rPr>
-        <w:t>Ne</w:t>
-      </w:r>
-      <w:r>
-        <w:rPr>
-          <w:rFonts w:hint="eastAsia" w:ascii="Times New Roman" w:hAnsi="Times New Roman" w:eastAsia="FangSong" w:cs="Times New Roman"/>
-        </w:rPr>
-        <w:t>稳定构型</w:t>
-      </w:r>
-      <w:r>
-        <w:rPr>
-          <w:rFonts w:hint="eastAsia" w:ascii="Times New Roman" w:hAnsi="Times New Roman" w:eastAsia="Times New Roman" w:cs="Times New Roman"/>
-        </w:rPr>
-        <w:t>（2s</w:t>
-      </w:r>
-      <w:r>
-        <w:rPr>
-          <w:rFonts w:hint="eastAsia" w:ascii="Times New Roman" w:hAnsi="Times New Roman" w:eastAsia="Times New Roman" w:cs="Times New Roman"/>
-          <w:vertAlign w:val="superscript"/>
-        </w:rPr>
-        <w:t>2</w:t>
-      </w:r>
-      <w:r>
-        <w:rPr>
-          <w:rFonts w:hint="eastAsia" w:ascii="Times New Roman" w:hAnsi="Times New Roman" w:eastAsia="Times New Roman" w:cs="Times New Roman"/>
-        </w:rPr>
-        <w:t>2p</w:t>
-      </w:r>
-      <w:r>
-        <w:rPr>
-          <w:rFonts w:hint="eastAsia" w:ascii="Times New Roman" w:hAnsi="Times New Roman" w:eastAsia="Times New Roman" w:cs="Times New Roman"/>
-          <w:vertAlign w:val="superscript"/>
-        </w:rPr>
-        <w:t>6</w:t>
-      </w:r>
-      <w:r>
-        <w:rPr>
-          <w:rFonts w:hint="eastAsia" w:ascii="Times New Roman" w:hAnsi="Times New Roman" w:eastAsia="Times New Roman" w:cs="Times New Roman"/>
-        </w:rPr>
-        <w:t>），</w:t>
-      </w:r>
-      <w:r>
-        <w:rPr>
-          <w:rFonts w:hint="eastAsia" w:ascii="Times New Roman" w:hAnsi="Times New Roman" w:eastAsia="FangSong" w:cs="Times New Roman"/>
-        </w:rPr>
-        <w:t>再失电子极难</w:t>
-      </w:r>
-      <w:r>
-        <w:rPr>
-          <w:rFonts w:hint="eastAsia" w:ascii="Times New Roman" w:hAnsi="Times New Roman" w:eastAsia="Times New Roman" w:cs="Times New Roman"/>
-        </w:rPr>
-        <w:t>；Mg</w:t>
-      </w:r>
-      <w:r>
-        <w:rPr>
-          <w:rFonts w:hint="eastAsia" w:ascii="Times New Roman" w:hAnsi="Times New Roman" w:eastAsia="Times New Roman" w:cs="Times New Roman"/>
-          <w:vertAlign w:val="superscript"/>
-        </w:rPr>
-        <w:t>+</w:t>
-      </w:r>
-      <w:r>
-        <w:rPr>
-          <w:rFonts w:hint="eastAsia" w:ascii="Times New Roman" w:hAnsi="Times New Roman" w:eastAsia="FangSong" w:cs="Times New Roman"/>
-        </w:rPr>
-        <w:t>为</w:t>
-      </w:r>
-      <w:r>
-        <w:rPr>
-          <w:rFonts w:hint="eastAsia" w:ascii="Times New Roman" w:hAnsi="Times New Roman" w:eastAsia="Times New Roman" w:cs="Times New Roman"/>
-        </w:rPr>
-        <w:t>3s</w:t>
-      </w:r>
-      <w:r>
-        <w:rPr>
-          <w:rFonts w:hint="eastAsia" w:ascii="Times New Roman" w:hAnsi="Times New Roman" w:eastAsia="Times New Roman" w:cs="Times New Roman"/>
-          <w:vertAlign w:val="superscript"/>
-        </w:rPr>
-        <w:t>1</w:t>
-      </w:r>
-      <w:r>
-        <w:rPr>
-          <w:rFonts w:hint="eastAsia" w:ascii="Times New Roman" w:hAnsi="Times New Roman" w:eastAsia="Times New Roman" w:cs="Times New Roman"/>
-        </w:rPr>
-        <w:t>，</w:t>
-      </w:r>
-      <w:r>
-        <w:rPr>
-          <w:rFonts w:hint="eastAsia" w:ascii="Times New Roman" w:hAnsi="Times New Roman" w:eastAsia="FangSong" w:cs="Times New Roman"/>
-        </w:rPr>
-        <w:t>较易再失</w:t>
-      </w:r>
-      <w:r>
-        <w:rPr>
-          <w:rFonts w:hint="eastAsia" w:ascii="Times New Roman" w:hAnsi="Times New Roman" w:eastAsia="Times New Roman" w:cs="Times New Roman"/>
-        </w:rPr>
-        <w:t>。(b)</w:t>
-      </w:r>
-      <w:r>
-        <w:rPr>
-          <w:rFonts w:ascii="Times New Roman" w:hAnsi="Times New Roman" w:eastAsia="Times New Roman" w:cs="Times New Roman"/>
-        </w:rPr>
-        <w:t xml:space="preserve"> </w:t>
-      </w:r>
-      <w:r>
-        <w:rPr>
-          <w:rFonts w:hint="eastAsia" w:ascii="Times New Roman" w:hAnsi="Times New Roman" w:eastAsia="Times New Roman" w:cs="Times New Roman"/>
-        </w:rPr>
-        <w:t>Na</w:t>
-      </w:r>
-      <w:r>
-        <w:rPr>
-          <w:rFonts w:hint="eastAsia" w:ascii="Times New Roman" w:hAnsi="Times New Roman" w:eastAsia="Times New Roman" w:cs="Times New Roman"/>
-          <w:vertAlign w:val="superscript"/>
-        </w:rPr>
-        <w:t>+</w:t>
-      </w:r>
-      <w:r>
-        <w:rPr>
-          <w:rFonts w:hint="eastAsia" w:ascii="Times New Roman" w:hAnsi="Times New Roman" w:eastAsia="FangSong" w:cs="Times New Roman"/>
-        </w:rPr>
-        <w:t>和</w:t>
-      </w:r>
-      <w:r>
-        <w:rPr>
-          <w:rFonts w:hint="eastAsia" w:ascii="Times New Roman" w:hAnsi="Times New Roman" w:eastAsia="Times New Roman" w:cs="Times New Roman"/>
-        </w:rPr>
-        <w:t>Ne</w:t>
-      </w:r>
-      <w:r>
-        <w:rPr>
-          <w:rFonts w:hint="eastAsia" w:ascii="Times New Roman" w:hAnsi="Times New Roman" w:eastAsia="FangSong" w:cs="Times New Roman"/>
-        </w:rPr>
-        <w:t>电子构型相同</w:t>
-      </w:r>
-      <w:r>
-        <w:rPr>
-          <w:rFonts w:hint="eastAsia" w:ascii="Times New Roman" w:hAnsi="Times New Roman" w:eastAsia="Times New Roman" w:cs="Times New Roman"/>
-        </w:rPr>
-        <w:t>，</w:t>
-      </w:r>
-      <w:r>
-        <w:rPr>
-          <w:rFonts w:hint="eastAsia" w:ascii="Times New Roman" w:hAnsi="Times New Roman" w:eastAsia="FangSong" w:cs="Times New Roman"/>
-        </w:rPr>
-        <w:t>但</w:t>
-      </w:r>
-      <w:r>
-        <w:rPr>
-          <w:rFonts w:hint="eastAsia" w:ascii="Times New Roman" w:hAnsi="Times New Roman" w:eastAsia="Times New Roman" w:cs="Times New Roman"/>
-        </w:rPr>
-        <w:t>Na</w:t>
-      </w:r>
-      <w:r>
-        <w:rPr>
-          <w:rFonts w:hint="eastAsia" w:ascii="Times New Roman" w:hAnsi="Times New Roman" w:eastAsia="Times New Roman" w:cs="Times New Roman"/>
-          <w:vertAlign w:val="superscript"/>
-        </w:rPr>
-        <w:t>+</w:t>
-      </w:r>
-      <w:r>
-        <w:rPr>
-          <w:rFonts w:hint="eastAsia" w:ascii="Times New Roman" w:hAnsi="Times New Roman" w:eastAsia="FangSong" w:cs="Times New Roman"/>
-        </w:rPr>
-        <w:t>核电荷</w:t>
-      </w:r>
-      <w:r>
-        <w:rPr>
-          <w:rFonts w:hint="eastAsia" w:ascii="Times New Roman" w:hAnsi="Times New Roman" w:eastAsia="Times New Roman" w:cs="Times New Roman"/>
-        </w:rPr>
-        <w:t>(11)</w:t>
-      </w:r>
-      <w:r>
-        <w:rPr>
-          <w:rFonts w:ascii="Times New Roman" w:hAnsi="Times New Roman" w:eastAsia="Times New Roman" w:cs="Times New Roman"/>
-        </w:rPr>
-        <w:t xml:space="preserve"> &gt; </w:t>
-      </w:r>
-      <w:r>
-        <w:rPr>
-          <w:rFonts w:hint="eastAsia" w:ascii="Times New Roman" w:hAnsi="Times New Roman" w:eastAsia="Times New Roman" w:cs="Times New Roman"/>
-        </w:rPr>
-        <w:t>Ne(10)，</w:t>
-      </w:r>
-      <w:r>
-        <w:rPr>
-          <w:rFonts w:hint="eastAsia" w:ascii="Times New Roman" w:hAnsi="Times New Roman" w:eastAsia="FangSong" w:cs="Times New Roman"/>
-        </w:rPr>
-        <w:t>核对电子吸引力更强</w:t>
-      </w:r>
-      <w:r>
-        <w:rPr>
-          <w:rFonts w:ascii="Times New Roman" w:hAnsi="Times New Roman" w:eastAsia="Times New Roman" w:cs="Times New Roman"/>
-        </w:rPr>
-        <w:t xml:space="preserve"> → </w:t>
-      </w:r>
-      <w:r>
-        <w:rPr>
-          <w:rFonts w:hint="eastAsia" w:ascii="Times New Roman" w:hAnsi="Times New Roman" w:eastAsia="Times New Roman" w:cs="Times New Roman"/>
-        </w:rPr>
-        <w:t>I</w:t>
-      </w:r>
-      <w:r>
-        <w:rPr>
-          <w:rFonts w:hint="eastAsia" w:ascii="Times New Roman" w:hAnsi="Times New Roman" w:eastAsia="Times New Roman" w:cs="Times New Roman"/>
-          <w:vertAlign w:val="subscript"/>
-        </w:rPr>
-        <w:t>1</w:t>
-      </w:r>
-      <w:r>
-        <w:rPr>
-          <w:rFonts w:hint="eastAsia" w:ascii="Times New Roman" w:hAnsi="Times New Roman" w:eastAsia="FangSong" w:cs="Times New Roman"/>
-        </w:rPr>
-        <w:t>更大</w:t>
-      </w:r>
-      <w:r>
-        <w:rPr>
-          <w:rFonts w:hint="eastAsia" w:ascii="Times New Roman" w:hAnsi="Times New Roman" w:eastAsia="Times New Roman" w:cs="Times New Roman"/>
-        </w:rPr>
-        <w:t>。(c)</w:t>
-      </w:r>
-      <w:r>
-        <w:rPr>
-          <w:rFonts w:ascii="Times New Roman" w:hAnsi="Times New Roman" w:eastAsia="Times New Roman" w:cs="Times New Roman"/>
-        </w:rPr>
-        <w:t xml:space="preserve"> </w:t>
-      </w:r>
-      <w:r>
-        <w:rPr>
-          <w:rFonts w:hint="eastAsia" w:ascii="Times New Roman" w:hAnsi="Times New Roman" w:eastAsia="Times New Roman" w:cs="Times New Roman"/>
-        </w:rPr>
-        <w:t>Be</w:t>
-      </w:r>
-      <w:r>
-        <w:rPr>
-          <w:rFonts w:hint="eastAsia" w:ascii="Times New Roman" w:hAnsi="Times New Roman" w:eastAsia="FangSong" w:cs="Times New Roman"/>
-        </w:rPr>
-        <w:t>的</w:t>
-      </w:r>
-      <w:r>
-        <w:rPr>
-          <w:rFonts w:hint="eastAsia" w:ascii="Times New Roman" w:hAnsi="Times New Roman" w:eastAsia="Times New Roman" w:cs="Times New Roman"/>
-        </w:rPr>
-        <w:t>I</w:t>
-      </w:r>
-      <w:r>
-        <w:rPr>
-          <w:rFonts w:hint="eastAsia" w:ascii="Times New Roman" w:hAnsi="Times New Roman" w:eastAsia="Times New Roman" w:cs="Times New Roman"/>
-          <w:vertAlign w:val="subscript"/>
-        </w:rPr>
-        <w:t>3</w:t>
-      </w:r>
-      <w:r>
-        <w:rPr>
-          <w:rFonts w:hint="eastAsia" w:ascii="Times New Roman" w:hAnsi="Times New Roman" w:eastAsia="FangSong" w:cs="Times New Roman"/>
-        </w:rPr>
-        <w:t>突跃</w:t>
-      </w:r>
-      <w:r>
-        <w:rPr>
-          <w:rFonts w:hint="eastAsia" w:ascii="Times New Roman" w:hAnsi="Times New Roman" w:eastAsia="Times New Roman" w:cs="Times New Roman"/>
-        </w:rPr>
-        <w:t>：</w:t>
-      </w:r>
-      <w:r>
-        <w:rPr>
-          <w:rFonts w:hint="eastAsia" w:ascii="Times New Roman" w:hAnsi="Times New Roman" w:eastAsia="FangSong" w:cs="Times New Roman"/>
-        </w:rPr>
-        <w:t>前</w:t>
-      </w:r>
-      <w:r>
-        <w:rPr>
-          <w:rFonts w:hint="eastAsia" w:ascii="Times New Roman" w:hAnsi="Times New Roman" w:eastAsia="Times New Roman" w:cs="Times New Roman"/>
-        </w:rPr>
-        <w:t>2</w:t>
-      </w:r>
-      <w:r>
-        <w:rPr>
-          <w:rFonts w:hint="eastAsia" w:ascii="Times New Roman" w:hAnsi="Times New Roman" w:eastAsia="FangSong" w:cs="Times New Roman"/>
-        </w:rPr>
-        <w:t>个电子从</w:t>
-      </w:r>
-      <w:r>
-        <w:rPr>
-          <w:rFonts w:hint="eastAsia" w:ascii="Times New Roman" w:hAnsi="Times New Roman" w:eastAsia="Times New Roman" w:cs="Times New Roman"/>
-        </w:rPr>
-        <w:t>2s</w:t>
-      </w:r>
-      <w:r>
-        <w:rPr>
-          <w:rFonts w:hint="eastAsia" w:ascii="Times New Roman" w:hAnsi="Times New Roman" w:eastAsia="FangSong" w:cs="Times New Roman"/>
-        </w:rPr>
-        <w:t>失去后</w:t>
-      </w:r>
-      <w:r>
-        <w:rPr>
-          <w:rFonts w:hint="eastAsia" w:ascii="Times New Roman" w:hAnsi="Times New Roman" w:eastAsia="Times New Roman" w:cs="Times New Roman"/>
-        </w:rPr>
-        <w:t>，</w:t>
-      </w:r>
-      <w:r>
-        <w:rPr>
-          <w:rFonts w:hint="eastAsia" w:ascii="Times New Roman" w:hAnsi="Times New Roman" w:eastAsia="FangSong" w:cs="Times New Roman"/>
-        </w:rPr>
-        <w:t>第</w:t>
-      </w:r>
-      <w:r>
-        <w:rPr>
-          <w:rFonts w:hint="eastAsia" w:ascii="Times New Roman" w:hAnsi="Times New Roman" w:eastAsia="Times New Roman" w:cs="Times New Roman"/>
-        </w:rPr>
-        <w:t>3</w:t>
-      </w:r>
-      <w:r>
-        <w:rPr>
-          <w:rFonts w:hint="eastAsia" w:ascii="Times New Roman" w:hAnsi="Times New Roman" w:eastAsia="FangSong" w:cs="Times New Roman"/>
-        </w:rPr>
-        <w:t>个电子需从</w:t>
-      </w:r>
-      <w:r>
-        <w:rPr>
-          <w:rFonts w:hint="eastAsia" w:ascii="Times New Roman" w:hAnsi="Times New Roman" w:eastAsia="Times New Roman" w:cs="Times New Roman"/>
-        </w:rPr>
-        <w:t>1s</w:t>
-      </w:r>
-      <w:r>
-        <w:rPr>
-          <w:rFonts w:hint="eastAsia" w:ascii="Times New Roman" w:hAnsi="Times New Roman" w:eastAsia="FangSong" w:cs="Times New Roman"/>
-        </w:rPr>
-        <w:t>内层</w:t>
-      </w:r>
-      <w:r>
-        <w:rPr>
-          <w:rFonts w:hint="eastAsia" w:ascii="Times New Roman" w:hAnsi="Times New Roman" w:eastAsia="Times New Roman" w:cs="Times New Roman"/>
-        </w:rPr>
-        <w:t>（</w:t>
-      </w:r>
-      <w:r>
-        <w:rPr>
-          <w:rFonts w:hint="eastAsia" w:ascii="Times New Roman" w:hAnsi="Times New Roman" w:eastAsia="FangSong" w:cs="Times New Roman"/>
-        </w:rPr>
-        <w:t>已满的</w:t>
-      </w:r>
-      <w:r>
-        <w:rPr>
-          <w:rFonts w:hint="eastAsia" w:ascii="Times New Roman" w:hAnsi="Times New Roman" w:eastAsia="Times New Roman" w:cs="Times New Roman"/>
-        </w:rPr>
-        <w:t>He</w:t>
-      </w:r>
-      <w:r>
-        <w:rPr>
-          <w:rFonts w:hint="eastAsia" w:ascii="Times New Roman" w:hAnsi="Times New Roman" w:eastAsia="FangSong" w:cs="Times New Roman"/>
-        </w:rPr>
-        <w:t>核</w:t>
-      </w:r>
-      <w:r>
-        <w:rPr>
-          <w:rFonts w:hint="eastAsia" w:ascii="Times New Roman" w:hAnsi="Times New Roman" w:eastAsia="Times New Roman" w:cs="Times New Roman"/>
-        </w:rPr>
-        <w:t>）</w:t>
-      </w:r>
-      <w:r>
-        <w:rPr>
-          <w:rFonts w:hint="eastAsia" w:ascii="Times New Roman" w:hAnsi="Times New Roman" w:eastAsia="FangSong" w:cs="Times New Roman"/>
-        </w:rPr>
-        <w:t>失去</w:t>
-      </w:r>
-      <w:r>
-        <w:rPr>
-          <w:rFonts w:ascii="Times New Roman" w:hAnsi="Times New Roman" w:eastAsia="Times New Roman" w:cs="Times New Roman"/>
-        </w:rPr>
-        <w:t xml:space="preserve"> → </w:t>
-      </w:r>
-      <w:r>
-        <w:rPr>
-          <w:rFonts w:hint="eastAsia" w:ascii="Times New Roman" w:hAnsi="Times New Roman" w:eastAsia="FangSong" w:cs="Times New Roman"/>
-        </w:rPr>
-        <w:t xml:space="preserve">跨越了能级组</w:t>
-      </w:r>
-      <w:r>
-        <w:rPr>
-          <w:rFonts w:ascii="Times New Roman" w:hAnsi="Times New Roman" w:eastAsia="Times New Roman" w:cs="Times New Roman"/>
-        </w:rPr>
-        <w:t xml:space="preserve"> → </w:t>
-      </w:r>
-      <w:r>
-        <w:rPr>
-          <w:rFonts w:hint="eastAsia" w:ascii="Times New Roman" w:hAnsi="Times New Roman" w:eastAsia="FangSong" w:cs="Times New Roman"/>
-        </w:rPr>
-        <w:t>能量突增</w:t>
-      </w:r>
-      <w:r>
-        <w:rPr>
-          <w:rFonts w:hint="eastAsia" w:ascii="Times New Roman" w:hAnsi="Times New Roman" w:eastAsia="Times New Roman" w:cs="Times New Roman"/>
-        </w:rPr>
-        <w:t>。</w:t>
-      </w:r>
-    </w:p>
-    <w:p>
-      <w:pPr>
-        <w:pStyle w:val="BodyText"/>
-      </w:pPr>
-      <w:r>
-        <w:rPr>
-          <w:rFonts w:ascii="Times New Roman" w:hAnsi="Times New Roman" w:eastAsia="Times New Roman" w:cs="Times New Roman"/>
-          <w:b/>
-          <w:bCs/>
-        </w:rPr>
-        <w:t xml:space="preserve">5.</w:t>
-      </w:r>
-      <w:r>
-        <w:rPr>
-          <w:rFonts w:ascii="Times New Roman" w:hAnsi="Times New Roman" w:eastAsia="Times New Roman" w:cs="Times New Roman"/>
-        </w:rPr>
-        <w:t xml:space="preserve"> </w:t>
-      </w:r>
-      <w:r>
-        <w:rPr>
-          <w:rFonts w:hint="eastAsia" w:ascii="Times New Roman" w:hAnsi="Times New Roman" w:eastAsia="Times New Roman" w:cs="Times New Roman"/>
-        </w:rPr>
-        <w:t>[</w:t>
-      </w:r>
-      <w:r>
-        <w:rPr>
-          <w:rFonts w:hint="eastAsia" w:ascii="Times New Roman" w:hAnsi="Times New Roman" w:eastAsia="FangSong" w:cs="Times New Roman"/>
-        </w:rPr>
-        <w:t>普化原理</w:t>
-      </w:r>
-      <w:r>
-        <w:rPr>
-          <w:rFonts w:hint="eastAsia" w:ascii="Times New Roman" w:hAnsi="Times New Roman" w:eastAsia="Times New Roman" w:cs="Times New Roman"/>
-        </w:rPr>
-        <w:t>11-23]</w:t>
-      </w:r>
-      <w:r>
-        <w:rPr>
-          <w:rFonts w:ascii="Times New Roman" w:hAnsi="Times New Roman" w:eastAsia="Times New Roman" w:cs="Times New Roman"/>
-        </w:rPr>
-        <w:t xml:space="preserve"> </w:t>
-      </w:r>
-      <w:r>
-        <w:rPr>
-          <w:rFonts w:hint="eastAsia" w:ascii="Times New Roman" w:hAnsi="Times New Roman" w:eastAsia="Times New Roman" w:cs="Times New Roman"/>
-        </w:rPr>
-        <w:t>2s</w:t>
-      </w:r>
-      <w:r>
-        <w:rPr>
-          <w:rFonts w:hint="eastAsia" w:ascii="Times New Roman" w:hAnsi="Times New Roman" w:eastAsia="Times New Roman" w:cs="Times New Roman"/>
-          <w:vertAlign w:val="superscript"/>
-        </w:rPr>
-        <w:t>2</w:t>
-      </w:r>
-      <w:r>
-        <w:rPr>
-          <w:rFonts w:hint="eastAsia" w:ascii="Times New Roman" w:hAnsi="Times New Roman" w:eastAsia="Times New Roman" w:cs="Times New Roman"/>
-        </w:rPr>
-        <w:t>2p</w:t>
-      </w:r>
-      <w:r>
-        <w:rPr>
-          <w:rFonts w:hint="eastAsia" w:ascii="Times New Roman" w:hAnsi="Times New Roman" w:eastAsia="Times New Roman" w:cs="Times New Roman"/>
-          <w:vertAlign w:val="superscript"/>
-        </w:rPr>
-        <w:t>3</w:t>
-      </w:r>
-      <w:r>
-        <w:rPr>
-          <w:rFonts w:hint="eastAsia" w:ascii="Times New Roman" w:hAnsi="Times New Roman" w:eastAsia="Times New Roman" w:cs="Times New Roman"/>
-        </w:rPr>
-        <w:t>（</w:t>
-      </w:r>
-      <w:r>
-        <w:rPr>
-          <w:rFonts w:hint="eastAsia" w:ascii="Times New Roman" w:hAnsi="Times New Roman" w:eastAsia="FangSong" w:cs="Times New Roman"/>
-        </w:rPr>
-        <w:t>即</w:t>
-      </w:r>
-      <w:r>
-        <w:rPr>
-          <w:rFonts w:hint="eastAsia" w:ascii="Times New Roman" w:hAnsi="Times New Roman" w:eastAsia="Times New Roman" w:cs="Times New Roman"/>
-        </w:rPr>
-        <w:t>N）</w:t>
-      </w:r>
-      <w:r>
-        <w:rPr>
-          <w:rFonts w:hint="eastAsia" w:ascii="Times New Roman" w:hAnsi="Times New Roman" w:eastAsia="FangSong" w:cs="Times New Roman"/>
-        </w:rPr>
-        <w:t>的</w:t>
-      </w:r>
-      <w:r>
-        <w:rPr>
-          <w:rFonts w:hint="eastAsia" w:ascii="Times New Roman" w:hAnsi="Times New Roman" w:eastAsia="Times New Roman" w:cs="Times New Roman"/>
-        </w:rPr>
-        <w:t>I</w:t>
-      </w:r>
-      <w:r>
-        <w:rPr>
-          <w:rFonts w:hint="eastAsia" w:ascii="Times New Roman" w:hAnsi="Times New Roman" w:eastAsia="Times New Roman" w:cs="Times New Roman"/>
-          <w:vertAlign w:val="subscript"/>
-        </w:rPr>
-        <w:t>1</w:t>
-      </w:r>
-      <w:r>
-        <w:rPr>
-          <w:rFonts w:hint="eastAsia" w:ascii="Times New Roman" w:hAnsi="Times New Roman" w:eastAsia="FangSong" w:cs="Times New Roman"/>
-        </w:rPr>
-        <w:t>最大</w:t>
-      </w:r>
-      <w:r>
-        <w:rPr>
-          <w:rFonts w:hint="eastAsia" w:ascii="Times New Roman" w:hAnsi="Times New Roman" w:eastAsia="Times New Roman" w:cs="Times New Roman"/>
-        </w:rPr>
-        <w:t>——2p</w:t>
-      </w:r>
-      <w:r>
-        <w:rPr>
-          <w:rFonts w:hint="eastAsia" w:ascii="Times New Roman" w:hAnsi="Times New Roman" w:eastAsia="Times New Roman" w:cs="Times New Roman"/>
-          <w:vertAlign w:val="superscript"/>
-        </w:rPr>
-        <w:t>3</w:t>
-      </w:r>
-      <w:r>
-        <w:rPr>
-          <w:rFonts w:hint="eastAsia" w:ascii="Times New Roman" w:hAnsi="Times New Roman" w:eastAsia="FangSong" w:cs="Times New Roman"/>
-        </w:rPr>
-        <w:t>半满稳定构型</w:t>
-      </w:r>
-      <w:r>
-        <w:rPr>
-          <w:rFonts w:hint="eastAsia" w:ascii="Times New Roman" w:hAnsi="Times New Roman" w:eastAsia="Times New Roman" w:cs="Times New Roman"/>
-        </w:rPr>
-        <w:t>，</w:t>
-      </w:r>
-      <w:r>
-        <w:rPr>
-          <w:rFonts w:hint="eastAsia" w:ascii="Times New Roman" w:hAnsi="Times New Roman" w:eastAsia="FangSong" w:cs="Times New Roman"/>
-        </w:rPr>
-        <w:t>交换能最大</w:t>
-      </w:r>
-      <w:r>
-        <w:rPr>
-          <w:rFonts w:hint="eastAsia" w:ascii="Times New Roman" w:hAnsi="Times New Roman" w:eastAsia="Times New Roman" w:cs="Times New Roman"/>
-        </w:rPr>
-        <w:t>。</w:t>
-      </w:r>
-      <w:r>
-        <w:rPr>
-          <w:rFonts w:hint="eastAsia" w:ascii="Times New Roman" w:hAnsi="Times New Roman" w:eastAsia="FangSong" w:cs="Times New Roman"/>
-        </w:rPr>
-        <w:t>在</w:t>
-      </w:r>
-      <w:r>
-        <w:rPr>
-          <w:rFonts w:hint="eastAsia" w:ascii="Times New Roman" w:hAnsi="Times New Roman" w:eastAsia="Times New Roman" w:cs="Times New Roman"/>
-        </w:rPr>
-        <w:t>2s</w:t>
-      </w:r>
-      <w:r>
-        <w:rPr>
-          <w:rFonts w:hint="eastAsia" w:ascii="Times New Roman" w:hAnsi="Times New Roman" w:eastAsia="Times New Roman" w:cs="Times New Roman"/>
-          <w:vertAlign w:val="superscript"/>
-        </w:rPr>
-        <w:t>2</w:t>
-      </w:r>
-      <w:r>
-        <w:rPr>
-          <w:rFonts w:hint="eastAsia" w:ascii="Times New Roman" w:hAnsi="Times New Roman" w:eastAsia="Times New Roman" w:cs="Times New Roman"/>
-        </w:rPr>
-        <w:t>2p</w:t>
-      </w:r>
-      <w:r>
-        <w:rPr>
-          <w:rFonts w:hint="eastAsia" w:ascii="Times New Roman" w:hAnsi="Times New Roman" w:eastAsia="Times New Roman" w:cs="Times New Roman"/>
-          <w:vertAlign w:val="superscript"/>
-        </w:rPr>
-        <w:t>1</w:t>
-      </w:r>
-      <w:r>
-        <w:rPr>
-          <w:rFonts w:hint="eastAsia" w:ascii="Times New Roman" w:hAnsi="Times New Roman" w:eastAsia="Times New Roman" w:cs="Times New Roman"/>
-        </w:rPr>
-        <w:t>(B)、2s</w:t>
-      </w:r>
-      <w:r>
-        <w:rPr>
-          <w:rFonts w:hint="eastAsia" w:ascii="Times New Roman" w:hAnsi="Times New Roman" w:eastAsia="Times New Roman" w:cs="Times New Roman"/>
-          <w:vertAlign w:val="superscript"/>
-        </w:rPr>
-        <w:t>2</w:t>
-      </w:r>
-      <w:r>
-        <w:rPr>
-          <w:rFonts w:hint="eastAsia" w:ascii="Times New Roman" w:hAnsi="Times New Roman" w:eastAsia="Times New Roman" w:cs="Times New Roman"/>
-        </w:rPr>
-        <w:t>2p</w:t>
-      </w:r>
-      <w:r>
-        <w:rPr>
-          <w:rFonts w:hint="eastAsia" w:ascii="Times New Roman" w:hAnsi="Times New Roman" w:eastAsia="Times New Roman" w:cs="Times New Roman"/>
-          <w:vertAlign w:val="superscript"/>
-        </w:rPr>
-        <w:t>2</w:t>
-      </w:r>
-      <w:r>
-        <w:rPr>
-          <w:rFonts w:hint="eastAsia" w:ascii="Times New Roman" w:hAnsi="Times New Roman" w:eastAsia="Times New Roman" w:cs="Times New Roman"/>
-        </w:rPr>
-        <w:t>(C)、2s</w:t>
-      </w:r>
-      <w:r>
-        <w:rPr>
-          <w:rFonts w:hint="eastAsia" w:ascii="Times New Roman" w:hAnsi="Times New Roman" w:eastAsia="Times New Roman" w:cs="Times New Roman"/>
-          <w:vertAlign w:val="superscript"/>
-        </w:rPr>
-        <w:t>2</w:t>
-      </w:r>
-      <w:r>
-        <w:rPr>
-          <w:rFonts w:hint="eastAsia" w:ascii="Times New Roman" w:hAnsi="Times New Roman" w:eastAsia="Times New Roman" w:cs="Times New Roman"/>
-        </w:rPr>
-        <w:t>2p</w:t>
-      </w:r>
-      <w:r>
-        <w:rPr>
-          <w:rFonts w:hint="eastAsia" w:ascii="Times New Roman" w:hAnsi="Times New Roman" w:eastAsia="Times New Roman" w:cs="Times New Roman"/>
-          <w:vertAlign w:val="superscript"/>
-        </w:rPr>
-        <w:t>3</w:t>
-      </w:r>
-      <w:r>
-        <w:rPr>
-          <w:rFonts w:hint="eastAsia" w:ascii="Times New Roman" w:hAnsi="Times New Roman" w:eastAsia="Times New Roman" w:cs="Times New Roman"/>
-        </w:rPr>
-        <w:t>(N)、2s</w:t>
-      </w:r>
-      <w:r>
-        <w:rPr>
-          <w:rFonts w:hint="eastAsia" w:ascii="Times New Roman" w:hAnsi="Times New Roman" w:eastAsia="Times New Roman" w:cs="Times New Roman"/>
-          <w:vertAlign w:val="superscript"/>
-        </w:rPr>
-        <w:t>2</w:t>
-      </w:r>
-      <w:r>
-        <w:rPr>
-          <w:rFonts w:hint="eastAsia" w:ascii="Times New Roman" w:hAnsi="Times New Roman" w:eastAsia="Times New Roman" w:cs="Times New Roman"/>
-        </w:rPr>
-        <w:t>2p</w:t>
-      </w:r>
-      <w:r>
-        <w:rPr>
-          <w:rFonts w:hint="eastAsia" w:ascii="Times New Roman" w:hAnsi="Times New Roman" w:eastAsia="Times New Roman" w:cs="Times New Roman"/>
-          <w:vertAlign w:val="superscript"/>
-        </w:rPr>
-        <w:t>4</w:t>
-      </w:r>
-      <w:r>
-        <w:rPr>
-          <w:rFonts w:hint="eastAsia" w:ascii="Times New Roman" w:hAnsi="Times New Roman" w:eastAsia="Times New Roman" w:cs="Times New Roman"/>
-        </w:rPr>
-        <w:t>(O)</w:t>
-      </w:r>
-      <w:r>
-        <w:rPr>
-          <w:rFonts w:hint="eastAsia" w:ascii="Times New Roman" w:hAnsi="Times New Roman" w:eastAsia="FangSong" w:cs="Times New Roman"/>
-        </w:rPr>
-        <w:t>四种元素中</w:t>
-      </w:r>
-      <w:r>
-        <w:rPr>
-          <w:rFonts w:hint="eastAsia" w:ascii="Times New Roman" w:hAnsi="Times New Roman" w:eastAsia="Times New Roman" w:cs="Times New Roman"/>
-        </w:rPr>
-        <w:t>，2s</w:t>
-      </w:r>
-      <w:r>
-        <w:rPr>
-          <w:rFonts w:hint="eastAsia" w:ascii="Times New Roman" w:hAnsi="Times New Roman" w:eastAsia="Times New Roman" w:cs="Times New Roman"/>
-          <w:vertAlign w:val="superscript"/>
-        </w:rPr>
-        <w:t>2</w:t>
-      </w:r>
-      <w:r>
-        <w:rPr>
-          <w:rFonts w:hint="eastAsia" w:ascii="Times New Roman" w:hAnsi="Times New Roman" w:eastAsia="Times New Roman" w:cs="Times New Roman"/>
-        </w:rPr>
-        <w:t>2p</w:t>
-      </w:r>
-      <w:r>
-        <w:rPr>
-          <w:rFonts w:hint="eastAsia" w:ascii="Times New Roman" w:hAnsi="Times New Roman" w:eastAsia="Times New Roman" w:cs="Times New Roman"/>
-          <w:vertAlign w:val="superscript"/>
-        </w:rPr>
-        <w:t>1</w:t>
-      </w:r>
-      <w:r>
-        <w:rPr>
-          <w:rFonts w:hint="eastAsia" w:ascii="Times New Roman" w:hAnsi="Times New Roman" w:eastAsia="Times New Roman" w:cs="Times New Roman"/>
-        </w:rPr>
-        <w:t>（</w:t>
-      </w:r>
-      <w:r>
-        <w:rPr>
-          <w:rFonts w:hint="eastAsia" w:ascii="Times New Roman" w:hAnsi="Times New Roman" w:eastAsia="FangSong" w:cs="Times New Roman"/>
-        </w:rPr>
-        <w:t>即</w:t>
-      </w:r>
-      <w:r>
-        <w:rPr>
-          <w:rFonts w:hint="eastAsia" w:ascii="Times New Roman" w:hAnsi="Times New Roman" w:eastAsia="Times New Roman" w:cs="Times New Roman"/>
-        </w:rPr>
-        <w:t>B）</w:t>
-      </w:r>
-      <w:r>
-        <w:rPr>
-          <w:rFonts w:hint="eastAsia" w:ascii="Times New Roman" w:hAnsi="Times New Roman" w:eastAsia="FangSong" w:cs="Times New Roman"/>
-        </w:rPr>
-        <w:t>的</w:t>
-      </w:r>
-      <w:r>
-        <w:rPr>
-          <w:rFonts w:hint="eastAsia" w:ascii="Times New Roman" w:hAnsi="Times New Roman" w:eastAsia="Times New Roman" w:cs="Times New Roman"/>
-        </w:rPr>
-        <w:t>I</w:t>
-      </w:r>
-      <w:r>
-        <w:rPr>
-          <w:rFonts w:hint="eastAsia" w:ascii="Times New Roman" w:hAnsi="Times New Roman" w:eastAsia="Times New Roman" w:cs="Times New Roman"/>
-          <w:vertAlign w:val="subscript"/>
-        </w:rPr>
-        <w:t>1</w:t>
-      </w:r>
-      <w:r>
-        <w:rPr>
-          <w:rFonts w:hint="eastAsia" w:ascii="Times New Roman" w:hAnsi="Times New Roman" w:eastAsia="FangSong" w:cs="Times New Roman"/>
-        </w:rPr>
-        <w:t>最小</w:t>
-      </w:r>
-      <w:r>
-        <w:rPr>
-          <w:rFonts w:hint="eastAsia" w:ascii="Times New Roman" w:hAnsi="Times New Roman" w:eastAsia="Times New Roman" w:cs="Times New Roman"/>
-        </w:rPr>
-        <w:t>——2p</w:t>
-      </w:r>
-      <w:r>
-        <w:rPr>
-          <w:rFonts w:hint="eastAsia" w:ascii="Times New Roman" w:hAnsi="Times New Roman" w:eastAsia="FangSong" w:cs="Times New Roman"/>
-        </w:rPr>
-        <w:t>轨道上只有</w:t>
-      </w:r>
-      <w:r>
-        <w:rPr>
-          <w:rFonts w:hint="eastAsia" w:ascii="Times New Roman" w:hAnsi="Times New Roman" w:eastAsia="Times New Roman" w:cs="Times New Roman"/>
-        </w:rPr>
-        <w:t>1</w:t>
-      </w:r>
-      <w:r>
-        <w:rPr>
-          <w:rFonts w:hint="eastAsia" w:ascii="Times New Roman" w:hAnsi="Times New Roman" w:eastAsia="FangSong" w:cs="Times New Roman"/>
-        </w:rPr>
-        <w:t>个电子</w:t>
-      </w:r>
-      <w:r>
-        <w:rPr>
-          <w:rFonts w:hint="eastAsia" w:ascii="Times New Roman" w:hAnsi="Times New Roman" w:eastAsia="Times New Roman" w:cs="Times New Roman"/>
-        </w:rPr>
-        <w:t>，</w:t>
-      </w:r>
-      <w:r>
-        <w:rPr>
-          <w:rFonts w:hint="eastAsia" w:ascii="Times New Roman" w:hAnsi="Times New Roman" w:eastAsia="FangSong" w:cs="Times New Roman"/>
-        </w:rPr>
-        <w:t>最容易失去</w:t>
-      </w:r>
-      <w:r>
-        <w:rPr>
-          <w:rFonts w:hint="eastAsia" w:ascii="Times New Roman" w:hAnsi="Times New Roman" w:eastAsia="Times New Roman" w:cs="Times New Roman"/>
-        </w:rPr>
-        <w:t>。O</w:t>
-      </w:r>
-      <w:r>
-        <w:rPr>
-          <w:rFonts w:hint="eastAsia" w:ascii="Times New Roman" w:hAnsi="Times New Roman" w:eastAsia="FangSong" w:cs="Times New Roman"/>
-        </w:rPr>
-        <w:t>的</w:t>
-      </w:r>
-      <w:r>
-        <w:rPr>
-          <w:rFonts w:hint="eastAsia" w:ascii="Times New Roman" w:hAnsi="Times New Roman" w:eastAsia="Times New Roman" w:cs="Times New Roman"/>
-        </w:rPr>
-        <w:t>I</w:t>
-      </w:r>
-      <w:r>
-        <w:rPr>
-          <w:rFonts w:hint="eastAsia" w:ascii="Times New Roman" w:hAnsi="Times New Roman" w:eastAsia="Times New Roman" w:cs="Times New Roman"/>
-          <w:vertAlign w:val="subscript"/>
-        </w:rPr>
-        <w:t>1</w:t>
-      </w:r>
-      <w:r>
-        <w:rPr>
-          <w:rFonts w:hint="eastAsia" w:ascii="Times New Roman" w:hAnsi="Times New Roman" w:eastAsia="FangSong" w:cs="Times New Roman"/>
-        </w:rPr>
-        <w:t>虽因配对排斥效应而小于</w:t>
-      </w:r>
-      <w:r>
-        <w:rPr>
-          <w:rFonts w:hint="eastAsia" w:ascii="Times New Roman" w:hAnsi="Times New Roman" w:eastAsia="Times New Roman" w:cs="Times New Roman"/>
-        </w:rPr>
-        <w:t>N，</w:t>
-      </w:r>
-      <w:r>
-        <w:rPr>
-          <w:rFonts w:hint="eastAsia" w:ascii="Times New Roman" w:hAnsi="Times New Roman" w:eastAsia="FangSong" w:cs="Times New Roman"/>
-        </w:rPr>
-        <w:t>但仍远大于</w:t>
-      </w:r>
-      <w:r>
-        <w:rPr>
-          <w:rFonts w:hint="eastAsia" w:ascii="Times New Roman" w:hAnsi="Times New Roman" w:eastAsia="Times New Roman" w:cs="Times New Roman"/>
-        </w:rPr>
-        <w:t>B</w:t>
-      </w:r>
-      <w:r>
-        <w:rPr>
-          <w:rFonts w:hint="eastAsia" w:ascii="Times New Roman" w:hAnsi="Times New Roman" w:eastAsia="FangSong" w:cs="Times New Roman"/>
-        </w:rPr>
-        <w:t>和</w:t>
-      </w:r>
-      <w:r>
-        <w:rPr>
-          <w:rFonts w:hint="eastAsia" w:ascii="Times New Roman" w:hAnsi="Times New Roman" w:eastAsia="Times New Roman" w:cs="Times New Roman"/>
-        </w:rPr>
-        <w:t>C。</w:t>
-      </w:r>
-    </w:p>
-    <w:p>
-      <w:pPr>
-        <w:pStyle w:val="BodyText"/>
-      </w:pPr>
-      <w:r>
-        <w:rPr>
-          <w:rFonts w:ascii="Times New Roman" w:hAnsi="Times New Roman" w:eastAsia="Times New Roman" w:cs="Times New Roman"/>
-          <w:b/>
-          <w:bCs/>
-        </w:rPr>
-        <w:t xml:space="preserve">6.</w:t>
-      </w:r>
-      <w:r>
-        <w:rPr>
-          <w:rFonts w:ascii="Times New Roman" w:hAnsi="Times New Roman" w:eastAsia="Times New Roman" w:cs="Times New Roman"/>
-        </w:rPr>
-        <w:t xml:space="preserve"> </w:t>
-      </w:r>
-      <w:r>
-        <w:rPr>
-          <w:rFonts w:hint="eastAsia" w:ascii="Times New Roman" w:hAnsi="Times New Roman" w:eastAsia="Times New Roman" w:cs="Times New Roman"/>
-        </w:rPr>
-        <w:t>[</w:t>
-      </w:r>
-      <w:r>
-        <w:rPr>
-          <w:rFonts w:hint="eastAsia" w:ascii="Times New Roman" w:hAnsi="Times New Roman" w:eastAsia="FangSong" w:cs="Times New Roman"/>
-        </w:rPr>
-        <w:t>普化原理</w:t>
-      </w:r>
-      <w:r>
-        <w:rPr>
-          <w:rFonts w:hint="eastAsia" w:ascii="Times New Roman" w:hAnsi="Times New Roman" w:eastAsia="Times New Roman" w:cs="Times New Roman"/>
-        </w:rPr>
-        <w:t>11-22]</w:t>
-      </w:r>
-      <w:r>
-        <w:rPr>
-          <w:rFonts w:ascii="Times New Roman" w:hAnsi="Times New Roman" w:eastAsia="Times New Roman" w:cs="Times New Roman"/>
-        </w:rPr>
-        <w:t xml:space="preserve"> (a) 1.00 g Cl = 1.00/35.45 = 0.0282 </w:t>
-      </w:r>
-      <w:r>
-        <w:rPr>
-          <w:rFonts w:hint="eastAsia" w:ascii="Times New Roman" w:hAnsi="Times New Roman" w:eastAsia="Times New Roman" w:cs="Times New Roman"/>
-        </w:rPr>
-        <w:t>mol，</w:t>
-      </w:r>
-      <w:r>
-        <w:rPr>
-          <w:rFonts w:hint="eastAsia" w:ascii="Times New Roman" w:hAnsi="Times New Roman" w:eastAsia="FangSong" w:cs="Times New Roman"/>
-        </w:rPr>
-        <w:t>释放能量</w:t>
-      </w:r>
-      <w:r>
-        <w:rPr>
-          <w:rFonts w:ascii="Times New Roman" w:hAnsi="Times New Roman" w:eastAsia="Times New Roman" w:cs="Times New Roman"/>
-        </w:rPr>
-        <w:t xml:space="preserve"> = 0.0282 × 349 = 9.84 kJ。(b) </w:t>
-      </w:r>
-      <w:r>
-        <w:rPr>
-          <w:rFonts w:hint="eastAsia" w:ascii="Times New Roman" w:hAnsi="Times New Roman" w:eastAsia="Times New Roman" w:cs="Times New Roman"/>
-        </w:rPr>
-        <w:t>H</w:t>
-      </w:r>
-      <w:r>
-        <w:rPr>
-          <w:rFonts w:hint="eastAsia" w:ascii="Times New Roman" w:hAnsi="Times New Roman" w:eastAsia="FangSong" w:cs="Times New Roman"/>
-        </w:rPr>
-        <w:t>的</w:t>
-      </w:r>
-      <w:r>
-        <w:rPr>
-          <w:rFonts w:hint="eastAsia" w:ascii="Times New Roman" w:hAnsi="Times New Roman" w:eastAsia="Times New Roman" w:cs="Times New Roman"/>
-        </w:rPr>
-        <w:t>I</w:t>
-      </w:r>
-      <w:r>
-        <w:rPr>
-          <w:rFonts w:hint="eastAsia" w:ascii="Times New Roman" w:hAnsi="Times New Roman" w:eastAsia="Times New Roman" w:cs="Times New Roman"/>
-          <w:vertAlign w:val="subscript"/>
-        </w:rPr>
-        <w:t>1</w:t>
-      </w:r>
-      <w:r>
-        <w:rPr>
-          <w:rFonts w:ascii="Times New Roman" w:hAnsi="Times New Roman" w:eastAsia="Times New Roman" w:cs="Times New Roman"/>
-        </w:rPr>
-        <w:t xml:space="preserve"> = 13.6 </w:t>
-      </w:r>
-      <w:r>
-        <w:rPr>
-          <w:rFonts w:hint="eastAsia" w:ascii="Times New Roman" w:hAnsi="Times New Roman" w:eastAsia="Times New Roman" w:cs="Times New Roman"/>
-        </w:rPr>
-        <w:t>eV（</w:t>
-      </w:r>
-      <w:r>
-        <w:rPr>
-          <w:rFonts w:hint="eastAsia" w:ascii="Times New Roman" w:hAnsi="Times New Roman" w:eastAsia="FangSong" w:cs="Times New Roman"/>
-        </w:rPr>
-        <w:t>即</w:t>
-      </w:r>
-      <w:r>
-        <w:rPr>
-          <w:rFonts w:hint="eastAsia" w:ascii="Times New Roman" w:hAnsi="Times New Roman" w:eastAsia="Times New Roman" w:cs="Times New Roman"/>
-        </w:rPr>
-        <w:t>Rydberg</w:t>
-      </w:r>
-      <w:r>
-        <w:rPr>
-          <w:rFonts w:hint="eastAsia" w:ascii="Times New Roman" w:hAnsi="Times New Roman" w:eastAsia="FangSong" w:cs="Times New Roman"/>
-        </w:rPr>
-        <w:t>能量</w:t>
-      </w:r>
-      <w:r>
-        <w:rPr>
-          <w:rFonts w:hint="eastAsia" w:ascii="Times New Roman" w:hAnsi="Times New Roman" w:eastAsia="Times New Roman" w:cs="Times New Roman"/>
-        </w:rPr>
-        <w:t>）。</w:t>
-      </w:r>
-    </w:p>
-    <w:p>
-      <w:pPr>
-        <w:pStyle w:val="BodyText"/>
-      </w:pPr>
-      <w:r>
-        <w:rPr>
-          <w:rFonts w:ascii="Times New Roman" w:hAnsi="Times New Roman" w:eastAsia="Times New Roman" w:cs="Times New Roman"/>
-          <w:b/>
-          <w:bCs/>
-        </w:rPr>
-        <w:t xml:space="preserve">7.2 </w:t>
-      </w:r>
-      <w:r>
-        <w:rPr>
-          <w:rFonts w:hint="eastAsia" w:ascii="Times New Roman" w:hAnsi="Times New Roman" w:eastAsia="FangSong" w:cs="Times New Roman"/>
-          <w:b/>
-          <w:bCs/>
-        </w:rPr>
-        <w:t xml:space="preserve">提高训练</w:t>
-      </w:r>
-    </w:p>
-    <w:p>
-      <w:pPr>
-        <w:pStyle w:val="BodyText"/>
-      </w:pPr>
-      <w:r>
-        <w:rPr>
-          <w:rFonts w:ascii="Times New Roman" w:hAnsi="Times New Roman" w:eastAsia="Times New Roman" w:cs="Times New Roman"/>
-          <w:b/>
-          <w:bCs/>
-        </w:rPr>
-        <w:t xml:space="preserve">7.</w:t>
-      </w:r>
-      <w:r>
-        <w:rPr>
-          <w:rFonts w:ascii="Times New Roman" w:hAnsi="Times New Roman" w:eastAsia="Times New Roman" w:cs="Times New Roman"/>
-        </w:rPr>
-        <w:t xml:space="preserve"> </w:t>
-      </w:r>
-      <w:r>
-        <w:rPr>
-          <w:rFonts w:hint="eastAsia" w:ascii="Times New Roman" w:hAnsi="Times New Roman" w:eastAsia="Times New Roman" w:cs="Times New Roman"/>
-        </w:rPr>
-        <w:t>[</w:t>
-      </w:r>
-      <w:r>
-        <w:rPr>
-          <w:rFonts w:hint="eastAsia" w:ascii="Times New Roman" w:hAnsi="Times New Roman" w:eastAsia="FangSong" w:cs="Times New Roman"/>
-        </w:rPr>
-        <w:t>习题课</w:t>
-      </w:r>
-      <w:r>
-        <w:rPr>
-          <w:rFonts w:hint="eastAsia" w:ascii="Times New Roman" w:hAnsi="Times New Roman" w:eastAsia="Times New Roman" w:cs="Times New Roman"/>
-        </w:rPr>
-        <w:t>A6]</w:t>
-      </w:r>
-      <w:r>
-        <w:rPr>
-          <w:rFonts w:ascii="Times New Roman" w:hAnsi="Times New Roman" w:eastAsia="Times New Roman" w:cs="Times New Roman"/>
-        </w:rPr>
-        <w:t xml:space="preserve"> (a) </w:t>
-      </w:r>
-      <w:r>
-        <w:rPr>
-          <w:rFonts w:hint="eastAsia" w:ascii="Times New Roman" w:hAnsi="Times New Roman" w:eastAsia="Times New Roman" w:cs="Times New Roman"/>
-        </w:rPr>
-        <w:t>B(Be)：B</w:t>
-      </w:r>
-      <w:r>
-        <w:rPr>
-          <w:rFonts w:hint="eastAsia" w:ascii="Times New Roman" w:hAnsi="Times New Roman" w:eastAsia="FangSong" w:cs="Times New Roman"/>
-        </w:rPr>
-        <w:t>的</w:t>
-      </w:r>
-      <w:r>
-        <w:rPr>
-          <w:rFonts w:hint="eastAsia" w:ascii="Times New Roman" w:hAnsi="Times New Roman" w:eastAsia="Times New Roman" w:cs="Times New Roman"/>
-        </w:rPr>
-        <w:t>2p</w:t>
-      </w:r>
-      <w:r>
-        <w:rPr>
-          <w:rFonts w:hint="eastAsia" w:ascii="Times New Roman" w:hAnsi="Times New Roman" w:eastAsia="Times New Roman" w:cs="Times New Roman"/>
-          <w:vertAlign w:val="superscript"/>
-        </w:rPr>
-        <w:t>1</w:t>
-      </w:r>
-      <w:r>
-        <w:rPr>
-          <w:rFonts w:hint="eastAsia" w:ascii="Times New Roman" w:hAnsi="Times New Roman" w:eastAsia="FangSong" w:cs="Times New Roman"/>
-        </w:rPr>
-        <w:t>电子比</w:t>
-      </w:r>
-      <w:r>
-        <w:rPr>
-          <w:rFonts w:hint="eastAsia" w:ascii="Times New Roman" w:hAnsi="Times New Roman" w:eastAsia="Times New Roman" w:cs="Times New Roman"/>
-        </w:rPr>
-        <w:t>Be</w:t>
-      </w:r>
-      <w:r>
-        <w:rPr>
-          <w:rFonts w:hint="eastAsia" w:ascii="Times New Roman" w:hAnsi="Times New Roman" w:eastAsia="FangSong" w:cs="Times New Roman"/>
-        </w:rPr>
-        <w:t>的</w:t>
-      </w:r>
-      <w:r>
-        <w:rPr>
-          <w:rFonts w:hint="eastAsia" w:ascii="Times New Roman" w:hAnsi="Times New Roman" w:eastAsia="Times New Roman" w:cs="Times New Roman"/>
-        </w:rPr>
-        <w:t>2s</w:t>
-      </w:r>
-      <w:r>
-        <w:rPr>
-          <w:rFonts w:hint="eastAsia" w:ascii="Times New Roman" w:hAnsi="Times New Roman" w:eastAsia="Times New Roman" w:cs="Times New Roman"/>
-          <w:vertAlign w:val="superscript"/>
-        </w:rPr>
-        <w:t>2</w:t>
-      </w:r>
-      <w:r>
-        <w:rPr>
-          <w:rFonts w:hint="eastAsia" w:ascii="Times New Roman" w:hAnsi="Times New Roman" w:eastAsia="FangSong" w:cs="Times New Roman"/>
-        </w:rPr>
-        <w:t>电子更容易失去</w:t>
-      </w:r>
-      <w:r>
-        <w:rPr>
-          <w:rFonts w:hint="eastAsia" w:ascii="Times New Roman" w:hAnsi="Times New Roman" w:eastAsia="Times New Roman" w:cs="Times New Roman"/>
-        </w:rPr>
-        <w:t>（2p</w:t>
-      </w:r>
-      <w:r>
-        <w:rPr>
-          <w:rFonts w:hint="eastAsia" w:ascii="Times New Roman" w:hAnsi="Times New Roman" w:eastAsia="FangSong" w:cs="Times New Roman"/>
-        </w:rPr>
-        <w:t>能量高于</w:t>
-      </w:r>
-      <w:r>
-        <w:rPr>
-          <w:rFonts w:hint="eastAsia" w:ascii="Times New Roman" w:hAnsi="Times New Roman" w:eastAsia="Times New Roman" w:cs="Times New Roman"/>
-        </w:rPr>
-        <w:t>2s，</w:t>
-      </w:r>
-      <w:r>
-        <w:rPr>
-          <w:rFonts w:hint="eastAsia" w:ascii="Times New Roman" w:hAnsi="Times New Roman" w:eastAsia="FangSong" w:cs="Times New Roman"/>
-        </w:rPr>
-        <w:t>且无全满稳定化</w:t>
-      </w:r>
-      <w:r>
-        <w:rPr>
-          <w:rFonts w:hint="eastAsia" w:ascii="Times New Roman" w:hAnsi="Times New Roman" w:eastAsia="Times New Roman" w:cs="Times New Roman"/>
-        </w:rPr>
-        <w:t>）；(b)</w:t>
-      </w:r>
-      <w:r>
-        <w:rPr>
-          <w:rFonts w:ascii="Times New Roman" w:hAnsi="Times New Roman" w:eastAsia="Times New Roman" w:cs="Times New Roman"/>
-        </w:rPr>
-        <w:t xml:space="preserve"> O &lt; </w:t>
-      </w:r>
-      <w:r>
-        <w:rPr>
-          <w:rFonts w:hint="eastAsia" w:ascii="Times New Roman" w:hAnsi="Times New Roman" w:eastAsia="Times New Roman" w:cs="Times New Roman"/>
-        </w:rPr>
-        <w:t>N：N</w:t>
-      </w:r>
-      <w:r>
-        <w:rPr>
-          <w:rFonts w:hint="eastAsia" w:ascii="Times New Roman" w:hAnsi="Times New Roman" w:eastAsia="FangSong" w:cs="Times New Roman"/>
-        </w:rPr>
-        <w:t>的</w:t>
-      </w:r>
-      <w:r>
-        <w:rPr>
-          <w:rFonts w:hint="eastAsia" w:ascii="Times New Roman" w:hAnsi="Times New Roman" w:eastAsia="Times New Roman" w:cs="Times New Roman"/>
-        </w:rPr>
-        <w:t>2p</w:t>
-      </w:r>
-      <w:r>
-        <w:rPr>
-          <w:rFonts w:hint="eastAsia" w:ascii="Times New Roman" w:hAnsi="Times New Roman" w:eastAsia="Times New Roman" w:cs="Times New Roman"/>
-          <w:vertAlign w:val="superscript"/>
-        </w:rPr>
-        <w:t>3</w:t>
-      </w:r>
-      <w:r>
-        <w:rPr>
-          <w:rFonts w:hint="eastAsia" w:ascii="Times New Roman" w:hAnsi="Times New Roman" w:eastAsia="FangSong" w:cs="Times New Roman"/>
-        </w:rPr>
-        <w:t>半满稳定</w:t>
-      </w:r>
-      <w:r>
-        <w:rPr>
-          <w:rFonts w:hint="eastAsia" w:ascii="Times New Roman" w:hAnsi="Times New Roman" w:eastAsia="Times New Roman" w:cs="Times New Roman"/>
-        </w:rPr>
-        <w:t>，</w:t>
-      </w:r>
-      <w:r>
-        <w:rPr>
-          <w:rFonts w:hint="eastAsia" w:ascii="Times New Roman" w:hAnsi="Times New Roman" w:eastAsia="FangSong" w:cs="Times New Roman"/>
-        </w:rPr>
-        <w:t>交换能最大</w:t>
-      </w:r>
-      <w:r>
-        <w:rPr>
-          <w:rFonts w:hint="eastAsia" w:ascii="Times New Roman" w:hAnsi="Times New Roman" w:eastAsia="Times New Roman" w:cs="Times New Roman"/>
-        </w:rPr>
-        <w:t>；O</w:t>
-      </w:r>
-      <w:r>
-        <w:rPr>
-          <w:rFonts w:hint="eastAsia" w:ascii="Times New Roman" w:hAnsi="Times New Roman" w:eastAsia="FangSong" w:cs="Times New Roman"/>
-        </w:rPr>
-        <w:t>的</w:t>
-      </w:r>
-      <w:r>
-        <w:rPr>
-          <w:rFonts w:hint="eastAsia" w:ascii="Times New Roman" w:hAnsi="Times New Roman" w:eastAsia="Times New Roman" w:cs="Times New Roman"/>
-        </w:rPr>
-        <w:t>2p</w:t>
-      </w:r>
-      <w:r>
-        <w:rPr>
-          <w:rFonts w:hint="eastAsia" w:ascii="Times New Roman" w:hAnsi="Times New Roman" w:eastAsia="Times New Roman" w:cs="Times New Roman"/>
-          <w:vertAlign w:val="superscript"/>
-        </w:rPr>
-        <w:t>4</w:t>
-      </w:r>
-      <w:r>
-        <w:rPr>
-          <w:rFonts w:hint="eastAsia" w:ascii="Times New Roman" w:hAnsi="Times New Roman" w:eastAsia="FangSong" w:cs="Times New Roman"/>
-        </w:rPr>
-        <w:t>多一个电子产生配对排斥</w:t>
-      </w:r>
-      <w:r>
-        <w:rPr>
-          <w:rFonts w:hint="eastAsia" w:ascii="Times New Roman" w:hAnsi="Times New Roman" w:eastAsia="Times New Roman" w:cs="Times New Roman"/>
-        </w:rPr>
-        <w:t>；(c)</w:t>
-      </w:r>
-      <w:r>
-        <w:rPr>
-          <w:rFonts w:ascii="Times New Roman" w:hAnsi="Times New Roman" w:eastAsia="Times New Roman" w:cs="Times New Roman"/>
-        </w:rPr>
-        <w:t xml:space="preserve"> Al &lt; </w:t>
-      </w:r>
-      <w:r>
-        <w:rPr>
-          <w:rFonts w:hint="eastAsia" w:ascii="Times New Roman" w:hAnsi="Times New Roman" w:eastAsia="Times New Roman" w:cs="Times New Roman"/>
-        </w:rPr>
-        <w:t>Mg：</w:t>
-      </w:r>
-      <w:r>
-        <w:rPr>
-          <w:rFonts w:hint="eastAsia" w:ascii="Times New Roman" w:hAnsi="Times New Roman" w:eastAsia="FangSong" w:cs="Times New Roman"/>
-        </w:rPr>
-        <w:t>同理</w:t>
-      </w:r>
-      <w:r>
-        <w:rPr>
-          <w:rFonts w:hint="eastAsia" w:ascii="Times New Roman" w:hAnsi="Times New Roman" w:eastAsia="Times New Roman" w:cs="Times New Roman"/>
-        </w:rPr>
-        <w:t>，Mg</w:t>
-      </w:r>
-      <w:r>
-        <w:rPr>
-          <w:rFonts w:hint="eastAsia" w:ascii="Times New Roman" w:hAnsi="Times New Roman" w:eastAsia="FangSong" w:cs="Times New Roman"/>
-        </w:rPr>
-        <w:t>的</w:t>
-      </w:r>
-      <w:r>
-        <w:rPr>
-          <w:rFonts w:hint="eastAsia" w:ascii="Times New Roman" w:hAnsi="Times New Roman" w:eastAsia="Times New Roman" w:cs="Times New Roman"/>
-        </w:rPr>
-        <w:t>3s</w:t>
-      </w:r>
-      <w:r>
-        <w:rPr>
-          <w:rFonts w:hint="eastAsia" w:ascii="Times New Roman" w:hAnsi="Times New Roman" w:eastAsia="Times New Roman" w:cs="Times New Roman"/>
-          <w:vertAlign w:val="superscript"/>
-        </w:rPr>
-        <w:t>2</w:t>
-      </w:r>
-      <w:r>
-        <w:rPr>
-          <w:rFonts w:hint="eastAsia" w:ascii="Times New Roman" w:hAnsi="Times New Roman" w:eastAsia="FangSong" w:cs="Times New Roman"/>
-        </w:rPr>
-        <w:t>全满稳定</w:t>
-      </w:r>
-      <w:r>
-        <w:rPr>
-          <w:rFonts w:hint="eastAsia" w:ascii="Times New Roman" w:hAnsi="Times New Roman" w:eastAsia="Times New Roman" w:cs="Times New Roman"/>
-        </w:rPr>
-        <w:t>，Al</w:t>
-      </w:r>
-      <w:r>
-        <w:rPr>
-          <w:rFonts w:hint="eastAsia" w:ascii="Times New Roman" w:hAnsi="Times New Roman" w:eastAsia="FangSong" w:cs="Times New Roman"/>
-        </w:rPr>
-        <w:t>的</w:t>
-      </w:r>
-      <w:r>
-        <w:rPr>
-          <w:rFonts w:hint="eastAsia" w:ascii="Times New Roman" w:hAnsi="Times New Roman" w:eastAsia="Times New Roman" w:cs="Times New Roman"/>
-        </w:rPr>
-        <w:t>3p</w:t>
-      </w:r>
-      <w:r>
-        <w:rPr>
-          <w:rFonts w:hint="eastAsia" w:ascii="Times New Roman" w:hAnsi="Times New Roman" w:eastAsia="Times New Roman" w:cs="Times New Roman"/>
-          <w:vertAlign w:val="superscript"/>
-        </w:rPr>
-        <w:t>1</w:t>
-      </w:r>
-      <w:r>
-        <w:rPr>
-          <w:rFonts w:hint="eastAsia" w:ascii="Times New Roman" w:hAnsi="Times New Roman" w:eastAsia="FangSong" w:cs="Times New Roman"/>
-        </w:rPr>
-        <w:t>更易失去</w:t>
-      </w:r>
-      <w:r>
-        <w:rPr>
-          <w:rFonts w:hint="eastAsia" w:ascii="Times New Roman" w:hAnsi="Times New Roman" w:eastAsia="Times New Roman" w:cs="Times New Roman"/>
-        </w:rPr>
-        <w:t>。</w:t>
-      </w:r>
-    </w:p>
-    <w:p>
-      <w:pPr>
-        <w:pStyle w:val="BodyText"/>
-      </w:pPr>
-      <w:r>
-        <w:rPr>
-          <w:rFonts w:ascii="Times New Roman" w:hAnsi="Times New Roman" w:eastAsia="Times New Roman" w:cs="Times New Roman"/>
-          <w:b/>
-          <w:bCs/>
-        </w:rPr>
-        <w:t xml:space="preserve">8.</w:t>
-      </w:r>
-      <w:r>
-        <w:rPr>
-          <w:rFonts w:ascii="Times New Roman" w:hAnsi="Times New Roman" w:eastAsia="Times New Roman" w:cs="Times New Roman"/>
-        </w:rPr>
-        <w:t xml:space="preserve"> </w:t>
-      </w:r>
-      <w:r>
-        <w:rPr>
-          <w:rFonts w:hint="eastAsia" w:ascii="Times New Roman" w:hAnsi="Times New Roman" w:eastAsia="Times New Roman" w:cs="Times New Roman"/>
-        </w:rPr>
-        <w:t>[</w:t>
-      </w:r>
-      <w:r>
-        <w:rPr>
-          <w:rFonts w:hint="eastAsia" w:ascii="Times New Roman" w:hAnsi="Times New Roman" w:eastAsia="FangSong" w:cs="Times New Roman"/>
-        </w:rPr>
-        <w:t>普化原理</w:t>
-      </w:r>
-      <w:r>
-        <w:rPr>
-          <w:rFonts w:hint="eastAsia" w:ascii="Times New Roman" w:hAnsi="Times New Roman" w:eastAsia="Times New Roman" w:cs="Times New Roman"/>
-        </w:rPr>
-        <w:t>11-24]</w:t>
-      </w:r>
-      <w:r>
-        <w:rPr>
-          <w:rFonts w:ascii="Times New Roman" w:hAnsi="Times New Roman" w:eastAsia="Times New Roman" w:cs="Times New Roman"/>
-        </w:rPr>
-        <w:t xml:space="preserve"> (a) Na + Rb</w:t>
-      </w:r>
-      <w:r>
-        <w:rPr>
-          <w:rFonts w:ascii="Times New Roman" w:hAnsi="Times New Roman" w:eastAsia="Times New Roman" w:cs="Times New Roman"/>
-          <w:vertAlign w:val="superscript"/>
-        </w:rPr>
-        <w:t>+</w:t>
-      </w:r>
-      <w:r>
-        <w:rPr>
-          <w:rFonts w:ascii="Times New Roman" w:hAnsi="Times New Roman" w:eastAsia="Times New Roman" w:cs="Times New Roman"/>
-        </w:rPr>
-        <w:t xml:space="preserve"> → Na</w:t>
-      </w:r>
-      <w:r>
-        <w:rPr>
-          <w:rFonts w:ascii="Times New Roman" w:hAnsi="Times New Roman" w:eastAsia="Times New Roman" w:cs="Times New Roman"/>
-          <w:vertAlign w:val="superscript"/>
-        </w:rPr>
-        <w:t>+</w:t>
-      </w:r>
-      <w:r>
-        <w:rPr>
-          <w:rFonts w:ascii="Times New Roman" w:hAnsi="Times New Roman" w:eastAsia="Times New Roman" w:cs="Times New Roman"/>
-        </w:rPr>
-        <w:t xml:space="preserve"> + </w:t>
-      </w:r>
-      <w:r>
-        <w:rPr>
-          <w:rFonts w:hint="eastAsia" w:ascii="Times New Roman" w:hAnsi="Times New Roman" w:eastAsia="Times New Roman" w:cs="Times New Roman"/>
-        </w:rPr>
-        <w:t xml:space="preserve">Rb：</w:t>
-      </w:r>
       <m:oMath>
-        <m:r>
-          <m:rPr>
-            <m:sty m:val="p"/>
-          </m:rPr>
-          <m:t>Δ</m:t>
-        </m:r>
-        <m:r>
-          <m:t>E</m:t>
-        </m:r>
-        <m:r>
-          <m:rPr>
-            <m:sty m:val="p"/>
-          </m:rPr>
-          <m:t>=</m:t>
-        </m:r>
         <m:sSub>
           <m:e>
             <m:r>
@@ -43351,40 +42134,74 @@
         <w:rPr>
           <w:rFonts w:ascii="Times New Roman" w:hAnsi="Times New Roman" w:eastAsia="Times New Roman" w:cs="Times New Roman"/>
         </w:rPr>
-        <w:t>(Na) - I</w:t>
-      </w:r>
-      <w:r>
-        <w:rPr>
-          <w:rFonts w:ascii="Times New Roman" w:hAnsi="Times New Roman" w:eastAsia="Times New Roman" w:cs="Times New Roman"/>
-          <w:vertAlign w:val="subscript"/>
+        <w:t xml:space="preserve"> </w:t>
+      </w:r>
+      <w:r>
+        <w:rPr>
+          <w:rFonts w:ascii="Times New Roman" w:hAnsi="Times New Roman" w:eastAsia="Times New Roman" w:cs="Times New Roman"/>
+        </w:rPr>
+        <w:t xml:space="preserve">&lt; </w:t>
+      </w:r>
+      <w:r>
+        <w:rPr>
+          <w:rFonts w:hint="eastAsia" w:ascii="Times New Roman" w:hAnsi="Times New Roman" w:eastAsia="Times New Roman" w:cs="Times New Roman"/>
+        </w:rPr>
+        <w:t>Mg：Na</w:t>
+      </w:r>
+      <w:r>
+        <w:rPr>
+          <w:rFonts w:hint="eastAsia" w:ascii="Times New Roman" w:hAnsi="Times New Roman" w:eastAsia="FangSong" w:cs="Times New Roman"/>
+        </w:rPr>
+        <w:t>的</w:t>
+      </w:r>
+      <w:r>
+        <w:rPr>
+          <w:rFonts w:hint="eastAsia" w:ascii="Times New Roman" w:hAnsi="Times New Roman" w:eastAsia="Times New Roman" w:cs="Times New Roman"/>
+        </w:rPr>
+        <w:t>3s</w:t>
+      </w:r>
+      <w:r>
+        <w:rPr>
+          <w:rFonts w:hint="eastAsia" w:ascii="Times New Roman" w:hAnsi="Times New Roman" w:eastAsia="Times New Roman" w:cs="Times New Roman"/>
+          <w:vertAlign w:val="superscript"/>
         </w:rPr>
         <w:t>1</w:t>
       </w:r>
       <w:r>
         <w:rPr>
-          <w:rFonts w:ascii="Times New Roman" w:hAnsi="Times New Roman" w:eastAsia="Times New Roman" w:cs="Times New Roman"/>
-        </w:rPr>
-        <w:t>(Rb) = 496 - 403 = 93 kJ/mol &gt; 0 →</w:t>
-      </w:r>
-      <w:r>
-        <w:rPr>
-          <w:rFonts w:ascii="Times New Roman" w:hAnsi="Times New Roman" w:eastAsia="Times New Roman" w:cs="Times New Roman"/>
-        </w:rPr>
-        <w:t xml:space="preserve"> </w:t>
-      </w:r>
-      <w:r>
-        <w:rPr>
-          <w:rFonts w:hint="eastAsia" w:ascii="Times New Roman" w:hAnsi="Times New Roman" w:eastAsia="FangSong" w:cs="Times New Roman"/>
-          <w:b/>
-          <w:bCs/>
-        </w:rPr>
-        <w:t xml:space="preserve">不能自发</w:t>
-      </w:r>
-      <w:r>
-        <w:rPr>
-          <w:rFonts w:hint="eastAsia" w:ascii="Times New Roman" w:hAnsi="Times New Roman" w:eastAsia="Times New Roman" w:cs="Times New Roman"/>
-        </w:rPr>
-        <w:t>（Na</w:t>
+          <w:rFonts w:hint="eastAsia" w:ascii="Times New Roman" w:hAnsi="Times New Roman" w:eastAsia="FangSong" w:cs="Times New Roman"/>
+        </w:rPr>
+        <w:t>失去</w:t>
+      </w:r>
+      <w:r>
+        <w:rPr>
+          <w:rFonts w:hint="eastAsia" w:ascii="Times New Roman" w:hAnsi="Times New Roman" w:eastAsia="Times New Roman" w:cs="Times New Roman"/>
+        </w:rPr>
+        <w:t>1</w:t>
+      </w:r>
+      <w:r>
+        <w:rPr>
+          <w:rFonts w:hint="eastAsia" w:ascii="Times New Roman" w:hAnsi="Times New Roman" w:eastAsia="FangSong" w:cs="Times New Roman"/>
+        </w:rPr>
+        <w:t>个电子即达</w:t>
+      </w:r>
+      <w:r>
+        <w:rPr>
+          <w:rFonts w:hint="eastAsia" w:ascii="Times New Roman" w:hAnsi="Times New Roman" w:eastAsia="Times New Roman" w:cs="Times New Roman"/>
+        </w:rPr>
+        <w:t>Ne</w:t>
+      </w:r>
+      <w:r>
+        <w:rPr>
+          <w:rFonts w:hint="eastAsia" w:ascii="Times New Roman" w:hAnsi="Times New Roman" w:eastAsia="FangSong" w:cs="Times New Roman"/>
+        </w:rPr>
+        <w:t>稳定构型</w:t>
+      </w:r>
+      <w:r>
+        <w:rPr>
+          <w:rFonts w:hint="eastAsia" w:ascii="Times New Roman" w:hAnsi="Times New Roman" w:eastAsia="Times New Roman" w:cs="Times New Roman"/>
+        </w:rPr>
+        <w:t>；Mg</w:t>
       </w:r>
       <w:r>
         <w:rPr>
@@ -43396,17 +42213,280 @@
         <w:rPr>
           <w:rFonts w:hint="eastAsia" w:ascii="Times New Roman" w:hAnsi="Times New Roman" w:eastAsia="Times New Roman" w:cs="Times New Roman"/>
         </w:rPr>
-        <w:t>I</w:t>
-      </w:r>
-      <w:r>
-        <w:rPr>
-          <w:rFonts w:hint="eastAsia" w:ascii="Times New Roman" w:hAnsi="Times New Roman" w:eastAsia="Times New Roman" w:cs="Times New Roman"/>
-          <w:vertAlign w:val="subscript"/>
+        <w:t>3s</w:t>
+      </w:r>
+      <w:r>
+        <w:rPr>
+          <w:rFonts w:hint="eastAsia" w:ascii="Times New Roman" w:hAnsi="Times New Roman" w:eastAsia="Times New Roman" w:cs="Times New Roman"/>
+          <w:vertAlign w:val="superscript"/>
+        </w:rPr>
+        <w:t>2</w:t>
+      </w:r>
+      <w:r>
+        <w:rPr>
+          <w:rFonts w:hint="eastAsia" w:ascii="Times New Roman" w:hAnsi="Times New Roman" w:eastAsia="FangSong" w:cs="Times New Roman"/>
+        </w:rPr>
+        <w:t>全满更稳定</w:t>
+      </w:r>
+      <w:r>
+        <w:rPr>
+          <w:rFonts w:hint="eastAsia" w:ascii="Times New Roman" w:hAnsi="Times New Roman" w:eastAsia="Times New Roman" w:cs="Times New Roman"/>
+        </w:rPr>
+        <w:t>。Na</w:t>
+      </w:r>
+      <w:r>
+        <w:rPr>
+          <w:rFonts w:hint="eastAsia" w:ascii="Times New Roman" w:hAnsi="Times New Roman" w:eastAsia="FangSong" w:cs="Times New Roman"/>
+        </w:rPr>
+        <w:t>的</w:t>
+      </w:r>
+      <m:oMath>
+        <m:sSub>
+          <m:e>
+            <m:r>
+              <m:t>I</m:t>
+            </m:r>
+          </m:e>
+          <m:sub>
+            <m:r>
+              <m:t>2</m:t>
+            </m:r>
+          </m:sub>
+        </m:sSub>
+      </m:oMath>
+      <w:r>
+        <w:rPr>
+          <w:rFonts w:ascii="Times New Roman" w:hAnsi="Times New Roman" w:eastAsia="Times New Roman" w:cs="Times New Roman"/>
+        </w:rPr>
+        <w:t xml:space="preserve"> </w:t>
+      </w:r>
+      <w:r>
+        <w:rPr>
+          <w:rFonts w:ascii="Times New Roman" w:hAnsi="Times New Roman" w:eastAsia="Times New Roman" w:cs="Times New Roman"/>
+        </w:rPr>
+        <w:t xml:space="preserve">&gt;&gt; </w:t>
+      </w:r>
+      <w:r>
+        <w:rPr>
+          <w:rFonts w:hint="eastAsia" w:ascii="Times New Roman" w:hAnsi="Times New Roman" w:eastAsia="Times New Roman" w:cs="Times New Roman"/>
+        </w:rPr>
+        <w:t>Mg</w:t>
+      </w:r>
+      <w:r>
+        <w:rPr>
+          <w:rFonts w:hint="eastAsia" w:ascii="Times New Roman" w:hAnsi="Times New Roman" w:eastAsia="FangSong" w:cs="Times New Roman"/>
+        </w:rPr>
+        <w:t>的</w:t>
+      </w:r>
+      <m:oMath>
+        <m:sSub>
+          <m:e>
+            <m:r>
+              <m:t>I</m:t>
+            </m:r>
+          </m:e>
+          <m:sub>
+            <m:r>
+              <m:t>2</m:t>
+            </m:r>
+          </m:sub>
+        </m:sSub>
+      </m:oMath>
+      <w:r>
+        <w:rPr>
+          <w:rFonts w:hint="eastAsia" w:ascii="Times New Roman" w:hAnsi="Times New Roman" w:eastAsia="Times New Roman" w:cs="Times New Roman"/>
+        </w:rPr>
+        <w:t>：Na</w:t>
+      </w:r>
+      <w:r>
+        <w:rPr>
+          <w:rFonts w:hint="eastAsia" w:ascii="Times New Roman" w:hAnsi="Times New Roman" w:eastAsia="Times New Roman" w:cs="Times New Roman"/>
+          <w:vertAlign w:val="superscript"/>
+        </w:rPr>
+        <w:t>+</w:t>
+      </w:r>
+      <w:r>
+        <w:rPr>
+          <w:rFonts w:hint="eastAsia" w:ascii="Times New Roman" w:hAnsi="Times New Roman" w:eastAsia="FangSong" w:cs="Times New Roman"/>
+        </w:rPr>
+        <w:t>已达</w:t>
+      </w:r>
+      <w:r>
+        <w:rPr>
+          <w:rFonts w:hint="eastAsia" w:ascii="Times New Roman" w:hAnsi="Times New Roman" w:eastAsia="Times New Roman" w:cs="Times New Roman"/>
+        </w:rPr>
+        <w:t>Ne</w:t>
+      </w:r>
+      <w:r>
+        <w:rPr>
+          <w:rFonts w:hint="eastAsia" w:ascii="Times New Roman" w:hAnsi="Times New Roman" w:eastAsia="FangSong" w:cs="Times New Roman"/>
+        </w:rPr>
+        <w:t>稳定构型</w:t>
+      </w:r>
+      <w:r>
+        <w:rPr>
+          <w:rFonts w:hint="eastAsia" w:ascii="Times New Roman" w:hAnsi="Times New Roman" w:eastAsia="Times New Roman" w:cs="Times New Roman"/>
+        </w:rPr>
+        <w:t>（2s</w:t>
+      </w:r>
+      <w:r>
+        <w:rPr>
+          <w:rFonts w:hint="eastAsia" w:ascii="Times New Roman" w:hAnsi="Times New Roman" w:eastAsia="Times New Roman" w:cs="Times New Roman"/>
+          <w:vertAlign w:val="superscript"/>
+        </w:rPr>
+        <w:t>2</w:t>
+      </w:r>
+      <w:r>
+        <w:rPr>
+          <w:rFonts w:hint="eastAsia" w:ascii="Times New Roman" w:hAnsi="Times New Roman" w:eastAsia="Times New Roman" w:cs="Times New Roman"/>
+        </w:rPr>
+        <w:t>2p</w:t>
+      </w:r>
+      <w:r>
+        <w:rPr>
+          <w:rFonts w:hint="eastAsia" w:ascii="Times New Roman" w:hAnsi="Times New Roman" w:eastAsia="Times New Roman" w:cs="Times New Roman"/>
+          <w:vertAlign w:val="superscript"/>
+        </w:rPr>
+        <w:t>6</w:t>
+      </w:r>
+      <w:r>
+        <w:rPr>
+          <w:rFonts w:hint="eastAsia" w:ascii="Times New Roman" w:hAnsi="Times New Roman" w:eastAsia="Times New Roman" w:cs="Times New Roman"/>
+        </w:rPr>
+        <w:t>），</w:t>
+      </w:r>
+      <w:r>
+        <w:rPr>
+          <w:rFonts w:hint="eastAsia" w:ascii="Times New Roman" w:hAnsi="Times New Roman" w:eastAsia="FangSong" w:cs="Times New Roman"/>
+        </w:rPr>
+        <w:t>再失电子极难</w:t>
+      </w:r>
+      <w:r>
+        <w:rPr>
+          <w:rFonts w:hint="eastAsia" w:ascii="Times New Roman" w:hAnsi="Times New Roman" w:eastAsia="Times New Roman" w:cs="Times New Roman"/>
+        </w:rPr>
+        <w:t>；Mg</w:t>
+      </w:r>
+      <w:r>
+        <w:rPr>
+          <w:rFonts w:hint="eastAsia" w:ascii="Times New Roman" w:hAnsi="Times New Roman" w:eastAsia="Times New Roman" w:cs="Times New Roman"/>
+          <w:vertAlign w:val="superscript"/>
+        </w:rPr>
+        <w:t>+</w:t>
+      </w:r>
+      <w:r>
+        <w:rPr>
+          <w:rFonts w:hint="eastAsia" w:ascii="Times New Roman" w:hAnsi="Times New Roman" w:eastAsia="FangSong" w:cs="Times New Roman"/>
+        </w:rPr>
+        <w:t>为</w:t>
+      </w:r>
+      <w:r>
+        <w:rPr>
+          <w:rFonts w:hint="eastAsia" w:ascii="Times New Roman" w:hAnsi="Times New Roman" w:eastAsia="Times New Roman" w:cs="Times New Roman"/>
+        </w:rPr>
+        <w:t>3s</w:t>
+      </w:r>
+      <w:r>
+        <w:rPr>
+          <w:rFonts w:hint="eastAsia" w:ascii="Times New Roman" w:hAnsi="Times New Roman" w:eastAsia="Times New Roman" w:cs="Times New Roman"/>
+          <w:vertAlign w:val="superscript"/>
         </w:rPr>
         <w:t>1</w:t>
       </w:r>
       <w:r>
         <w:rPr>
+          <w:rFonts w:hint="eastAsia" w:ascii="Times New Roman" w:hAnsi="Times New Roman" w:eastAsia="Times New Roman" w:cs="Times New Roman"/>
+        </w:rPr>
+        <w:t>，</w:t>
+      </w:r>
+      <w:r>
+        <w:rPr>
+          <w:rFonts w:hint="eastAsia" w:ascii="Times New Roman" w:hAnsi="Times New Roman" w:eastAsia="FangSong" w:cs="Times New Roman"/>
+        </w:rPr>
+        <w:t>较易再失</w:t>
+      </w:r>
+      <w:r>
+        <w:rPr>
+          <w:rFonts w:hint="eastAsia" w:ascii="Times New Roman" w:hAnsi="Times New Roman" w:eastAsia="Times New Roman" w:cs="Times New Roman"/>
+        </w:rPr>
+        <w:t>。(b)</w:t>
+      </w:r>
+      <w:r>
+        <w:rPr>
+          <w:rFonts w:ascii="Times New Roman" w:hAnsi="Times New Roman" w:eastAsia="Times New Roman" w:cs="Times New Roman"/>
+        </w:rPr>
+        <w:t xml:space="preserve"> </w:t>
+      </w:r>
+      <w:r>
+        <w:rPr>
+          <w:rFonts w:hint="eastAsia" w:ascii="Times New Roman" w:hAnsi="Times New Roman" w:eastAsia="Times New Roman" w:cs="Times New Roman"/>
+        </w:rPr>
+        <w:t>Na</w:t>
+      </w:r>
+      <w:r>
+        <w:rPr>
+          <w:rFonts w:hint="eastAsia" w:ascii="Times New Roman" w:hAnsi="Times New Roman" w:eastAsia="Times New Roman" w:cs="Times New Roman"/>
+          <w:vertAlign w:val="superscript"/>
+        </w:rPr>
+        <w:t>+</w:t>
+      </w:r>
+      <w:r>
+        <w:rPr>
+          <w:rFonts w:hint="eastAsia" w:ascii="Times New Roman" w:hAnsi="Times New Roman" w:eastAsia="FangSong" w:cs="Times New Roman"/>
+        </w:rPr>
+        <w:t>和</w:t>
+      </w:r>
+      <w:r>
+        <w:rPr>
+          <w:rFonts w:hint="eastAsia" w:ascii="Times New Roman" w:hAnsi="Times New Roman" w:eastAsia="Times New Roman" w:cs="Times New Roman"/>
+        </w:rPr>
+        <w:t>Ne</w:t>
+      </w:r>
+      <w:r>
+        <w:rPr>
+          <w:rFonts w:hint="eastAsia" w:ascii="Times New Roman" w:hAnsi="Times New Roman" w:eastAsia="FangSong" w:cs="Times New Roman"/>
+        </w:rPr>
+        <w:t>电子构型相同</w:t>
+      </w:r>
+      <w:r>
+        <w:rPr>
+          <w:rFonts w:hint="eastAsia" w:ascii="Times New Roman" w:hAnsi="Times New Roman" w:eastAsia="Times New Roman" w:cs="Times New Roman"/>
+        </w:rPr>
+        <w:t>，</w:t>
+      </w:r>
+      <w:r>
+        <w:rPr>
+          <w:rFonts w:hint="eastAsia" w:ascii="Times New Roman" w:hAnsi="Times New Roman" w:eastAsia="FangSong" w:cs="Times New Roman"/>
+        </w:rPr>
+        <w:t>但</w:t>
+      </w:r>
+      <w:r>
+        <w:rPr>
+          <w:rFonts w:hint="eastAsia" w:ascii="Times New Roman" w:hAnsi="Times New Roman" w:eastAsia="Times New Roman" w:cs="Times New Roman"/>
+        </w:rPr>
+        <w:t>Na</w:t>
+      </w:r>
+      <w:r>
+        <w:rPr>
+          <w:rFonts w:hint="eastAsia" w:ascii="Times New Roman" w:hAnsi="Times New Roman" w:eastAsia="Times New Roman" w:cs="Times New Roman"/>
+          <w:vertAlign w:val="superscript"/>
+        </w:rPr>
+        <w:t>+</w:t>
+      </w:r>
+      <w:r>
+        <w:rPr>
+          <w:rFonts w:hint="eastAsia" w:ascii="Times New Roman" w:hAnsi="Times New Roman" w:eastAsia="FangSong" w:cs="Times New Roman"/>
+        </w:rPr>
+        <w:t>核电荷</w:t>
+      </w:r>
+      <w:r>
+        <w:rPr>
+          <w:rFonts w:hint="eastAsia" w:ascii="Times New Roman" w:hAnsi="Times New Roman" w:eastAsia="Times New Roman" w:cs="Times New Roman"/>
+        </w:rPr>
+        <w:t>(11)</w:t>
+      </w:r>
+      <w:r>
+        <w:rPr>
           <w:rFonts w:ascii="Times New Roman" w:hAnsi="Times New Roman" w:eastAsia="Times New Roman" w:cs="Times New Roman"/>
         </w:rPr>
         <w:t xml:space="preserve"> &gt; </w:t>
@@ -43415,226 +42495,27 @@
         <w:rPr>
           <w:rFonts w:hint="eastAsia" w:ascii="Times New Roman" w:hAnsi="Times New Roman" w:eastAsia="Times New Roman" w:cs="Times New Roman"/>
         </w:rPr>
-        <w:t>Rb</w:t>
-      </w:r>
-      <w:r>
-        <w:rPr>
-          <w:rFonts w:hint="eastAsia" w:ascii="Times New Roman" w:hAnsi="Times New Roman" w:eastAsia="FangSong" w:cs="Times New Roman"/>
-        </w:rPr>
-        <w:t>的</w:t>
-      </w:r>
-      <w:r>
-        <w:rPr>
-          <w:rFonts w:hint="eastAsia" w:ascii="Times New Roman" w:hAnsi="Times New Roman" w:eastAsia="Times New Roman" w:cs="Times New Roman"/>
-        </w:rPr>
-        <w:t>I</w:t>
-      </w:r>
-      <w:r>
-        <w:rPr>
-          <w:rFonts w:hint="eastAsia" w:ascii="Times New Roman" w:hAnsi="Times New Roman" w:eastAsia="Times New Roman" w:cs="Times New Roman"/>
-          <w:vertAlign w:val="subscript"/>
-        </w:rPr>
-        <w:t>1</w:t>
-      </w:r>
-      <w:r>
-        <w:rPr>
-          <w:rFonts w:hint="eastAsia" w:ascii="Times New Roman" w:hAnsi="Times New Roman" w:eastAsia="Times New Roman" w:cs="Times New Roman"/>
-        </w:rPr>
-        <w:t>）。(b)</w:t>
-      </w:r>
-      <w:r>
-        <w:rPr>
-          <w:rFonts w:ascii="Times New Roman" w:hAnsi="Times New Roman" w:eastAsia="Times New Roman" w:cs="Times New Roman"/>
-        </w:rPr>
-        <w:t xml:space="preserve"> F</w:t>
-      </w:r>
-      <w:r>
-        <w:rPr>
-          <w:rFonts w:ascii="Times New Roman" w:hAnsi="Times New Roman" w:eastAsia="Times New Roman" w:cs="Times New Roman"/>
-          <w:vertAlign w:val="superscript"/>
-        </w:rPr>
-        <w:t>-</w:t>
-      </w:r>
-      <w:r>
-        <w:rPr>
-          <w:rFonts w:ascii="Times New Roman" w:hAnsi="Times New Roman" w:eastAsia="Times New Roman" w:cs="Times New Roman"/>
-        </w:rPr>
-        <w:t xml:space="preserve"> + Cl → Cl</w:t>
-      </w:r>
-      <w:r>
-        <w:rPr>
-          <w:rFonts w:ascii="Times New Roman" w:hAnsi="Times New Roman" w:eastAsia="Times New Roman" w:cs="Times New Roman"/>
-          <w:vertAlign w:val="superscript"/>
-        </w:rPr>
-        <w:t>-</w:t>
-      </w:r>
-      <w:r>
-        <w:rPr>
-          <w:rFonts w:ascii="Times New Roman" w:hAnsi="Times New Roman" w:eastAsia="Times New Roman" w:cs="Times New Roman"/>
-        </w:rPr>
-        <w:t xml:space="preserve"> + </w:t>
-      </w:r>
-      <w:r>
-        <w:rPr>
-          <w:rFonts w:hint="eastAsia" w:ascii="Times New Roman" w:hAnsi="Times New Roman" w:eastAsia="Times New Roman" w:cs="Times New Roman"/>
-        </w:rPr>
-        <w:t xml:space="preserve">F：</w:t>
+        <w:t>Ne(10)，</w:t>
+      </w:r>
+      <w:r>
+        <w:rPr>
+          <w:rFonts w:hint="eastAsia" w:ascii="Times New Roman" w:hAnsi="Times New Roman" w:eastAsia="FangSong" w:cs="Times New Roman"/>
+        </w:rPr>
+        <w:t>核对电子吸引力更强</w:t>
+      </w:r>
+      <w:r>
+        <w:rPr>
+          <w:rFonts w:ascii="Times New Roman" w:hAnsi="Times New Roman" w:eastAsia="Times New Roman" w:cs="Times New Roman"/>
+        </w:rPr>
+        <w:t xml:space="preserve"> →</w:t>
+      </w:r>
+      <w:r>
+        <w:rPr>
+          <w:rFonts w:ascii="Times New Roman" w:hAnsi="Times New Roman" w:eastAsia="Times New Roman" w:cs="Times New Roman"/>
+        </w:rPr>
+        <w:t xml:space="preserve"> </w:t>
       </w:r>
       <m:oMath>
-        <m:oMathPr>
-          <m:ctrlPr>
-            <w:rPr>
-              <w:sz w:val="28"/>
-              <w:szCs w:val="28"/>
-            </w:rPr>
-          </m:ctrlPr>
-        </m:oMathPr>
-        <m:r>
-          <m:rPr>
-            <m:sty m:val="p"/>
-          </m:rPr>
-          <m:t>Δ</m:t>
-        </m:r>
-        <m:r>
-          <m:t>E</m:t>
-        </m:r>
-        <m:r>
-          <m:rPr>
-            <m:sty m:val="p"/>
-          </m:rPr>
-          <m:t>=</m:t>
-        </m:r>
-        <m:r>
-          <m:rPr>
-            <m:sty m:val="p"/>
-          </m:rPr>
-          <m:t>−</m:t>
-        </m:r>
-        <m:r>
-          <m:t>E</m:t>
-        </m:r>
-        <m:r>
-          <m:t>A</m:t>
-        </m:r>
-      </m:oMath>
-      <w:r>
-        <w:rPr>
-          <w:rFonts w:ascii="Times New Roman" w:hAnsi="Times New Roman" w:eastAsia="Times New Roman" w:cs="Times New Roman"/>
-        </w:rPr>
-        <w:t xml:space="preserve">(Cl) +</w:t>
-      </w:r>
-      <w:r>
-        <w:rPr>
-          <w:rFonts w:ascii="Times New Roman" w:hAnsi="Times New Roman" w:eastAsia="Times New Roman" w:cs="Times New Roman"/>
-        </w:rPr>
-        <w:t xml:space="preserve"> </w:t>
-      </w:r>
-      <m:oMath>
-        <m:r>
-          <m:t>E</m:t>
-        </m:r>
-        <m:r>
-          <m:t>A</m:t>
-        </m:r>
-      </m:oMath>
-      <w:r>
-        <w:rPr>
-          <w:rFonts w:ascii="Times New Roman" w:hAnsi="Times New Roman" w:eastAsia="Times New Roman" w:cs="Times New Roman"/>
-        </w:rPr>
-        <w:t xml:space="preserve">(F) = -349 + 328 = -21 kJ/mol →</w:t>
-      </w:r>
-      <w:r>
-        <w:rPr>
-          <w:rFonts w:ascii="Times New Roman" w:hAnsi="Times New Roman" w:eastAsia="Times New Roman" w:cs="Times New Roman"/>
-        </w:rPr>
-        <w:t xml:space="preserve"> </w:t>
-      </w:r>
-      <w:r>
-        <w:rPr>
-          <w:rFonts w:hint="eastAsia" w:ascii="Times New Roman" w:hAnsi="Times New Roman" w:eastAsia="FangSong" w:cs="Times New Roman"/>
-          <w:b/>
-          <w:bCs/>
-        </w:rPr>
-        <w:t xml:space="preserve">能自发</w:t>
-      </w:r>
-      <w:r>
-        <w:rPr>
-          <w:rFonts w:hint="eastAsia" w:ascii="Times New Roman" w:hAnsi="Times New Roman" w:eastAsia="Times New Roman" w:cs="Times New Roman"/>
-        </w:rPr>
-        <w:t>（Cl</w:t>
-      </w:r>
-      <w:r>
-        <w:rPr>
-          <w:rFonts w:hint="eastAsia" w:ascii="Times New Roman" w:hAnsi="Times New Roman" w:eastAsia="FangSong" w:cs="Times New Roman"/>
-        </w:rPr>
-        <w:t>的电子亲和能</w:t>
-      </w:r>
-      <w:r>
-        <w:rPr>
-          <w:rFonts w:ascii="Times New Roman" w:hAnsi="Times New Roman" w:eastAsia="Times New Roman" w:cs="Times New Roman"/>
-        </w:rPr>
-        <w:t xml:space="preserve"> &gt; </w:t>
-      </w:r>
-      <w:r>
-        <w:rPr>
-          <w:rFonts w:hint="eastAsia" w:ascii="Times New Roman" w:hAnsi="Times New Roman" w:eastAsia="Times New Roman" w:cs="Times New Roman"/>
-        </w:rPr>
-        <w:t xml:space="preserve">F）。(c)</w:t>
-      </w:r>
-      <w:r>
-        <w:rPr>
-          <w:rFonts w:ascii="Times New Roman" w:hAnsi="Times New Roman" w:eastAsia="Times New Roman" w:cs="Times New Roman"/>
-        </w:rPr>
-        <w:t xml:space="preserve"> N</w:t>
-      </w:r>
-      <w:r>
-        <w:rPr>
-          <w:rFonts w:ascii="Times New Roman" w:hAnsi="Times New Roman" w:eastAsia="Times New Roman" w:cs="Times New Roman"/>
-          <w:vertAlign w:val="superscript"/>
-        </w:rPr>
-        <w:t>+</w:t>
-      </w:r>
-      <w:r>
-        <w:rPr>
-          <w:rFonts w:ascii="Times New Roman" w:hAnsi="Times New Roman" w:eastAsia="Times New Roman" w:cs="Times New Roman"/>
-        </w:rPr>
-        <w:t xml:space="preserve"> + O → N + </w:t>
-      </w:r>
-      <w:r>
-        <w:rPr>
-          <w:rFonts w:hint="eastAsia" w:ascii="Times New Roman" w:hAnsi="Times New Roman" w:eastAsia="Times New Roman" w:cs="Times New Roman"/>
-        </w:rPr>
-        <w:t>O</w:t>
-      </w:r>
-      <w:r>
-        <w:rPr>
-          <w:rFonts w:hint="eastAsia" w:ascii="Times New Roman" w:hAnsi="Times New Roman" w:eastAsia="Times New Roman" w:cs="Times New Roman"/>
-          <w:vertAlign w:val="superscript"/>
-        </w:rPr>
-        <w:t>+</w:t>
-      </w:r>
-      <w:r>
-        <w:rPr>
-          <w:rFonts w:hint="eastAsia" w:ascii="Times New Roman" w:hAnsi="Times New Roman" w:eastAsia="Times New Roman" w:cs="Times New Roman"/>
-        </w:rPr>
-        <w:t>：</w:t>
-      </w:r>
-      <m:oMath>
-        <m:r>
-          <m:rPr>
-            <m:sty m:val="p"/>
-          </m:rPr>
-          <m:t>Δ</m:t>
-        </m:r>
-        <m:r>
-          <m:t>E</m:t>
-        </m:r>
-        <m:r>
-          <m:rPr>
-            <m:sty m:val="p"/>
-          </m:rPr>
-          <m:t>=</m:t>
-        </m:r>
         <m:sSub>
           <m:e>
             <m:r>
@@ -43650,42 +42531,27 @@
       </m:oMath>
       <w:r>
         <w:rPr>
-          <w:rFonts w:ascii="Times New Roman" w:hAnsi="Times New Roman" w:eastAsia="Times New Roman" w:cs="Times New Roman"/>
-        </w:rPr>
-        <w:t>(O) - I</w:t>
-      </w:r>
-      <w:r>
-        <w:rPr>
-          <w:rFonts w:ascii="Times New Roman" w:hAnsi="Times New Roman" w:eastAsia="Times New Roman" w:cs="Times New Roman"/>
-          <w:vertAlign w:val="subscript"/>
-        </w:rPr>
-        <w:t>1</w:t>
-      </w:r>
-      <w:r>
-        <w:rPr>
-          <w:rFonts w:ascii="Times New Roman" w:hAnsi="Times New Roman" w:eastAsia="Times New Roman" w:cs="Times New Roman"/>
-        </w:rPr>
-        <w:t>(N) = 1314 - 1402 = -88 kJ/mol →</w:t>
-      </w:r>
-      <w:r>
-        <w:rPr>
-          <w:rFonts w:ascii="Times New Roman" w:hAnsi="Times New Roman" w:eastAsia="Times New Roman" w:cs="Times New Roman"/>
-        </w:rPr>
-        <w:t xml:space="preserve"> </w:t>
-      </w:r>
-      <w:r>
-        <w:rPr>
-          <w:rFonts w:hint="eastAsia" w:ascii="Times New Roman" w:hAnsi="Times New Roman" w:eastAsia="FangSong" w:cs="Times New Roman"/>
-          <w:b/>
-          <w:bCs/>
-        </w:rPr>
-        <w:t xml:space="preserve">能自发</w:t>
-      </w:r>
-      <w:r>
-        <w:rPr>
-          <w:rFonts w:hint="eastAsia" w:ascii="Times New Roman" w:hAnsi="Times New Roman" w:eastAsia="Times New Roman" w:cs="Times New Roman"/>
-        </w:rPr>
-        <w:t>（O</w:t>
+          <w:rFonts w:hint="eastAsia" w:ascii="Times New Roman" w:hAnsi="Times New Roman" w:eastAsia="FangSong" w:cs="Times New Roman"/>
+        </w:rPr>
+        <w:t>更大</w:t>
+      </w:r>
+      <w:r>
+        <w:rPr>
+          <w:rFonts w:hint="eastAsia" w:ascii="Times New Roman" w:hAnsi="Times New Roman" w:eastAsia="Times New Roman" w:cs="Times New Roman"/>
+        </w:rPr>
+        <w:t>。(c)</w:t>
+      </w:r>
+      <w:r>
+        <w:rPr>
+          <w:rFonts w:ascii="Times New Roman" w:hAnsi="Times New Roman" w:eastAsia="Times New Roman" w:cs="Times New Roman"/>
+        </w:rPr>
+        <w:t xml:space="preserve"> </w:t>
+      </w:r>
+      <w:r>
+        <w:rPr>
+          <w:rFonts w:hint="eastAsia" w:ascii="Times New Roman" w:hAnsi="Times New Roman" w:eastAsia="Times New Roman" w:cs="Times New Roman"/>
+        </w:rPr>
+        <w:t>Be</w:t>
       </w:r>
       <w:r>
         <w:rPr>
@@ -43693,30 +42559,163 @@
         </w:rPr>
         <w:t>的</w:t>
       </w:r>
-      <w:r>
-        <w:rPr>
-          <w:rFonts w:hint="eastAsia" w:ascii="Times New Roman" w:hAnsi="Times New Roman" w:eastAsia="Times New Roman" w:cs="Times New Roman"/>
-        </w:rPr>
-        <w:t>I</w:t>
-      </w:r>
-      <w:r>
-        <w:rPr>
-          <w:rFonts w:hint="eastAsia" w:ascii="Times New Roman" w:hAnsi="Times New Roman" w:eastAsia="Times New Roman" w:cs="Times New Roman"/>
-          <w:vertAlign w:val="subscript"/>
-        </w:rPr>
-        <w:t>1</w:t>
-      </w:r>
-      <w:r>
-        <w:rPr>
-          <w:rFonts w:ascii="Times New Roman" w:hAnsi="Times New Roman" w:eastAsia="Times New Roman" w:cs="Times New Roman"/>
-        </w:rPr>
-        <w:t xml:space="preserve"> &lt; </w:t>
-      </w:r>
-      <w:r>
-        <w:rPr>
-          <w:rFonts w:hint="eastAsia" w:ascii="Times New Roman" w:hAnsi="Times New Roman" w:eastAsia="Times New Roman" w:cs="Times New Roman"/>
-        </w:rPr>
-        <w:t xml:space="preserve">N）。</w:t>
+      <m:oMath>
+        <m:sSub>
+          <m:e>
+            <m:r>
+              <m:t>I</m:t>
+            </m:r>
+          </m:e>
+          <m:sub>
+            <m:r>
+              <m:t>3</m:t>
+            </m:r>
+          </m:sub>
+        </m:sSub>
+      </m:oMath>
+      <w:r>
+        <w:rPr>
+          <w:rFonts w:hint="eastAsia" w:ascii="Times New Roman" w:hAnsi="Times New Roman" w:eastAsia="FangSong" w:cs="Times New Roman"/>
+        </w:rPr>
+        <w:t>突跃</w:t>
+      </w:r>
+      <w:r>
+        <w:rPr>
+          <w:rFonts w:hint="eastAsia" w:ascii="Times New Roman" w:hAnsi="Times New Roman" w:eastAsia="Times New Roman" w:cs="Times New Roman"/>
+        </w:rPr>
+        <w:t>：</w:t>
+      </w:r>
+      <w:r>
+        <w:rPr>
+          <w:rFonts w:hint="eastAsia" w:ascii="Times New Roman" w:hAnsi="Times New Roman" w:eastAsia="FangSong" w:cs="Times New Roman"/>
+        </w:rPr>
+        <w:t>前</w:t>
+      </w:r>
+      <w:r>
+        <w:rPr>
+          <w:rFonts w:hint="eastAsia" w:ascii="Times New Roman" w:hAnsi="Times New Roman" w:eastAsia="Times New Roman" w:cs="Times New Roman"/>
+        </w:rPr>
+        <w:t>2</w:t>
+      </w:r>
+      <w:r>
+        <w:rPr>
+          <w:rFonts w:hint="eastAsia" w:ascii="Times New Roman" w:hAnsi="Times New Roman" w:eastAsia="FangSong" w:cs="Times New Roman"/>
+        </w:rPr>
+        <w:t>个电子从</w:t>
+      </w:r>
+      <w:r>
+        <w:rPr>
+          <w:rFonts w:hint="eastAsia" w:ascii="Times New Roman" w:hAnsi="Times New Roman" w:eastAsia="Times New Roman" w:cs="Times New Roman"/>
+        </w:rPr>
+        <w:t>2s</w:t>
+      </w:r>
+      <w:r>
+        <w:rPr>
+          <w:rFonts w:hint="eastAsia" w:ascii="Times New Roman" w:hAnsi="Times New Roman" w:eastAsia="FangSong" w:cs="Times New Roman"/>
+        </w:rPr>
+        <w:t>失去后</w:t>
+      </w:r>
+      <w:r>
+        <w:rPr>
+          <w:rFonts w:hint="eastAsia" w:ascii="Times New Roman" w:hAnsi="Times New Roman" w:eastAsia="Times New Roman" w:cs="Times New Roman"/>
+        </w:rPr>
+        <w:t>，</w:t>
+      </w:r>
+      <w:r>
+        <w:rPr>
+          <w:rFonts w:hint="eastAsia" w:ascii="Times New Roman" w:hAnsi="Times New Roman" w:eastAsia="FangSong" w:cs="Times New Roman"/>
+        </w:rPr>
+        <w:t>第</w:t>
+      </w:r>
+      <w:r>
+        <w:rPr>
+          <w:rFonts w:hint="eastAsia" w:ascii="Times New Roman" w:hAnsi="Times New Roman" w:eastAsia="Times New Roman" w:cs="Times New Roman"/>
+        </w:rPr>
+        <w:t>3</w:t>
+      </w:r>
+      <w:r>
+        <w:rPr>
+          <w:rFonts w:hint="eastAsia" w:ascii="Times New Roman" w:hAnsi="Times New Roman" w:eastAsia="FangSong" w:cs="Times New Roman"/>
+        </w:rPr>
+        <w:t>个电子需从</w:t>
+      </w:r>
+      <w:r>
+        <w:rPr>
+          <w:rFonts w:hint="eastAsia" w:ascii="Times New Roman" w:hAnsi="Times New Roman" w:eastAsia="Times New Roman" w:cs="Times New Roman"/>
+        </w:rPr>
+        <w:t>1s</w:t>
+      </w:r>
+      <w:r>
+        <w:rPr>
+          <w:rFonts w:hint="eastAsia" w:ascii="Times New Roman" w:hAnsi="Times New Roman" w:eastAsia="FangSong" w:cs="Times New Roman"/>
+        </w:rPr>
+        <w:t>内层</w:t>
+      </w:r>
+      <w:r>
+        <w:rPr>
+          <w:rFonts w:hint="eastAsia" w:ascii="Times New Roman" w:hAnsi="Times New Roman" w:eastAsia="Times New Roman" w:cs="Times New Roman"/>
+        </w:rPr>
+        <w:t>（</w:t>
+      </w:r>
+      <w:r>
+        <w:rPr>
+          <w:rFonts w:hint="eastAsia" w:ascii="Times New Roman" w:hAnsi="Times New Roman" w:eastAsia="FangSong" w:cs="Times New Roman"/>
+        </w:rPr>
+        <w:t>已满的</w:t>
+      </w:r>
+      <w:r>
+        <w:rPr>
+          <w:rFonts w:hint="eastAsia" w:ascii="Times New Roman" w:hAnsi="Times New Roman" w:eastAsia="Times New Roman" w:cs="Times New Roman"/>
+        </w:rPr>
+        <w:t>He</w:t>
+      </w:r>
+      <w:r>
+        <w:rPr>
+          <w:rFonts w:hint="eastAsia" w:ascii="Times New Roman" w:hAnsi="Times New Roman" w:eastAsia="FangSong" w:cs="Times New Roman"/>
+        </w:rPr>
+        <w:t>核</w:t>
+      </w:r>
+      <w:r>
+        <w:rPr>
+          <w:rFonts w:hint="eastAsia" w:ascii="Times New Roman" w:hAnsi="Times New Roman" w:eastAsia="Times New Roman" w:cs="Times New Roman"/>
+        </w:rPr>
+        <w:t>）</w:t>
+      </w:r>
+      <w:r>
+        <w:rPr>
+          <w:rFonts w:hint="eastAsia" w:ascii="Times New Roman" w:hAnsi="Times New Roman" w:eastAsia="FangSong" w:cs="Times New Roman"/>
+        </w:rPr>
+        <w:t>失去</w:t>
+      </w:r>
+      <w:r>
+        <w:rPr>
+          <w:rFonts w:ascii="Times New Roman" w:hAnsi="Times New Roman" w:eastAsia="Times New Roman" w:cs="Times New Roman"/>
+        </w:rPr>
+        <w:t xml:space="preserve"> → </w:t>
+      </w:r>
+      <w:r>
+        <w:rPr>
+          <w:rFonts w:hint="eastAsia" w:ascii="Times New Roman" w:hAnsi="Times New Roman" w:eastAsia="FangSong" w:cs="Times New Roman"/>
+        </w:rPr>
+        <w:t xml:space="preserve">跨越了能级组</w:t>
+      </w:r>
+      <w:r>
+        <w:rPr>
+          <w:rFonts w:ascii="Times New Roman" w:hAnsi="Times New Roman" w:eastAsia="Times New Roman" w:cs="Times New Roman"/>
+        </w:rPr>
+        <w:t xml:space="preserve"> → </w:t>
+      </w:r>
+      <w:r>
+        <w:rPr>
+          <w:rFonts w:hint="eastAsia" w:ascii="Times New Roman" w:hAnsi="Times New Roman" w:eastAsia="FangSong" w:cs="Times New Roman"/>
+        </w:rPr>
+        <w:t>能量突增</w:t>
+      </w:r>
+      <w:r>
+        <w:rPr>
+          <w:rFonts w:hint="eastAsia" w:ascii="Times New Roman" w:hAnsi="Times New Roman" w:eastAsia="Times New Roman" w:cs="Times New Roman"/>
+        </w:rPr>
+        <w:t>。</w:t>
       </w:r>
     </w:p>
     <w:p>
@@ -43729,7 +42728,7 @@
           <w:b/>
           <w:bCs/>
         </w:rPr>
-        <w:t xml:space="preserve">9.</w:t>
+        <w:t xml:space="preserve">5.</w:t>
       </w:r>
       <w:r>
         <w:rPr>
@@ -43747,243 +42746,339 @@
         <w:rPr>
           <w:rFonts w:hint="eastAsia" w:ascii="Times New Roman" w:hAnsi="Times New Roman" w:eastAsia="FangSong" w:cs="Times New Roman"/>
         </w:rPr>
-        <w:t>上海中学</w:t>
-      </w:r>
-      <w:r>
-        <w:rPr>
-          <w:rFonts w:hint="eastAsia" w:ascii="Times New Roman" w:hAnsi="Times New Roman" w:eastAsia="Times New Roman" w:cs="Times New Roman"/>
-        </w:rPr>
-        <w:t>]</w:t>
-      </w:r>
-      <w:r>
-        <w:rPr>
-          <w:rFonts w:ascii="Times New Roman" w:hAnsi="Times New Roman" w:eastAsia="Times New Roman" w:cs="Times New Roman"/>
-        </w:rPr>
-        <w:t xml:space="preserve"> </w:t>
-      </w:r>
-      <w:r>
-        <w:rPr>
-          <w:rFonts w:hint="eastAsia" w:ascii="Times New Roman" w:hAnsi="Times New Roman" w:eastAsia="Times New Roman" w:cs="Times New Roman"/>
-        </w:rPr>
-        <w:t>I</w:t>
-      </w:r>
-      <w:r>
-        <w:rPr>
-          <w:rFonts w:hint="eastAsia" w:ascii="Times New Roman" w:hAnsi="Times New Roman" w:eastAsia="Times New Roman" w:cs="Times New Roman"/>
-          <w:vertAlign w:val="subscript"/>
+        <w:t>普化原理</w:t>
+      </w:r>
+      <w:r>
+        <w:rPr>
+          <w:rFonts w:hint="eastAsia" w:ascii="Times New Roman" w:hAnsi="Times New Roman" w:eastAsia="Times New Roman" w:cs="Times New Roman"/>
+        </w:rPr>
+        <w:t>11-23]</w:t>
+      </w:r>
+      <w:r>
+        <w:rPr>
+          <w:rFonts w:ascii="Times New Roman" w:hAnsi="Times New Roman" w:eastAsia="Times New Roman" w:cs="Times New Roman"/>
+        </w:rPr>
+        <w:t xml:space="preserve"> </w:t>
+      </w:r>
+      <w:r>
+        <w:rPr>
+          <w:rFonts w:hint="eastAsia" w:ascii="Times New Roman" w:hAnsi="Times New Roman" w:eastAsia="Times New Roman" w:cs="Times New Roman"/>
+        </w:rPr>
+        <w:t>2s</w:t>
+      </w:r>
+      <w:r>
+        <w:rPr>
+          <w:rFonts w:hint="eastAsia" w:ascii="Times New Roman" w:hAnsi="Times New Roman" w:eastAsia="Times New Roman" w:cs="Times New Roman"/>
+          <w:vertAlign w:val="superscript"/>
+        </w:rPr>
+        <w:t>2</w:t>
+      </w:r>
+      <w:r>
+        <w:rPr>
+          <w:rFonts w:hint="eastAsia" w:ascii="Times New Roman" w:hAnsi="Times New Roman" w:eastAsia="Times New Roman" w:cs="Times New Roman"/>
+        </w:rPr>
+        <w:t>2p</w:t>
+      </w:r>
+      <w:r>
+        <w:rPr>
+          <w:rFonts w:hint="eastAsia" w:ascii="Times New Roman" w:hAnsi="Times New Roman" w:eastAsia="Times New Roman" w:cs="Times New Roman"/>
+          <w:vertAlign w:val="superscript"/>
+        </w:rPr>
+        <w:t>3</w:t>
+      </w:r>
+      <w:r>
+        <w:rPr>
+          <w:rFonts w:hint="eastAsia" w:ascii="Times New Roman" w:hAnsi="Times New Roman" w:eastAsia="Times New Roman" w:cs="Times New Roman"/>
+        </w:rPr>
+        <w:t>（</w:t>
+      </w:r>
+      <w:r>
+        <w:rPr>
+          <w:rFonts w:hint="eastAsia" w:ascii="Times New Roman" w:hAnsi="Times New Roman" w:eastAsia="FangSong" w:cs="Times New Roman"/>
+        </w:rPr>
+        <w:t>即</w:t>
+      </w:r>
+      <w:r>
+        <w:rPr>
+          <w:rFonts w:hint="eastAsia" w:ascii="Times New Roman" w:hAnsi="Times New Roman" w:eastAsia="Times New Roman" w:cs="Times New Roman"/>
+        </w:rPr>
+        <w:t>N）</w:t>
+      </w:r>
+      <w:r>
+        <w:rPr>
+          <w:rFonts w:hint="eastAsia" w:ascii="Times New Roman" w:hAnsi="Times New Roman" w:eastAsia="FangSong" w:cs="Times New Roman"/>
+        </w:rPr>
+        <w:t>的</w:t>
+      </w:r>
+      <m:oMath>
+        <m:sSub>
+          <m:e>
+            <m:r>
+              <m:t>I</m:t>
+            </m:r>
+          </m:e>
+          <m:sub>
+            <m:r>
+              <m:t>1</m:t>
+            </m:r>
+          </m:sub>
+        </m:sSub>
+      </m:oMath>
+      <w:r>
+        <w:rPr>
+          <w:rFonts w:hint="eastAsia" w:ascii="Times New Roman" w:hAnsi="Times New Roman" w:eastAsia="FangSong" w:cs="Times New Roman"/>
+        </w:rPr>
+        <w:t>最大</w:t>
+      </w:r>
+      <w:r>
+        <w:rPr>
+          <w:rFonts w:hint="eastAsia" w:ascii="Times New Roman" w:hAnsi="Times New Roman" w:eastAsia="Times New Roman" w:cs="Times New Roman"/>
+        </w:rPr>
+        <w:t>——2p</w:t>
+      </w:r>
+      <w:r>
+        <w:rPr>
+          <w:rFonts w:hint="eastAsia" w:ascii="Times New Roman" w:hAnsi="Times New Roman" w:eastAsia="Times New Roman" w:cs="Times New Roman"/>
+          <w:vertAlign w:val="superscript"/>
+        </w:rPr>
+        <w:t>3</w:t>
+      </w:r>
+      <w:r>
+        <w:rPr>
+          <w:rFonts w:hint="eastAsia" w:ascii="Times New Roman" w:hAnsi="Times New Roman" w:eastAsia="FangSong" w:cs="Times New Roman"/>
+        </w:rPr>
+        <w:t>半满稳定构型</w:t>
+      </w:r>
+      <w:r>
+        <w:rPr>
+          <w:rFonts w:hint="eastAsia" w:ascii="Times New Roman" w:hAnsi="Times New Roman" w:eastAsia="Times New Roman" w:cs="Times New Roman"/>
+        </w:rPr>
+        <w:t>，</w:t>
+      </w:r>
+      <w:r>
+        <w:rPr>
+          <w:rFonts w:hint="eastAsia" w:ascii="Times New Roman" w:hAnsi="Times New Roman" w:eastAsia="FangSong" w:cs="Times New Roman"/>
+        </w:rPr>
+        <w:t>交换能最大</w:t>
+      </w:r>
+      <w:r>
+        <w:rPr>
+          <w:rFonts w:hint="eastAsia" w:ascii="Times New Roman" w:hAnsi="Times New Roman" w:eastAsia="Times New Roman" w:cs="Times New Roman"/>
+        </w:rPr>
+        <w:t>。</w:t>
+      </w:r>
+      <w:r>
+        <w:rPr>
+          <w:rFonts w:hint="eastAsia" w:ascii="Times New Roman" w:hAnsi="Times New Roman" w:eastAsia="FangSong" w:cs="Times New Roman"/>
+        </w:rPr>
+        <w:t>在</w:t>
+      </w:r>
+      <w:r>
+        <w:rPr>
+          <w:rFonts w:hint="eastAsia" w:ascii="Times New Roman" w:hAnsi="Times New Roman" w:eastAsia="Times New Roman" w:cs="Times New Roman"/>
+        </w:rPr>
+        <w:t>2s</w:t>
+      </w:r>
+      <w:r>
+        <w:rPr>
+          <w:rFonts w:hint="eastAsia" w:ascii="Times New Roman" w:hAnsi="Times New Roman" w:eastAsia="Times New Roman" w:cs="Times New Roman"/>
+          <w:vertAlign w:val="superscript"/>
+        </w:rPr>
+        <w:t>2</w:t>
+      </w:r>
+      <w:r>
+        <w:rPr>
+          <w:rFonts w:hint="eastAsia" w:ascii="Times New Roman" w:hAnsi="Times New Roman" w:eastAsia="Times New Roman" w:cs="Times New Roman"/>
+        </w:rPr>
+        <w:t>2p</w:t>
+      </w:r>
+      <w:r>
+        <w:rPr>
+          <w:rFonts w:hint="eastAsia" w:ascii="Times New Roman" w:hAnsi="Times New Roman" w:eastAsia="Times New Roman" w:cs="Times New Roman"/>
+          <w:vertAlign w:val="superscript"/>
         </w:rPr>
         <w:t>1</w:t>
       </w:r>
       <w:r>
         <w:rPr>
-          <w:rFonts w:hint="eastAsia" w:ascii="Times New Roman" w:hAnsi="Times New Roman" w:eastAsia="FangSong" w:cs="Times New Roman"/>
-        </w:rPr>
-        <w:t>较小而</w:t>
-      </w:r>
-      <w:r>
-        <w:rPr>
-          <w:rFonts w:hint="eastAsia" w:ascii="Times New Roman" w:hAnsi="Times New Roman" w:eastAsia="Times New Roman" w:cs="Times New Roman"/>
-        </w:rPr>
-        <w:t>I</w:t>
-      </w:r>
-      <w:r>
-        <w:rPr>
-          <w:rFonts w:hint="eastAsia" w:ascii="Times New Roman" w:hAnsi="Times New Roman" w:eastAsia="Times New Roman" w:cs="Times New Roman"/>
-          <w:vertAlign w:val="subscript"/>
+          <w:rFonts w:hint="eastAsia" w:ascii="Times New Roman" w:hAnsi="Times New Roman" w:eastAsia="Times New Roman" w:cs="Times New Roman"/>
+        </w:rPr>
+        <w:t>(B)、2s</w:t>
+      </w:r>
+      <w:r>
+        <w:rPr>
+          <w:rFonts w:hint="eastAsia" w:ascii="Times New Roman" w:hAnsi="Times New Roman" w:eastAsia="Times New Roman" w:cs="Times New Roman"/>
+          <w:vertAlign w:val="superscript"/>
         </w:rPr>
         <w:t>2</w:t>
       </w:r>
       <w:r>
         <w:rPr>
-          <w:rFonts w:hint="eastAsia" w:ascii="Times New Roman" w:hAnsi="Times New Roman" w:eastAsia="FangSong" w:cs="Times New Roman"/>
-        </w:rPr>
-        <w:t>突增</w:t>
-      </w:r>
-      <w:r>
-        <w:rPr>
-          <w:rFonts w:ascii="Times New Roman" w:hAnsi="Times New Roman" w:eastAsia="Times New Roman" w:cs="Times New Roman"/>
-        </w:rPr>
-        <w:t xml:space="preserve"> → </w:t>
-      </w:r>
-      <w:r>
-        <w:rPr>
-          <w:rFonts w:hint="eastAsia" w:ascii="Times New Roman" w:hAnsi="Times New Roman" w:eastAsia="Times New Roman" w:cs="Times New Roman"/>
+          <w:rFonts w:hint="eastAsia" w:ascii="Times New Roman" w:hAnsi="Times New Roman" w:eastAsia="Times New Roman" w:cs="Times New Roman"/>
+        </w:rPr>
+        <w:t>2p</w:t>
+      </w:r>
+      <w:r>
+        <w:rPr>
+          <w:rFonts w:hint="eastAsia" w:ascii="Times New Roman" w:hAnsi="Times New Roman" w:eastAsia="Times New Roman" w:cs="Times New Roman"/>
+          <w:vertAlign w:val="superscript"/>
+        </w:rPr>
+        <w:t>2</w:t>
+      </w:r>
+      <w:r>
+        <w:rPr>
+          <w:rFonts w:hint="eastAsia" w:ascii="Times New Roman" w:hAnsi="Times New Roman" w:eastAsia="Times New Roman" w:cs="Times New Roman"/>
+        </w:rPr>
+        <w:t>(C)、2s</w:t>
+      </w:r>
+      <w:r>
+        <w:rPr>
+          <w:rFonts w:hint="eastAsia" w:ascii="Times New Roman" w:hAnsi="Times New Roman" w:eastAsia="Times New Roman" w:cs="Times New Roman"/>
+          <w:vertAlign w:val="superscript"/>
+        </w:rPr>
+        <w:t>2</w:t>
+      </w:r>
+      <w:r>
+        <w:rPr>
+          <w:rFonts w:hint="eastAsia" w:ascii="Times New Roman" w:hAnsi="Times New Roman" w:eastAsia="Times New Roman" w:cs="Times New Roman"/>
+        </w:rPr>
+        <w:t>2p</w:t>
+      </w:r>
+      <w:r>
+        <w:rPr>
+          <w:rFonts w:hint="eastAsia" w:ascii="Times New Roman" w:hAnsi="Times New Roman" w:eastAsia="Times New Roman" w:cs="Times New Roman"/>
+          <w:vertAlign w:val="superscript"/>
+        </w:rPr>
+        <w:t>3</w:t>
+      </w:r>
+      <w:r>
+        <w:rPr>
+          <w:rFonts w:hint="eastAsia" w:ascii="Times New Roman" w:hAnsi="Times New Roman" w:eastAsia="Times New Roman" w:cs="Times New Roman"/>
+        </w:rPr>
+        <w:t>(N)、2s</w:t>
+      </w:r>
+      <w:r>
+        <w:rPr>
+          <w:rFonts w:hint="eastAsia" w:ascii="Times New Roman" w:hAnsi="Times New Roman" w:eastAsia="Times New Roman" w:cs="Times New Roman"/>
+          <w:vertAlign w:val="superscript"/>
+        </w:rPr>
+        <w:t>2</w:t>
+      </w:r>
+      <w:r>
+        <w:rPr>
+          <w:rFonts w:hint="eastAsia" w:ascii="Times New Roman" w:hAnsi="Times New Roman" w:eastAsia="Times New Roman" w:cs="Times New Roman"/>
+        </w:rPr>
+        <w:t>2p</w:t>
+      </w:r>
+      <w:r>
+        <w:rPr>
+          <w:rFonts w:hint="eastAsia" w:ascii="Times New Roman" w:hAnsi="Times New Roman" w:eastAsia="Times New Roman" w:cs="Times New Roman"/>
+          <w:vertAlign w:val="superscript"/>
+        </w:rPr>
+        <w:t>4</w:t>
+      </w:r>
+      <w:r>
+        <w:rPr>
+          <w:rFonts w:hint="eastAsia" w:ascii="Times New Roman" w:hAnsi="Times New Roman" w:eastAsia="Times New Roman" w:cs="Times New Roman"/>
+        </w:rPr>
+        <w:t>(O)</w:t>
+      </w:r>
+      <w:r>
+        <w:rPr>
+          <w:rFonts w:hint="eastAsia" w:ascii="Times New Roman" w:hAnsi="Times New Roman" w:eastAsia="FangSong" w:cs="Times New Roman"/>
+        </w:rPr>
+        <w:t>四种元素中</w:t>
+      </w:r>
+      <w:r>
+        <w:rPr>
+          <w:rFonts w:hint="eastAsia" w:ascii="Times New Roman" w:hAnsi="Times New Roman" w:eastAsia="Times New Roman" w:cs="Times New Roman"/>
+        </w:rPr>
+        <w:t>，2s</w:t>
+      </w:r>
+      <w:r>
+        <w:rPr>
+          <w:rFonts w:hint="eastAsia" w:ascii="Times New Roman" w:hAnsi="Times New Roman" w:eastAsia="Times New Roman" w:cs="Times New Roman"/>
+          <w:vertAlign w:val="superscript"/>
+        </w:rPr>
+        <w:t>2</w:t>
+      </w:r>
+      <w:r>
+        <w:rPr>
+          <w:rFonts w:hint="eastAsia" w:ascii="Times New Roman" w:hAnsi="Times New Roman" w:eastAsia="Times New Roman" w:cs="Times New Roman"/>
+        </w:rPr>
+        <w:t>2p</w:t>
+      </w:r>
+      <w:r>
+        <w:rPr>
+          <w:rFonts w:hint="eastAsia" w:ascii="Times New Roman" w:hAnsi="Times New Roman" w:eastAsia="Times New Roman" w:cs="Times New Roman"/>
+          <w:vertAlign w:val="superscript"/>
         </w:rPr>
         <w:t>1</w:t>
       </w:r>
       <w:r>
         <w:rPr>
-          <w:rFonts w:hint="eastAsia" w:ascii="Times New Roman" w:hAnsi="Times New Roman" w:eastAsia="FangSong" w:cs="Times New Roman"/>
-        </w:rPr>
-        <w:t>个价电子</w:t>
-      </w:r>
-      <w:r>
-        <w:rPr>
-          <w:rFonts w:ascii="Times New Roman" w:hAnsi="Times New Roman" w:eastAsia="Times New Roman" w:cs="Times New Roman"/>
-        </w:rPr>
-        <w:t xml:space="preserve"> →</w:t>
-      </w:r>
-      <w:r>
-        <w:rPr>
-          <w:rFonts w:ascii="Times New Roman" w:hAnsi="Times New Roman" w:eastAsia="Times New Roman" w:cs="Times New Roman"/>
-        </w:rPr>
-        <w:t xml:space="preserve"> </w:t>
-      </w:r>
-      <w:r>
-        <w:rPr>
-          <w:rFonts w:hint="eastAsia" w:ascii="Times New Roman" w:hAnsi="Times New Roman" w:eastAsia="Times New Roman" w:cs="Times New Roman"/>
-          <w:b/>
-          <w:bCs/>
-        </w:rPr>
-        <w:t>ⅠA</w:t>
-      </w:r>
-      <w:r>
-        <w:rPr>
-          <w:rFonts w:hint="eastAsia" w:ascii="Times New Roman" w:hAnsi="Times New Roman" w:eastAsia="FangSong" w:cs="Times New Roman"/>
-          <w:b/>
-          <w:bCs/>
-        </w:rPr>
-        <w:t>族</w:t>
-      </w:r>
-      <w:r>
-        <w:rPr>
-          <w:rFonts w:hint="eastAsia" w:ascii="Times New Roman" w:hAnsi="Times New Roman" w:eastAsia="Times New Roman" w:cs="Times New Roman"/>
-        </w:rPr>
-        <w:t>。</w:t>
-      </w:r>
-      <w:r>
-        <w:rPr>
-          <w:rFonts w:hint="eastAsia" w:ascii="Times New Roman" w:hAnsi="Times New Roman" w:eastAsia="FangSong" w:cs="Times New Roman"/>
-        </w:rPr>
-        <w:t>原子序数</w:t>
-      </w:r>
-      <w:r>
-        <w:rPr>
-          <w:rFonts w:ascii="Times New Roman" w:hAnsi="Times New Roman" w:eastAsia="Times New Roman" w:cs="Times New Roman"/>
-        </w:rPr>
-        <w:t xml:space="preserve"> &lt; 20 → Na (</w:t>
+          <w:rFonts w:hint="eastAsia" w:ascii="Times New Roman" w:hAnsi="Times New Roman" w:eastAsia="Times New Roman" w:cs="Times New Roman"/>
+        </w:rPr>
+        <w:t>（</w:t>
+      </w:r>
+      <w:r>
+        <w:rPr>
+          <w:rFonts w:hint="eastAsia" w:ascii="Times New Roman" w:hAnsi="Times New Roman" w:eastAsia="FangSong" w:cs="Times New Roman"/>
+        </w:rPr>
+        <w:t>即</w:t>
+      </w:r>
+      <w:r>
+        <w:rPr>
+          <w:rFonts w:hint="eastAsia" w:ascii="Times New Roman" w:hAnsi="Times New Roman" w:eastAsia="Times New Roman" w:cs="Times New Roman"/>
+        </w:rPr>
+        <w:t>B）</w:t>
+      </w:r>
+      <w:r>
+        <w:rPr>
+          <w:rFonts w:hint="eastAsia" w:ascii="Times New Roman" w:hAnsi="Times New Roman" w:eastAsia="FangSong" w:cs="Times New Roman"/>
+        </w:rPr>
+        <w:t>的</w:t>
       </w:r>
       <m:oMath>
-        <m:r>
-          <m:t>Z</m:t>
-        </m:r>
-        <m:r>
-          <m:rPr>
-            <m:sty m:val="p"/>
-          </m:rPr>
-          <m:t>=</m:t>
-        </m:r>
-        <m:r>
-          <m:t>11</m:t>
-        </m:r>
+        <m:sSub>
+          <m:e>
+            <m:r>
+              <m:t>I</m:t>
+            </m:r>
+          </m:e>
+          <m:sub>
+            <m:r>
+              <m:t>1</m:t>
+            </m:r>
+          </m:sub>
+        </m:sSub>
       </m:oMath>
       <w:r>
         <w:rPr>
-          <w:rFonts w:hint="eastAsia" w:ascii="Times New Roman" w:hAnsi="Times New Roman" w:eastAsia="Times New Roman" w:cs="Times New Roman"/>
-        </w:rPr>
-        <w:t>)。</w:t>
-      </w:r>
-      <w:r>
-        <w:rPr>
-          <w:rFonts w:hint="eastAsia" w:ascii="Times New Roman" w:hAnsi="Times New Roman" w:eastAsia="FangSong" w:cs="Times New Roman"/>
-        </w:rPr>
-        <w:t>电子排布</w:t>
-      </w:r>
-      <w:r>
-        <w:rPr>
-          <w:rFonts w:hint="eastAsia" w:ascii="Times New Roman" w:hAnsi="Times New Roman" w:eastAsia="Times New Roman" w:cs="Times New Roman"/>
-        </w:rPr>
-        <w:t>：[Ne]3s</w:t>
-      </w:r>
-      <w:r>
-        <w:rPr>
-          <w:rFonts w:hint="eastAsia" w:ascii="Times New Roman" w:hAnsi="Times New Roman" w:eastAsia="Times New Roman" w:cs="Times New Roman"/>
-          <w:vertAlign w:val="superscript"/>
+          <w:rFonts w:hint="eastAsia" w:ascii="Times New Roman" w:hAnsi="Times New Roman" w:eastAsia="FangSong" w:cs="Times New Roman"/>
+        </w:rPr>
+        <w:t>最小</w:t>
+      </w:r>
+      <w:r>
+        <w:rPr>
+          <w:rFonts w:hint="eastAsia" w:ascii="Times New Roman" w:hAnsi="Times New Roman" w:eastAsia="Times New Roman" w:cs="Times New Roman"/>
+        </w:rPr>
+        <w:t>——2p</w:t>
+      </w:r>
+      <w:r>
+        <w:rPr>
+          <w:rFonts w:hint="eastAsia" w:ascii="Times New Roman" w:hAnsi="Times New Roman" w:eastAsia="FangSong" w:cs="Times New Roman"/>
+        </w:rPr>
+        <w:t>轨道上只有</w:t>
+      </w:r>
+      <w:r>
+        <w:rPr>
+          <w:rFonts w:hint="eastAsia" w:ascii="Times New Roman" w:hAnsi="Times New Roman" w:eastAsia="Times New Roman" w:cs="Times New Roman"/>
         </w:rPr>
         <w:t>1</w:t>
       </w:r>
       <w:r>
         <w:rPr>
-          <w:rFonts w:hint="eastAsia" w:ascii="Times New Roman" w:hAnsi="Times New Roman" w:eastAsia="Times New Roman" w:cs="Times New Roman"/>
-        </w:rPr>
-        <w:t>。</w:t>
-      </w:r>
-      <w:r>
-        <w:rPr>
-          <w:rFonts w:hint="eastAsia" w:ascii="Times New Roman" w:hAnsi="Times New Roman" w:eastAsia="FangSong" w:cs="Times New Roman"/>
-        </w:rPr>
-        <w:t>与电负性最强的元素</w:t>
-      </w:r>
-      <w:r>
-        <w:rPr>
-          <w:rFonts w:hint="eastAsia" w:ascii="Times New Roman" w:hAnsi="Times New Roman" w:eastAsia="Times New Roman" w:cs="Times New Roman"/>
-        </w:rPr>
-        <w:t>F</w:t>
-      </w:r>
-      <w:r>
-        <w:rPr>
-          <w:rFonts w:hint="eastAsia" w:ascii="Times New Roman" w:hAnsi="Times New Roman" w:eastAsia="FangSong" w:cs="Times New Roman"/>
-        </w:rPr>
-        <w:t>形成</w:t>
-      </w:r>
-      <w:r>
-        <w:rPr>
-          <w:rFonts w:hint="eastAsia" w:ascii="Times New Roman" w:hAnsi="Times New Roman" w:eastAsia="Times New Roman" w:cs="Times New Roman"/>
-        </w:rPr>
-        <w:t>NaF，</w:t>
-      </w:r>
-      <w:r>
-        <w:rPr>
-          <w:rFonts w:hint="eastAsia" w:ascii="Times New Roman" w:hAnsi="Times New Roman" w:eastAsia="FangSong" w:cs="Times New Roman"/>
-        </w:rPr>
-        <w:t>电子式</w:t>
-      </w:r>
-      <w:r>
-        <w:rPr>
-          <w:rFonts w:hint="eastAsia" w:ascii="Times New Roman" w:hAnsi="Times New Roman" w:eastAsia="Times New Roman" w:cs="Times New Roman"/>
-        </w:rPr>
-        <w:t>：Na</w:t>
-      </w:r>
-      <w:r>
-        <w:rPr>
-          <w:rFonts w:hint="eastAsia" w:ascii="Times New Roman" w:hAnsi="Times New Roman" w:eastAsia="Times New Roman" w:cs="Times New Roman"/>
-          <w:vertAlign w:val="superscript"/>
-        </w:rPr>
-        <w:t>+</w:t>
-      </w:r>
-      <w:r>
-        <w:rPr>
-          <w:rFonts w:hint="eastAsia" w:ascii="Times New Roman" w:hAnsi="Times New Roman" w:eastAsia="Times New Roman" w:cs="Times New Roman"/>
-        </w:rPr>
-        <w:t>[:F:]</w:t>
-      </w:r>
-      <w:r>
-        <w:rPr>
-          <w:rFonts w:hint="eastAsia" w:ascii="Times New Roman" w:hAnsi="Times New Roman" w:eastAsia="Times New Roman" w:cs="Times New Roman"/>
-          <w:vertAlign w:val="superscript"/>
-        </w:rPr>
-        <w:t>-</w:t>
-      </w:r>
-      <w:r>
-        <w:rPr>
-          <w:rFonts w:hint="eastAsia" w:ascii="Times New Roman" w:hAnsi="Times New Roman" w:eastAsia="Times New Roman" w:cs="Times New Roman"/>
-        </w:rPr>
-        <w:t>（F</w:t>
-      </w:r>
-      <w:r>
-        <w:rPr>
-          <w:rFonts w:hint="eastAsia" w:ascii="Times New Roman" w:hAnsi="Times New Roman" w:eastAsia="FangSong" w:cs="Times New Roman"/>
-        </w:rPr>
-        <w:t>周围</w:t>
-      </w:r>
-      <w:r>
-        <w:rPr>
-          <w:rFonts w:hint="eastAsia" w:ascii="Times New Roman" w:hAnsi="Times New Roman" w:eastAsia="Times New Roman" w:cs="Times New Roman"/>
-        </w:rPr>
-        <w:t>8</w:t>
-      </w:r>
-      <w:r>
-        <w:rPr>
           <w:rFonts w:hint="eastAsia" w:ascii="Times New Roman" w:hAnsi="Times New Roman" w:eastAsia="FangSong" w:cs="Times New Roman"/>
         </w:rPr>
         <w:t>个电子</w:t>
@@ -43992,7 +43087,75 @@
         <w:rPr>
           <w:rFonts w:hint="eastAsia" w:ascii="Times New Roman" w:hAnsi="Times New Roman" w:eastAsia="Times New Roman" w:cs="Times New Roman"/>
         </w:rPr>
-        <w:t>）。</w:t>
+        <w:t>，</w:t>
+      </w:r>
+      <w:r>
+        <w:rPr>
+          <w:rFonts w:hint="eastAsia" w:ascii="Times New Roman" w:hAnsi="Times New Roman" w:eastAsia="FangSong" w:cs="Times New Roman"/>
+        </w:rPr>
+        <w:t>最容易失去</w:t>
+      </w:r>
+      <w:r>
+        <w:rPr>
+          <w:rFonts w:hint="eastAsia" w:ascii="Times New Roman" w:hAnsi="Times New Roman" w:eastAsia="Times New Roman" w:cs="Times New Roman"/>
+        </w:rPr>
+        <w:t>。O</w:t>
+      </w:r>
+      <w:r>
+        <w:rPr>
+          <w:rFonts w:hint="eastAsia" w:ascii="Times New Roman" w:hAnsi="Times New Roman" w:eastAsia="FangSong" w:cs="Times New Roman"/>
+        </w:rPr>
+        <w:t>的</w:t>
+      </w:r>
+      <m:oMath>
+        <m:sSub>
+          <m:e>
+            <m:r>
+              <m:t>I</m:t>
+            </m:r>
+          </m:e>
+          <m:sub>
+            <m:r>
+              <m:t>1</m:t>
+            </m:r>
+          </m:sub>
+        </m:sSub>
+      </m:oMath>
+      <w:r>
+        <w:rPr>
+          <w:rFonts w:hint="eastAsia" w:ascii="Times New Roman" w:hAnsi="Times New Roman" w:eastAsia="FangSong" w:cs="Times New Roman"/>
+        </w:rPr>
+        <w:t>虽因配对排斥效应而小于</w:t>
+      </w:r>
+      <w:r>
+        <w:rPr>
+          <w:rFonts w:hint="eastAsia" w:ascii="Times New Roman" w:hAnsi="Times New Roman" w:eastAsia="Times New Roman" w:cs="Times New Roman"/>
+        </w:rPr>
+        <w:t>N，</w:t>
+      </w:r>
+      <w:r>
+        <w:rPr>
+          <w:rFonts w:hint="eastAsia" w:ascii="Times New Roman" w:hAnsi="Times New Roman" w:eastAsia="FangSong" w:cs="Times New Roman"/>
+        </w:rPr>
+        <w:t>但仍远大于</w:t>
+      </w:r>
+      <w:r>
+        <w:rPr>
+          <w:rFonts w:hint="eastAsia" w:ascii="Times New Roman" w:hAnsi="Times New Roman" w:eastAsia="Times New Roman" w:cs="Times New Roman"/>
+        </w:rPr>
+        <w:t>B</w:t>
+      </w:r>
+      <w:r>
+        <w:rPr>
+          <w:rFonts w:hint="eastAsia" w:ascii="Times New Roman" w:hAnsi="Times New Roman" w:eastAsia="FangSong" w:cs="Times New Roman"/>
+        </w:rPr>
+        <w:t>和</w:t>
+      </w:r>
+      <w:r>
+        <w:rPr>
+          <w:rFonts w:hint="eastAsia" w:ascii="Times New Roman" w:hAnsi="Times New Roman" w:eastAsia="Times New Roman" w:cs="Times New Roman"/>
+        </w:rPr>
+        <w:t>C。</w:t>
       </w:r>
     </w:p>
     <w:p>
@@ -44005,15 +43168,123 @@
           <w:b/>
           <w:bCs/>
         </w:rPr>
-        <w:t xml:space="preserve">7.3 </w:t>
-      </w:r>
-      <w:r>
-        <w:rPr>
-          <w:rFonts w:hint="eastAsia" w:ascii="Times New Roman" w:hAnsi="Times New Roman" w:eastAsia="FangSong" w:cs="Times New Roman"/>
-          <w:b/>
-          <w:bCs/>
-        </w:rPr>
-        <w:t xml:space="preserve">挑战题</w:t>
+        <w:t xml:space="preserve">6.</w:t>
+      </w:r>
+      <w:r>
+        <w:rPr>
+          <w:rFonts w:ascii="Times New Roman" w:hAnsi="Times New Roman" w:eastAsia="Times New Roman" w:cs="Times New Roman"/>
+        </w:rPr>
+        <w:t xml:space="preserve"> </w:t>
+      </w:r>
+      <w:r>
+        <w:rPr>
+          <w:rFonts w:hint="eastAsia" w:ascii="Times New Roman" w:hAnsi="Times New Roman" w:eastAsia="Times New Roman" w:cs="Times New Roman"/>
+        </w:rPr>
+        <w:t>[</w:t>
+      </w:r>
+      <w:r>
+        <w:rPr>
+          <w:rFonts w:hint="eastAsia" w:ascii="Times New Roman" w:hAnsi="Times New Roman" w:eastAsia="FangSong" w:cs="Times New Roman"/>
+        </w:rPr>
+        <w:t>普化原理</w:t>
+      </w:r>
+      <w:r>
+        <w:rPr>
+          <w:rFonts w:hint="eastAsia" w:ascii="Times New Roman" w:hAnsi="Times New Roman" w:eastAsia="Times New Roman" w:cs="Times New Roman"/>
+        </w:rPr>
+        <w:t>11-22]</w:t>
+      </w:r>
+      <w:r>
+        <w:rPr>
+          <w:rFonts w:ascii="Times New Roman" w:hAnsi="Times New Roman" w:eastAsia="Times New Roman" w:cs="Times New Roman"/>
+        </w:rPr>
+        <w:t xml:space="preserve"> (a) 1.00 g Cl = 1.00/35.45 = 0.0282 </w:t>
+      </w:r>
+      <w:r>
+        <w:rPr>
+          <w:rFonts w:hint="eastAsia" w:ascii="Times New Roman" w:hAnsi="Times New Roman" w:eastAsia="Times New Roman" w:cs="Times New Roman"/>
+        </w:rPr>
+        <w:t>mol，</w:t>
+      </w:r>
+      <w:r>
+        <w:rPr>
+          <w:rFonts w:hint="eastAsia" w:ascii="Times New Roman" w:hAnsi="Times New Roman" w:eastAsia="FangSong" w:cs="Times New Roman"/>
+        </w:rPr>
+        <w:t>释放能量</w:t>
+      </w:r>
+      <w:r>
+        <w:rPr>
+          <w:rFonts w:ascii="Times New Roman" w:hAnsi="Times New Roman" w:eastAsia="Times New Roman" w:cs="Times New Roman"/>
+        </w:rPr>
+        <w:t xml:space="preserve"> = 0.0282 × 349 = 9.84 kJ。(b) </w:t>
+      </w:r>
+      <w:r>
+        <w:rPr>
+          <w:rFonts w:hint="eastAsia" w:ascii="Times New Roman" w:hAnsi="Times New Roman" w:eastAsia="Times New Roman" w:cs="Times New Roman"/>
+        </w:rPr>
+        <w:t>H</w:t>
+      </w:r>
+      <w:r>
+        <w:rPr>
+          <w:rFonts w:hint="eastAsia" w:ascii="Times New Roman" w:hAnsi="Times New Roman" w:eastAsia="FangSong" w:cs="Times New Roman"/>
+        </w:rPr>
+        <w:t>的</w:t>
+      </w:r>
+      <m:oMath>
+        <m:sSub>
+          <m:e>
+            <m:r>
+              <m:t>I</m:t>
+            </m:r>
+          </m:e>
+          <m:sub>
+            <m:r>
+              <m:t>1</m:t>
+            </m:r>
+          </m:sub>
+        </m:sSub>
+      </m:oMath>
+      <w:r>
+        <w:rPr>
+          <w:rFonts w:ascii="Times New Roman" w:hAnsi="Times New Roman" w:eastAsia="Times New Roman" w:cs="Times New Roman"/>
+        </w:rPr>
+        <w:t xml:space="preserve"> </w:t>
+      </w:r>
+      <w:r>
+        <w:rPr>
+          <w:rFonts w:ascii="Times New Roman" w:hAnsi="Times New Roman" w:eastAsia="Times New Roman" w:cs="Times New Roman"/>
+        </w:rPr>
+        <w:t xml:space="preserve">= 13.6 </w:t>
+      </w:r>
+      <w:r>
+        <w:rPr>
+          <w:rFonts w:hint="eastAsia" w:ascii="Times New Roman" w:hAnsi="Times New Roman" w:eastAsia="Times New Roman" w:cs="Times New Roman"/>
+        </w:rPr>
+        <w:t>eV（</w:t>
+      </w:r>
+      <w:r>
+        <w:rPr>
+          <w:rFonts w:hint="eastAsia" w:ascii="Times New Roman" w:hAnsi="Times New Roman" w:eastAsia="FangSong" w:cs="Times New Roman"/>
+        </w:rPr>
+        <w:t>即</w:t>
+      </w:r>
+      <w:r>
+        <w:rPr>
+          <w:rFonts w:hint="eastAsia" w:ascii="Times New Roman" w:hAnsi="Times New Roman" w:eastAsia="Times New Roman" w:cs="Times New Roman"/>
+        </w:rPr>
+        <w:t>Rydberg</w:t>
+      </w:r>
+      <w:r>
+        <w:rPr>
+          <w:rFonts w:hint="eastAsia" w:ascii="Times New Roman" w:hAnsi="Times New Roman" w:eastAsia="FangSong" w:cs="Times New Roman"/>
+        </w:rPr>
+        <w:t>能量</w:t>
+      </w:r>
+      <w:r>
+        <w:rPr>
+          <w:rFonts w:hint="eastAsia" w:ascii="Times New Roman" w:hAnsi="Times New Roman" w:eastAsia="Times New Roman" w:cs="Times New Roman"/>
+        </w:rPr>
+        <w:t>）。</w:t>
       </w:r>
     </w:p>
     <w:p>
@@ -44026,85 +43297,7 @@
           <w:b/>
           <w:bCs/>
         </w:rPr>
-        <w:t xml:space="preserve">10.</w:t>
-      </w:r>
-      <w:r>
-        <w:rPr>
-          <w:rFonts w:ascii="Times New Roman" w:hAnsi="Times New Roman" w:eastAsia="Times New Roman" w:cs="Times New Roman"/>
-        </w:rPr>
-        <w:t xml:space="preserve"> </w:t>
-      </w:r>
-      <w:r>
-        <w:rPr>
-          <w:rFonts w:hint="eastAsia" w:ascii="Times New Roman" w:hAnsi="Times New Roman" w:eastAsia="Times New Roman" w:cs="Times New Roman"/>
-        </w:rPr>
-        <w:t>[</w:t>
-      </w:r>
-      <w:r>
-        <w:rPr>
-          <w:rFonts w:hint="eastAsia" w:ascii="Times New Roman" w:hAnsi="Times New Roman" w:eastAsia="FangSong" w:cs="Times New Roman"/>
-        </w:rPr>
-        <w:t>上海中学</w:t>
-      </w:r>
-      <w:r>
-        <w:rPr>
-          <w:rFonts w:hint="eastAsia" w:ascii="Times New Roman" w:hAnsi="Times New Roman" w:eastAsia="Times New Roman" w:cs="Times New Roman"/>
-        </w:rPr>
-        <w:t>/</w:t>
-      </w:r>
-      <w:r>
-        <w:rPr>
-          <w:rFonts w:hint="eastAsia" w:ascii="Times New Roman" w:hAnsi="Times New Roman" w:eastAsia="FangSong" w:cs="Times New Roman"/>
-        </w:rPr>
-        <w:t>第</w:t>
-      </w:r>
-      <w:r>
-        <w:rPr>
-          <w:rFonts w:hint="eastAsia" w:ascii="Times New Roman" w:hAnsi="Times New Roman" w:eastAsia="Times New Roman" w:cs="Times New Roman"/>
-        </w:rPr>
-        <w:t>30</w:t>
-      </w:r>
-      <w:r>
-        <w:rPr>
-          <w:rFonts w:hint="eastAsia" w:ascii="Times New Roman" w:hAnsi="Times New Roman" w:eastAsia="FangSong" w:cs="Times New Roman"/>
-        </w:rPr>
-        <w:t>届初赛</w:t>
-      </w:r>
-      <w:r>
-        <w:rPr>
-          <w:rFonts w:hint="eastAsia" w:ascii="Times New Roman" w:hAnsi="Times New Roman" w:eastAsia="Times New Roman" w:cs="Times New Roman"/>
-        </w:rPr>
-        <w:t>]</w:t>
-      </w:r>
-      <w:r>
-        <w:rPr>
-          <w:rFonts w:ascii="Times New Roman" w:hAnsi="Times New Roman" w:eastAsia="Times New Roman" w:cs="Times New Roman"/>
-        </w:rPr>
-        <w:t xml:space="preserve"> (a) </w:t>
-      </w:r>
-      <w:r>
-        <w:rPr>
-          <w:rFonts w:hint="eastAsia" w:ascii="Times New Roman" w:hAnsi="Times New Roman" w:eastAsia="FangSong" w:cs="Times New Roman"/>
-        </w:rPr>
-        <w:t>熔沸点</w:t>
-      </w:r>
-      <w:r>
-        <w:rPr>
-          <w:rFonts w:hint="eastAsia" w:ascii="Times New Roman" w:hAnsi="Times New Roman" w:eastAsia="Times New Roman" w:cs="Times New Roman"/>
-        </w:rPr>
-        <w:t>：Li</w:t>
-      </w:r>
-      <w:r>
-        <w:rPr>
-          <w:rFonts w:ascii="Times New Roman" w:hAnsi="Times New Roman" w:eastAsia="Times New Roman" w:cs="Times New Roman"/>
-        </w:rPr>
-        <w:t xml:space="preserve"> &gt; Na &gt; K &gt; Rb &gt; Cs →</w:t>
-      </w:r>
-      <w:r>
-        <w:rPr>
-          <w:rFonts w:ascii="Times New Roman" w:hAnsi="Times New Roman" w:eastAsia="Times New Roman" w:cs="Times New Roman"/>
-        </w:rPr>
-        <w:t xml:space="preserve"> </w:t>
+        <w:t xml:space="preserve">7.2 </w:t>
       </w:r>
       <w:r>
         <w:rPr>
@@ -44112,101 +43305,456 @@
           <w:b/>
           <w:bCs/>
         </w:rPr>
-        <w:t xml:space="preserve">单调递减</w:t>
-      </w:r>
-      <w:r>
-        <w:rPr>
-          <w:rFonts w:ascii="Times New Roman" w:hAnsi="Times New Roman" w:eastAsia="Times New Roman" w:cs="Times New Roman"/>
-        </w:rPr>
-        <w:t xml:space="preserve"> </w:t>
-      </w:r>
-      <w:r>
-        <w:rPr>
-          <w:rFonts w:hint="eastAsia" w:ascii="Times New Roman" w:hAnsi="Times New Roman" w:eastAsia="Times New Roman" w:cs="Times New Roman"/>
-        </w:rPr>
-        <w:t>（</w:t>
-      </w:r>
-      <w:r>
-        <w:rPr>
-          <w:rFonts w:hint="eastAsia" w:ascii="Times New Roman" w:hAnsi="Times New Roman" w:eastAsia="FangSong" w:cs="Times New Roman"/>
-        </w:rPr>
-        <w:t>金属键随原子半径增大而减弱</w:t>
-      </w:r>
-      <w:r>
-        <w:rPr>
-          <w:rFonts w:hint="eastAsia" w:ascii="Times New Roman" w:hAnsi="Times New Roman" w:eastAsia="Times New Roman" w:cs="Times New Roman"/>
-        </w:rPr>
-        <w:t>）。(b)</w:t>
-      </w:r>
-      <w:r>
-        <w:rPr>
-          <w:rFonts w:ascii="Times New Roman" w:hAnsi="Times New Roman" w:eastAsia="Times New Roman" w:cs="Times New Roman"/>
-        </w:rPr>
-        <w:t xml:space="preserve"> </w:t>
-      </w:r>
-      <w:r>
-        <w:rPr>
-          <w:rFonts w:hint="eastAsia" w:ascii="Times New Roman" w:hAnsi="Times New Roman" w:eastAsia="FangSong" w:cs="Times New Roman"/>
-        </w:rPr>
-        <w:t>原子半径</w:t>
-      </w:r>
-      <w:r>
-        <w:rPr>
-          <w:rFonts w:hint="eastAsia" w:ascii="Times New Roman" w:hAnsi="Times New Roman" w:eastAsia="Times New Roman" w:cs="Times New Roman"/>
-        </w:rPr>
-        <w:t>：</w:t>
-      </w:r>
-      <w:r>
-        <w:rPr>
-          <w:rFonts w:hint="eastAsia" w:ascii="Times New Roman" w:hAnsi="Times New Roman" w:eastAsia="FangSong" w:cs="Times New Roman"/>
-        </w:rPr>
-        <w:t>单调递增</w:t>
-      </w:r>
-      <w:r>
-        <w:rPr>
-          <w:rFonts w:ascii="Times New Roman" w:hAnsi="Times New Roman" w:eastAsia="Times New Roman" w:cs="Times New Roman"/>
-        </w:rPr>
-        <w:t xml:space="preserve"> 。(c)</w:t>
-      </w:r>
-      <w:r>
-        <w:rPr>
-          <w:rFonts w:ascii="Times New Roman" w:hAnsi="Times New Roman" w:eastAsia="Times New Roman" w:cs="Times New Roman"/>
-        </w:rPr>
-        <w:t xml:space="preserve"> </w:t>
-      </w:r>
-      <w:r>
-        <w:rPr>
-          <w:rFonts w:hint="eastAsia" w:ascii="Times New Roman" w:hAnsi="Times New Roman" w:eastAsia="FangSong" w:cs="Times New Roman"/>
+        <w:t xml:space="preserve">提高训练</w:t>
+      </w:r>
+    </w:p>
+    <w:p>
+      <w:pPr>
+        <w:pStyle w:val="BodyText"/>
+      </w:pPr>
+      <w:r>
+        <w:rPr>
+          <w:rFonts w:ascii="Times New Roman" w:hAnsi="Times New Roman" w:eastAsia="Times New Roman" w:cs="Times New Roman"/>
           <w:b/>
           <w:bCs/>
         </w:rPr>
-        <w:t xml:space="preserve">晶体密度</w:t>
-      </w:r>
-      <w:r>
-        <w:rPr>
-          <w:rFonts w:hint="eastAsia" w:ascii="Times New Roman" w:hAnsi="Times New Roman" w:eastAsia="Times New Roman" w:cs="Times New Roman"/>
-        </w:rPr>
-        <w:t xml:space="preserve">：Li(0.53)</w:t>
-      </w:r>
-      <w:r>
-        <w:rPr>
-          <w:rFonts w:ascii="Times New Roman" w:hAnsi="Times New Roman" w:eastAsia="Times New Roman" w:cs="Times New Roman"/>
-        </w:rPr>
-        <w:t xml:space="preserve"> &lt; Na(0.97) &gt; K(0.89) →</w:t>
-      </w:r>
-      <w:r>
-        <w:rPr>
-          <w:rFonts w:ascii="Times New Roman" w:hAnsi="Times New Roman" w:eastAsia="Times New Roman" w:cs="Times New Roman"/>
-        </w:rPr>
-        <w:t xml:space="preserve"> </w:t>
-      </w:r>
-      <w:r>
-        <w:rPr>
-          <w:rFonts w:hint="eastAsia" w:ascii="Times New Roman" w:hAnsi="Times New Roman" w:eastAsia="Times New Roman" w:cs="Times New Roman"/>
+        <w:t xml:space="preserve">7.</w:t>
+      </w:r>
+      <w:r>
+        <w:rPr>
+          <w:rFonts w:ascii="Times New Roman" w:hAnsi="Times New Roman" w:eastAsia="Times New Roman" w:cs="Times New Roman"/>
+        </w:rPr>
+        <w:t xml:space="preserve"> </w:t>
+      </w:r>
+      <w:r>
+        <w:rPr>
+          <w:rFonts w:hint="eastAsia" w:ascii="Times New Roman" w:hAnsi="Times New Roman" w:eastAsia="Times New Roman" w:cs="Times New Roman"/>
+        </w:rPr>
+        <w:t>[</w:t>
+      </w:r>
+      <w:r>
+        <w:rPr>
+          <w:rFonts w:hint="eastAsia" w:ascii="Times New Roman" w:hAnsi="Times New Roman" w:eastAsia="FangSong" w:cs="Times New Roman"/>
+        </w:rPr>
+        <w:t>习题课</w:t>
+      </w:r>
+      <w:r>
+        <w:rPr>
+          <w:rFonts w:hint="eastAsia" w:ascii="Times New Roman" w:hAnsi="Times New Roman" w:eastAsia="Times New Roman" w:cs="Times New Roman"/>
+        </w:rPr>
+        <w:t>A6]</w:t>
+      </w:r>
+      <w:r>
+        <w:rPr>
+          <w:rFonts w:ascii="Times New Roman" w:hAnsi="Times New Roman" w:eastAsia="Times New Roman" w:cs="Times New Roman"/>
+        </w:rPr>
+        <w:t xml:space="preserve"> (a) </w:t>
+      </w:r>
+      <w:r>
+        <w:rPr>
+          <w:rFonts w:hint="eastAsia" w:ascii="Times New Roman" w:hAnsi="Times New Roman" w:eastAsia="Times New Roman" w:cs="Times New Roman"/>
+        </w:rPr>
+        <w:t>B(Be)：B</w:t>
+      </w:r>
+      <w:r>
+        <w:rPr>
+          <w:rFonts w:hint="eastAsia" w:ascii="Times New Roman" w:hAnsi="Times New Roman" w:eastAsia="FangSong" w:cs="Times New Roman"/>
+        </w:rPr>
+        <w:t>的</w:t>
+      </w:r>
+      <w:r>
+        <w:rPr>
+          <w:rFonts w:hint="eastAsia" w:ascii="Times New Roman" w:hAnsi="Times New Roman" w:eastAsia="Times New Roman" w:cs="Times New Roman"/>
+        </w:rPr>
+        <w:t>2p</w:t>
+      </w:r>
+      <w:r>
+        <w:rPr>
+          <w:rFonts w:hint="eastAsia" w:ascii="Times New Roman" w:hAnsi="Times New Roman" w:eastAsia="Times New Roman" w:cs="Times New Roman"/>
+          <w:vertAlign w:val="superscript"/>
+        </w:rPr>
+        <w:t>1</w:t>
+      </w:r>
+      <w:r>
+        <w:rPr>
+          <w:rFonts w:hint="eastAsia" w:ascii="Times New Roman" w:hAnsi="Times New Roman" w:eastAsia="FangSong" w:cs="Times New Roman"/>
+        </w:rPr>
+        <w:t>电子比</w:t>
+      </w:r>
+      <w:r>
+        <w:rPr>
+          <w:rFonts w:hint="eastAsia" w:ascii="Times New Roman" w:hAnsi="Times New Roman" w:eastAsia="Times New Roman" w:cs="Times New Roman"/>
+        </w:rPr>
+        <w:t>Be</w:t>
+      </w:r>
+      <w:r>
+        <w:rPr>
+          <w:rFonts w:hint="eastAsia" w:ascii="Times New Roman" w:hAnsi="Times New Roman" w:eastAsia="FangSong" w:cs="Times New Roman"/>
+        </w:rPr>
+        <w:t>的</w:t>
+      </w:r>
+      <w:r>
+        <w:rPr>
+          <w:rFonts w:hint="eastAsia" w:ascii="Times New Roman" w:hAnsi="Times New Roman" w:eastAsia="Times New Roman" w:cs="Times New Roman"/>
+        </w:rPr>
+        <w:t>2s</w:t>
+      </w:r>
+      <w:r>
+        <w:rPr>
+          <w:rFonts w:hint="eastAsia" w:ascii="Times New Roman" w:hAnsi="Times New Roman" w:eastAsia="Times New Roman" w:cs="Times New Roman"/>
+          <w:vertAlign w:val="superscript"/>
+        </w:rPr>
+        <w:t>2</w:t>
+      </w:r>
+      <w:r>
+        <w:rPr>
+          <w:rFonts w:hint="eastAsia" w:ascii="Times New Roman" w:hAnsi="Times New Roman" w:eastAsia="FangSong" w:cs="Times New Roman"/>
+        </w:rPr>
+        <w:t>电子更容易失去</w:t>
+      </w:r>
+      <w:r>
+        <w:rPr>
+          <w:rFonts w:hint="eastAsia" w:ascii="Times New Roman" w:hAnsi="Times New Roman" w:eastAsia="Times New Roman" w:cs="Times New Roman"/>
+        </w:rPr>
+        <w:t>（2p</w:t>
+      </w:r>
+      <w:r>
+        <w:rPr>
+          <w:rFonts w:hint="eastAsia" w:ascii="Times New Roman" w:hAnsi="Times New Roman" w:eastAsia="FangSong" w:cs="Times New Roman"/>
+        </w:rPr>
+        <w:t>能量高于</w:t>
+      </w:r>
+      <w:r>
+        <w:rPr>
+          <w:rFonts w:hint="eastAsia" w:ascii="Times New Roman" w:hAnsi="Times New Roman" w:eastAsia="Times New Roman" w:cs="Times New Roman"/>
+        </w:rPr>
+        <w:t>2s，</w:t>
+      </w:r>
+      <w:r>
+        <w:rPr>
+          <w:rFonts w:hint="eastAsia" w:ascii="Times New Roman" w:hAnsi="Times New Roman" w:eastAsia="FangSong" w:cs="Times New Roman"/>
+        </w:rPr>
+        <w:t>且无全满稳定化</w:t>
+      </w:r>
+      <w:r>
+        <w:rPr>
+          <w:rFonts w:hint="eastAsia" w:ascii="Times New Roman" w:hAnsi="Times New Roman" w:eastAsia="Times New Roman" w:cs="Times New Roman"/>
+        </w:rPr>
+        <w:t>）；(b)</w:t>
+      </w:r>
+      <w:r>
+        <w:rPr>
+          <w:rFonts w:ascii="Times New Roman" w:hAnsi="Times New Roman" w:eastAsia="Times New Roman" w:cs="Times New Roman"/>
+        </w:rPr>
+        <w:t xml:space="preserve"> O &lt; </w:t>
+      </w:r>
+      <w:r>
+        <w:rPr>
+          <w:rFonts w:hint="eastAsia" w:ascii="Times New Roman" w:hAnsi="Times New Roman" w:eastAsia="Times New Roman" w:cs="Times New Roman"/>
+        </w:rPr>
+        <w:t>N：N</w:t>
+      </w:r>
+      <w:r>
+        <w:rPr>
+          <w:rFonts w:hint="eastAsia" w:ascii="Times New Roman" w:hAnsi="Times New Roman" w:eastAsia="FangSong" w:cs="Times New Roman"/>
+        </w:rPr>
+        <w:t>的</w:t>
+      </w:r>
+      <w:r>
+        <w:rPr>
+          <w:rFonts w:hint="eastAsia" w:ascii="Times New Roman" w:hAnsi="Times New Roman" w:eastAsia="Times New Roman" w:cs="Times New Roman"/>
+        </w:rPr>
+        <w:t>2p</w:t>
+      </w:r>
+      <w:r>
+        <w:rPr>
+          <w:rFonts w:hint="eastAsia" w:ascii="Times New Roman" w:hAnsi="Times New Roman" w:eastAsia="Times New Roman" w:cs="Times New Roman"/>
+          <w:vertAlign w:val="superscript"/>
+        </w:rPr>
+        <w:t>3</w:t>
+      </w:r>
+      <w:r>
+        <w:rPr>
+          <w:rFonts w:hint="eastAsia" w:ascii="Times New Roman" w:hAnsi="Times New Roman" w:eastAsia="FangSong" w:cs="Times New Roman"/>
+        </w:rPr>
+        <w:t>半满稳定</w:t>
+      </w:r>
+      <w:r>
+        <w:rPr>
+          <w:rFonts w:hint="eastAsia" w:ascii="Times New Roman" w:hAnsi="Times New Roman" w:eastAsia="Times New Roman" w:cs="Times New Roman"/>
+        </w:rPr>
+        <w:t>，</w:t>
+      </w:r>
+      <w:r>
+        <w:rPr>
+          <w:rFonts w:hint="eastAsia" w:ascii="Times New Roman" w:hAnsi="Times New Roman" w:eastAsia="FangSong" w:cs="Times New Roman"/>
+        </w:rPr>
+        <w:t>交换能最大</w:t>
+      </w:r>
+      <w:r>
+        <w:rPr>
+          <w:rFonts w:hint="eastAsia" w:ascii="Times New Roman" w:hAnsi="Times New Roman" w:eastAsia="Times New Roman" w:cs="Times New Roman"/>
+        </w:rPr>
+        <w:t>；O</w:t>
+      </w:r>
+      <w:r>
+        <w:rPr>
+          <w:rFonts w:hint="eastAsia" w:ascii="Times New Roman" w:hAnsi="Times New Roman" w:eastAsia="FangSong" w:cs="Times New Roman"/>
+        </w:rPr>
+        <w:t>的</w:t>
+      </w:r>
+      <w:r>
+        <w:rPr>
+          <w:rFonts w:hint="eastAsia" w:ascii="Times New Roman" w:hAnsi="Times New Roman" w:eastAsia="Times New Roman" w:cs="Times New Roman"/>
+        </w:rPr>
+        <w:t>2p</w:t>
+      </w:r>
+      <w:r>
+        <w:rPr>
+          <w:rFonts w:hint="eastAsia" w:ascii="Times New Roman" w:hAnsi="Times New Roman" w:eastAsia="Times New Roman" w:cs="Times New Roman"/>
+          <w:vertAlign w:val="superscript"/>
+        </w:rPr>
+        <w:t>4</w:t>
+      </w:r>
+      <w:r>
+        <w:rPr>
+          <w:rFonts w:hint="eastAsia" w:ascii="Times New Roman" w:hAnsi="Times New Roman" w:eastAsia="FangSong" w:cs="Times New Roman"/>
+        </w:rPr>
+        <w:t>多一个电子产生配对排斥</w:t>
+      </w:r>
+      <w:r>
+        <w:rPr>
+          <w:rFonts w:hint="eastAsia" w:ascii="Times New Roman" w:hAnsi="Times New Roman" w:eastAsia="Times New Roman" w:cs="Times New Roman"/>
+        </w:rPr>
+        <w:t>；(c)</w:t>
+      </w:r>
+      <w:r>
+        <w:rPr>
+          <w:rFonts w:ascii="Times New Roman" w:hAnsi="Times New Roman" w:eastAsia="Times New Roman" w:cs="Times New Roman"/>
+        </w:rPr>
+        <w:t xml:space="preserve"> Al &lt; </w:t>
+      </w:r>
+      <w:r>
+        <w:rPr>
+          <w:rFonts w:hint="eastAsia" w:ascii="Times New Roman" w:hAnsi="Times New Roman" w:eastAsia="Times New Roman" w:cs="Times New Roman"/>
+        </w:rPr>
+        <w:t>Mg：</w:t>
+      </w:r>
+      <w:r>
+        <w:rPr>
+          <w:rFonts w:hint="eastAsia" w:ascii="Times New Roman" w:hAnsi="Times New Roman" w:eastAsia="FangSong" w:cs="Times New Roman"/>
+        </w:rPr>
+        <w:t>同理</w:t>
+      </w:r>
+      <w:r>
+        <w:rPr>
+          <w:rFonts w:hint="eastAsia" w:ascii="Times New Roman" w:hAnsi="Times New Roman" w:eastAsia="Times New Roman" w:cs="Times New Roman"/>
+        </w:rPr>
+        <w:t>，Mg</w:t>
+      </w:r>
+      <w:r>
+        <w:rPr>
+          <w:rFonts w:hint="eastAsia" w:ascii="Times New Roman" w:hAnsi="Times New Roman" w:eastAsia="FangSong" w:cs="Times New Roman"/>
+        </w:rPr>
+        <w:t>的</w:t>
+      </w:r>
+      <w:r>
+        <w:rPr>
+          <w:rFonts w:hint="eastAsia" w:ascii="Times New Roman" w:hAnsi="Times New Roman" w:eastAsia="Times New Roman" w:cs="Times New Roman"/>
+        </w:rPr>
+        <w:t>3s</w:t>
+      </w:r>
+      <w:r>
+        <w:rPr>
+          <w:rFonts w:hint="eastAsia" w:ascii="Times New Roman" w:hAnsi="Times New Roman" w:eastAsia="Times New Roman" w:cs="Times New Roman"/>
+          <w:vertAlign w:val="superscript"/>
+        </w:rPr>
+        <w:t>2</w:t>
+      </w:r>
+      <w:r>
+        <w:rPr>
+          <w:rFonts w:hint="eastAsia" w:ascii="Times New Roman" w:hAnsi="Times New Roman" w:eastAsia="FangSong" w:cs="Times New Roman"/>
+        </w:rPr>
+        <w:t>全满稳定</w:t>
+      </w:r>
+      <w:r>
+        <w:rPr>
+          <w:rFonts w:hint="eastAsia" w:ascii="Times New Roman" w:hAnsi="Times New Roman" w:eastAsia="Times New Roman" w:cs="Times New Roman"/>
+        </w:rPr>
+        <w:t>，Al</w:t>
+      </w:r>
+      <w:r>
+        <w:rPr>
+          <w:rFonts w:hint="eastAsia" w:ascii="Times New Roman" w:hAnsi="Times New Roman" w:eastAsia="FangSong" w:cs="Times New Roman"/>
+        </w:rPr>
+        <w:t>的</w:t>
+      </w:r>
+      <w:r>
+        <w:rPr>
+          <w:rFonts w:hint="eastAsia" w:ascii="Times New Roman" w:hAnsi="Times New Roman" w:eastAsia="Times New Roman" w:cs="Times New Roman"/>
+        </w:rPr>
+        <w:t>3p</w:t>
+      </w:r>
+      <w:r>
+        <w:rPr>
+          <w:rFonts w:hint="eastAsia" w:ascii="Times New Roman" w:hAnsi="Times New Roman" w:eastAsia="Times New Roman" w:cs="Times New Roman"/>
+          <w:vertAlign w:val="superscript"/>
+        </w:rPr>
+        <w:t>1</w:t>
+      </w:r>
+      <w:r>
+        <w:rPr>
+          <w:rFonts w:hint="eastAsia" w:ascii="Times New Roman" w:hAnsi="Times New Roman" w:eastAsia="FangSong" w:cs="Times New Roman"/>
+        </w:rPr>
+        <w:t>更易失去</w:t>
+      </w:r>
+      <w:r>
+        <w:rPr>
+          <w:rFonts w:hint="eastAsia" w:ascii="Times New Roman" w:hAnsi="Times New Roman" w:eastAsia="Times New Roman" w:cs="Times New Roman"/>
+        </w:rPr>
+        <w:t>。</w:t>
+      </w:r>
+    </w:p>
+    <w:p>
+      <w:pPr>
+        <w:pStyle w:val="BodyText"/>
+      </w:pPr>
+      <w:r>
+        <w:rPr>
+          <w:rFonts w:ascii="Times New Roman" w:hAnsi="Times New Roman" w:eastAsia="Times New Roman" w:cs="Times New Roman"/>
           <w:b/>
           <w:bCs/>
         </w:rPr>
-        <w:t>Na</w:t>
+        <w:t xml:space="preserve">8.</w:t>
+      </w:r>
+      <w:r>
+        <w:rPr>
+          <w:rFonts w:ascii="Times New Roman" w:hAnsi="Times New Roman" w:eastAsia="Times New Roman" w:cs="Times New Roman"/>
+        </w:rPr>
+        <w:t xml:space="preserve"> </w:t>
+      </w:r>
+      <w:r>
+        <w:rPr>
+          <w:rFonts w:hint="eastAsia" w:ascii="Times New Roman" w:hAnsi="Times New Roman" w:eastAsia="Times New Roman" w:cs="Times New Roman"/>
+        </w:rPr>
+        <w:t>[</w:t>
+      </w:r>
+      <w:r>
+        <w:rPr>
+          <w:rFonts w:hint="eastAsia" w:ascii="Times New Roman" w:hAnsi="Times New Roman" w:eastAsia="FangSong" w:cs="Times New Roman"/>
+        </w:rPr>
+        <w:t>普化原理</w:t>
+      </w:r>
+      <w:r>
+        <w:rPr>
+          <w:rFonts w:hint="eastAsia" w:ascii="Times New Roman" w:hAnsi="Times New Roman" w:eastAsia="Times New Roman" w:cs="Times New Roman"/>
+        </w:rPr>
+        <w:t>11-24]</w:t>
+      </w:r>
+      <w:r>
+        <w:rPr>
+          <w:rFonts w:ascii="Times New Roman" w:hAnsi="Times New Roman" w:eastAsia="Times New Roman" w:cs="Times New Roman"/>
+        </w:rPr>
+        <w:t xml:space="preserve"> (a) Na + Rb</w:t>
+      </w:r>
+      <w:r>
+        <w:rPr>
+          <w:rFonts w:ascii="Times New Roman" w:hAnsi="Times New Roman" w:eastAsia="Times New Roman" w:cs="Times New Roman"/>
+          <w:vertAlign w:val="superscript"/>
+        </w:rPr>
+        <w:t>+</w:t>
+      </w:r>
+      <w:r>
+        <w:rPr>
+          <w:rFonts w:ascii="Times New Roman" w:hAnsi="Times New Roman" w:eastAsia="Times New Roman" w:cs="Times New Roman"/>
+        </w:rPr>
+        <w:t xml:space="preserve"> → Na</w:t>
+      </w:r>
+      <w:r>
+        <w:rPr>
+          <w:rFonts w:ascii="Times New Roman" w:hAnsi="Times New Roman" w:eastAsia="Times New Roman" w:cs="Times New Roman"/>
+          <w:vertAlign w:val="superscript"/>
+        </w:rPr>
+        <w:t>+</w:t>
+      </w:r>
+      <w:r>
+        <w:rPr>
+          <w:rFonts w:ascii="Times New Roman" w:hAnsi="Times New Roman" w:eastAsia="Times New Roman" w:cs="Times New Roman"/>
+        </w:rPr>
+        <w:t xml:space="preserve"> + </w:t>
+      </w:r>
+      <w:r>
+        <w:rPr>
+          <w:rFonts w:hint="eastAsia" w:ascii="Times New Roman" w:hAnsi="Times New Roman" w:eastAsia="Times New Roman" w:cs="Times New Roman"/>
+        </w:rPr>
+        <w:t xml:space="preserve">Rb：</w:t>
+      </w:r>
+      <m:oMath>
+        <m:r>
+          <m:rPr>
+            <m:sty m:val="p"/>
+          </m:rPr>
+          <m:t>Δ</m:t>
+        </m:r>
+        <m:r>
+          <m:t>E</m:t>
+        </m:r>
+        <m:r>
+          <m:rPr>
+            <m:sty m:val="p"/>
+          </m:rPr>
+          <m:t>=</m:t>
+        </m:r>
+        <m:sSub>
+          <m:e>
+            <m:r>
+              <m:t>I</m:t>
+            </m:r>
+          </m:e>
+          <m:sub>
+            <m:r>
+              <m:t>1</m:t>
+            </m:r>
+          </m:sub>
+        </m:sSub>
+      </m:oMath>
+      <w:r>
+        <w:rPr>
+          <w:rFonts w:ascii="Times New Roman" w:hAnsi="Times New Roman" w:eastAsia="Times New Roman" w:cs="Times New Roman"/>
+        </w:rPr>
+        <w:t xml:space="preserve">(Na) -</w:t>
+      </w:r>
+      <w:r>
+        <w:rPr>
+          <w:rFonts w:ascii="Times New Roman" w:hAnsi="Times New Roman" w:eastAsia="Times New Roman" w:cs="Times New Roman"/>
+        </w:rPr>
+        <w:t xml:space="preserve"> </w:t>
+      </w:r>
+      <m:oMath>
+        <m:sSub>
+          <m:e>
+            <m:r>
+              <m:t>I</m:t>
+            </m:r>
+          </m:e>
+          <m:sub>
+            <m:r>
+              <m:t>1</m:t>
+            </m:r>
+          </m:sub>
+        </m:sSub>
+      </m:oMath>
+      <w:r>
+        <w:rPr>
+          <w:rFonts w:ascii="Times New Roman" w:hAnsi="Times New Roman" w:eastAsia="Times New Roman" w:cs="Times New Roman"/>
+        </w:rPr>
+        <w:t xml:space="preserve">(Rb) = 496 - 403 = 93 kJ/mol &gt; 0 →</w:t>
+      </w:r>
+      <w:r>
+        <w:rPr>
+          <w:rFonts w:ascii="Times New Roman" w:hAnsi="Times New Roman" w:eastAsia="Times New Roman" w:cs="Times New Roman"/>
+        </w:rPr>
+        <w:t xml:space="preserve"> </w:t>
       </w:r>
       <w:r>
         <w:rPr>
@@ -44214,27 +43762,315 @@
           <w:b/>
           <w:bCs/>
         </w:rPr>
-        <w:t>反常高于</w:t>
-      </w:r>
-      <w:r>
-        <w:rPr>
-          <w:rFonts w:hint="eastAsia" w:ascii="Times New Roman" w:hAnsi="Times New Roman" w:eastAsia="Times New Roman" w:cs="Times New Roman"/>
+        <w:t xml:space="preserve">不能自发</w:t>
+      </w:r>
+      <w:r>
+        <w:rPr>
+          <w:rFonts w:hint="eastAsia" w:ascii="Times New Roman" w:hAnsi="Times New Roman" w:eastAsia="Times New Roman" w:cs="Times New Roman"/>
+        </w:rPr>
+        <w:t>（Na</w:t>
+      </w:r>
+      <w:r>
+        <w:rPr>
+          <w:rFonts w:hint="eastAsia" w:ascii="Times New Roman" w:hAnsi="Times New Roman" w:eastAsia="FangSong" w:cs="Times New Roman"/>
+        </w:rPr>
+        <w:t>的</w:t>
+      </w:r>
+      <m:oMath>
+        <m:sSub>
+          <m:e>
+            <m:r>
+              <m:t>I</m:t>
+            </m:r>
+          </m:e>
+          <m:sub>
+            <m:r>
+              <m:t>1</m:t>
+            </m:r>
+          </m:sub>
+        </m:sSub>
+      </m:oMath>
+      <w:r>
+        <w:rPr>
+          <w:rFonts w:ascii="Times New Roman" w:hAnsi="Times New Roman" w:eastAsia="Times New Roman" w:cs="Times New Roman"/>
+        </w:rPr>
+        <w:t xml:space="preserve"> </w:t>
+      </w:r>
+      <w:r>
+        <w:rPr>
+          <w:rFonts w:ascii="Times New Roman" w:hAnsi="Times New Roman" w:eastAsia="Times New Roman" w:cs="Times New Roman"/>
+        </w:rPr>
+        <w:t xml:space="preserve">&gt; </w:t>
+      </w:r>
+      <w:r>
+        <w:rPr>
+          <w:rFonts w:hint="eastAsia" w:ascii="Times New Roman" w:hAnsi="Times New Roman" w:eastAsia="Times New Roman" w:cs="Times New Roman"/>
+        </w:rPr>
+        <w:t>Rb</w:t>
+      </w:r>
+      <w:r>
+        <w:rPr>
+          <w:rFonts w:hint="eastAsia" w:ascii="Times New Roman" w:hAnsi="Times New Roman" w:eastAsia="FangSong" w:cs="Times New Roman"/>
+        </w:rPr>
+        <w:t>的</w:t>
+      </w:r>
+      <m:oMath>
+        <m:sSub>
+          <m:e>
+            <m:r>
+              <m:t>I</m:t>
+            </m:r>
+          </m:e>
+          <m:sub>
+            <m:r>
+              <m:t>1</m:t>
+            </m:r>
+          </m:sub>
+        </m:sSub>
+      </m:oMath>
+      <w:r>
+        <w:rPr>
+          <w:rFonts w:hint="eastAsia" w:ascii="Times New Roman" w:hAnsi="Times New Roman" w:eastAsia="Times New Roman" w:cs="Times New Roman"/>
+        </w:rPr>
+        <w:t xml:space="preserve">）。(b)</w:t>
+      </w:r>
+      <w:r>
+        <w:rPr>
+          <w:rFonts w:ascii="Times New Roman" w:hAnsi="Times New Roman" w:eastAsia="Times New Roman" w:cs="Times New Roman"/>
+        </w:rPr>
+        <w:t xml:space="preserve"> F</w:t>
+      </w:r>
+      <w:r>
+        <w:rPr>
+          <w:rFonts w:ascii="Times New Roman" w:hAnsi="Times New Roman" w:eastAsia="Times New Roman" w:cs="Times New Roman"/>
+          <w:vertAlign w:val="superscript"/>
+        </w:rPr>
+        <w:t>-</w:t>
+      </w:r>
+      <w:r>
+        <w:rPr>
+          <w:rFonts w:ascii="Times New Roman" w:hAnsi="Times New Roman" w:eastAsia="Times New Roman" w:cs="Times New Roman"/>
+        </w:rPr>
+        <w:t xml:space="preserve"> + Cl → Cl</w:t>
+      </w:r>
+      <w:r>
+        <w:rPr>
+          <w:rFonts w:ascii="Times New Roman" w:hAnsi="Times New Roman" w:eastAsia="Times New Roman" w:cs="Times New Roman"/>
+          <w:vertAlign w:val="superscript"/>
+        </w:rPr>
+        <w:t>-</w:t>
+      </w:r>
+      <w:r>
+        <w:rPr>
+          <w:rFonts w:ascii="Times New Roman" w:hAnsi="Times New Roman" w:eastAsia="Times New Roman" w:cs="Times New Roman"/>
+        </w:rPr>
+        <w:t xml:space="preserve"> + </w:t>
+      </w:r>
+      <w:r>
+        <w:rPr>
+          <w:rFonts w:hint="eastAsia" w:ascii="Times New Roman" w:hAnsi="Times New Roman" w:eastAsia="Times New Roman" w:cs="Times New Roman"/>
+        </w:rPr>
+        <w:t xml:space="preserve">F：</w:t>
+      </w:r>
+      <m:oMath>
+        <m:oMathPr>
+          <m:ctrlPr>
+            <w:rPr>
+              <w:sz w:val="28"/>
+              <w:szCs w:val="28"/>
+            </w:rPr>
+          </m:ctrlPr>
+        </m:oMathPr>
+        <m:r>
+          <m:rPr>
+            <m:sty m:val="p"/>
+          </m:rPr>
+          <m:t>Δ</m:t>
+        </m:r>
+        <m:r>
+          <m:t>E</m:t>
+        </m:r>
+        <m:r>
+          <m:rPr>
+            <m:sty m:val="p"/>
+          </m:rPr>
+          <m:t>=</m:t>
+        </m:r>
+        <m:r>
+          <m:rPr>
+            <m:sty m:val="p"/>
+          </m:rPr>
+          <m:t>−</m:t>
+        </m:r>
+        <m:r>
+          <m:t>E</m:t>
+        </m:r>
+        <m:r>
+          <m:t>A</m:t>
+        </m:r>
+      </m:oMath>
+      <w:r>
+        <w:rPr>
+          <w:rFonts w:ascii="Times New Roman" w:hAnsi="Times New Roman" w:eastAsia="Times New Roman" w:cs="Times New Roman"/>
+        </w:rPr>
+        <w:t xml:space="preserve">(Cl) +</w:t>
+      </w:r>
+      <w:r>
+        <w:rPr>
+          <w:rFonts w:ascii="Times New Roman" w:hAnsi="Times New Roman" w:eastAsia="Times New Roman" w:cs="Times New Roman"/>
+        </w:rPr>
+        <w:t xml:space="preserve"> </w:t>
+      </w:r>
+      <m:oMath>
+        <m:r>
+          <m:t>E</m:t>
+        </m:r>
+        <m:r>
+          <m:t>A</m:t>
+        </m:r>
+      </m:oMath>
+      <w:r>
+        <w:rPr>
+          <w:rFonts w:ascii="Times New Roman" w:hAnsi="Times New Roman" w:eastAsia="Times New Roman" w:cs="Times New Roman"/>
+        </w:rPr>
+        <w:t xml:space="preserve">(F) = -349 + 328 = -21 kJ/mol →</w:t>
+      </w:r>
+      <w:r>
+        <w:rPr>
+          <w:rFonts w:ascii="Times New Roman" w:hAnsi="Times New Roman" w:eastAsia="Times New Roman" w:cs="Times New Roman"/>
+        </w:rPr>
+        <w:t xml:space="preserve"> </w:t>
+      </w:r>
+      <w:r>
+        <w:rPr>
+          <w:rFonts w:hint="eastAsia" w:ascii="Times New Roman" w:hAnsi="Times New Roman" w:eastAsia="FangSong" w:cs="Times New Roman"/>
           <w:b/>
           <w:bCs/>
         </w:rPr>
-        <w:t>K</w:t>
-      </w:r>
-      <w:r>
-        <w:rPr>
-          <w:rFonts w:ascii="Times New Roman" w:hAnsi="Times New Roman" w:eastAsia="Times New Roman" w:cs="Times New Roman"/>
-        </w:rPr>
-        <w:t xml:space="preserve"> </w:t>
-      </w:r>
-      <w:r>
-        <w:rPr>
-          <w:rFonts w:ascii="Times New Roman" w:hAnsi="Times New Roman" w:eastAsia="Times New Roman" w:cs="Times New Roman"/>
-        </w:rPr>
-        <w:t xml:space="preserve">→</w:t>
+        <w:t xml:space="preserve">能自发</w:t>
+      </w:r>
+      <w:r>
+        <w:rPr>
+          <w:rFonts w:hint="eastAsia" w:ascii="Times New Roman" w:hAnsi="Times New Roman" w:eastAsia="Times New Roman" w:cs="Times New Roman"/>
+        </w:rPr>
+        <w:t>（Cl</w:t>
+      </w:r>
+      <w:r>
+        <w:rPr>
+          <w:rFonts w:hint="eastAsia" w:ascii="Times New Roman" w:hAnsi="Times New Roman" w:eastAsia="FangSong" w:cs="Times New Roman"/>
+        </w:rPr>
+        <w:t>的电子亲和能</w:t>
+      </w:r>
+      <w:r>
+        <w:rPr>
+          <w:rFonts w:ascii="Times New Roman" w:hAnsi="Times New Roman" w:eastAsia="Times New Roman" w:cs="Times New Roman"/>
+        </w:rPr>
+        <w:t xml:space="preserve"> &gt; </w:t>
+      </w:r>
+      <w:r>
+        <w:rPr>
+          <w:rFonts w:hint="eastAsia" w:ascii="Times New Roman" w:hAnsi="Times New Roman" w:eastAsia="Times New Roman" w:cs="Times New Roman"/>
+        </w:rPr>
+        <w:t xml:space="preserve">F）。(c)</w:t>
+      </w:r>
+      <w:r>
+        <w:rPr>
+          <w:rFonts w:ascii="Times New Roman" w:hAnsi="Times New Roman" w:eastAsia="Times New Roman" w:cs="Times New Roman"/>
+        </w:rPr>
+        <w:t xml:space="preserve"> N</w:t>
+      </w:r>
+      <w:r>
+        <w:rPr>
+          <w:rFonts w:ascii="Times New Roman" w:hAnsi="Times New Roman" w:eastAsia="Times New Roman" w:cs="Times New Roman"/>
+          <w:vertAlign w:val="superscript"/>
+        </w:rPr>
+        <w:t>+</w:t>
+      </w:r>
+      <w:r>
+        <w:rPr>
+          <w:rFonts w:ascii="Times New Roman" w:hAnsi="Times New Roman" w:eastAsia="Times New Roman" w:cs="Times New Roman"/>
+        </w:rPr>
+        <w:t xml:space="preserve"> + O → N + </w:t>
+      </w:r>
+      <w:r>
+        <w:rPr>
+          <w:rFonts w:hint="eastAsia" w:ascii="Times New Roman" w:hAnsi="Times New Roman" w:eastAsia="Times New Roman" w:cs="Times New Roman"/>
+        </w:rPr>
+        <w:t>O</w:t>
+      </w:r>
+      <w:r>
+        <w:rPr>
+          <w:rFonts w:hint="eastAsia" w:ascii="Times New Roman" w:hAnsi="Times New Roman" w:eastAsia="Times New Roman" w:cs="Times New Roman"/>
+          <w:vertAlign w:val="superscript"/>
+        </w:rPr>
+        <w:t>+</w:t>
+      </w:r>
+      <w:r>
+        <w:rPr>
+          <w:rFonts w:hint="eastAsia" w:ascii="Times New Roman" w:hAnsi="Times New Roman" w:eastAsia="Times New Roman" w:cs="Times New Roman"/>
+        </w:rPr>
+        <w:t>：</w:t>
+      </w:r>
+      <m:oMath>
+        <m:r>
+          <m:rPr>
+            <m:sty m:val="p"/>
+          </m:rPr>
+          <m:t>Δ</m:t>
+        </m:r>
+        <m:r>
+          <m:t>E</m:t>
+        </m:r>
+        <m:r>
+          <m:rPr>
+            <m:sty m:val="p"/>
+          </m:rPr>
+          <m:t>=</m:t>
+        </m:r>
+        <m:sSub>
+          <m:e>
+            <m:r>
+              <m:t>I</m:t>
+            </m:r>
+          </m:e>
+          <m:sub>
+            <m:r>
+              <m:t>1</m:t>
+            </m:r>
+          </m:sub>
+        </m:sSub>
+      </m:oMath>
+      <w:r>
+        <w:rPr>
+          <w:rFonts w:ascii="Times New Roman" w:hAnsi="Times New Roman" w:eastAsia="Times New Roman" w:cs="Times New Roman"/>
+        </w:rPr>
+        <w:t xml:space="preserve">(O) -</w:t>
+      </w:r>
+      <w:r>
+        <w:rPr>
+          <w:rFonts w:ascii="Times New Roman" w:hAnsi="Times New Roman" w:eastAsia="Times New Roman" w:cs="Times New Roman"/>
+        </w:rPr>
+        <w:t xml:space="preserve"> </w:t>
+      </w:r>
+      <m:oMath>
+        <m:sSub>
+          <m:e>
+            <m:r>
+              <m:t>I</m:t>
+            </m:r>
+          </m:e>
+          <m:sub>
+            <m:r>
+              <m:t>1</m:t>
+            </m:r>
+          </m:sub>
+        </m:sSub>
+      </m:oMath>
+      <w:r>
+        <w:rPr>
+          <w:rFonts w:ascii="Times New Roman" w:hAnsi="Times New Roman" w:eastAsia="Times New Roman" w:cs="Times New Roman"/>
+        </w:rPr>
+        <w:t xml:space="preserve">(N) = 1314 - 1402 = -88 kJ/mol →</w:t>
       </w:r>
       <w:r>
         <w:rPr>
@@ -44248,6 +44084,584 @@
           <w:b/>
           <w:bCs/>
         </w:rPr>
+        <w:t xml:space="preserve">能自发</w:t>
+      </w:r>
+      <w:r>
+        <w:rPr>
+          <w:rFonts w:hint="eastAsia" w:ascii="Times New Roman" w:hAnsi="Times New Roman" w:eastAsia="Times New Roman" w:cs="Times New Roman"/>
+        </w:rPr>
+        <w:t>（O</w:t>
+      </w:r>
+      <w:r>
+        <w:rPr>
+          <w:rFonts w:hint="eastAsia" w:ascii="Times New Roman" w:hAnsi="Times New Roman" w:eastAsia="FangSong" w:cs="Times New Roman"/>
+        </w:rPr>
+        <w:t>的</w:t>
+      </w:r>
+      <m:oMath>
+        <m:sSub>
+          <m:e>
+            <m:r>
+              <m:t>I</m:t>
+            </m:r>
+          </m:e>
+          <m:sub>
+            <m:r>
+              <m:t>1</m:t>
+            </m:r>
+          </m:sub>
+        </m:sSub>
+      </m:oMath>
+      <w:r>
+        <w:rPr>
+          <w:rFonts w:ascii="Times New Roman" w:hAnsi="Times New Roman" w:eastAsia="Times New Roman" w:cs="Times New Roman"/>
+        </w:rPr>
+        <w:t xml:space="preserve"> </w:t>
+      </w:r>
+      <w:r>
+        <w:rPr>
+          <w:rFonts w:ascii="Times New Roman" w:hAnsi="Times New Roman" w:eastAsia="Times New Roman" w:cs="Times New Roman"/>
+        </w:rPr>
+        <w:t xml:space="preserve">&lt; </w:t>
+      </w:r>
+      <w:r>
+        <w:rPr>
+          <w:rFonts w:hint="eastAsia" w:ascii="Times New Roman" w:hAnsi="Times New Roman" w:eastAsia="Times New Roman" w:cs="Times New Roman"/>
+        </w:rPr>
+        <w:t xml:space="preserve">N）。</w:t>
+      </w:r>
+    </w:p>
+    <w:p>
+      <w:pPr>
+        <w:pStyle w:val="BodyText"/>
+      </w:pPr>
+      <w:r>
+        <w:rPr>
+          <w:rFonts w:ascii="Times New Roman" w:hAnsi="Times New Roman" w:eastAsia="Times New Roman" w:cs="Times New Roman"/>
+          <w:b/>
+          <w:bCs/>
+        </w:rPr>
+        <w:t xml:space="preserve">9.</w:t>
+      </w:r>
+      <w:r>
+        <w:rPr>
+          <w:rFonts w:ascii="Times New Roman" w:hAnsi="Times New Roman" w:eastAsia="Times New Roman" w:cs="Times New Roman"/>
+        </w:rPr>
+        <w:t xml:space="preserve"> </w:t>
+      </w:r>
+      <w:r>
+        <w:rPr>
+          <w:rFonts w:hint="eastAsia" w:ascii="Times New Roman" w:hAnsi="Times New Roman" w:eastAsia="Times New Roman" w:cs="Times New Roman"/>
+        </w:rPr>
+        <w:t>[</w:t>
+      </w:r>
+      <w:r>
+        <w:rPr>
+          <w:rFonts w:hint="eastAsia" w:ascii="Times New Roman" w:hAnsi="Times New Roman" w:eastAsia="FangSong" w:cs="Times New Roman"/>
+        </w:rPr>
+        <w:t>上海中学</w:t>
+      </w:r>
+      <w:r>
+        <w:rPr>
+          <w:rFonts w:hint="eastAsia" w:ascii="Times New Roman" w:hAnsi="Times New Roman" w:eastAsia="Times New Roman" w:cs="Times New Roman"/>
+        </w:rPr>
+        <w:t>]</w:t>
+      </w:r>
+      <w:r>
+        <w:rPr>
+          <w:rFonts w:ascii="Times New Roman" w:hAnsi="Times New Roman" w:eastAsia="Times New Roman" w:cs="Times New Roman"/>
+        </w:rPr>
+        <w:t xml:space="preserve"> </w:t>
+      </w:r>
+      <m:oMath>
+        <m:sSub>
+          <m:e>
+            <m:r>
+              <m:t>I</m:t>
+            </m:r>
+          </m:e>
+          <m:sub>
+            <m:r>
+              <m:t>1</m:t>
+            </m:r>
+          </m:sub>
+        </m:sSub>
+      </m:oMath>
+      <w:r>
+        <w:rPr>
+          <w:rFonts w:hint="eastAsia" w:ascii="Times New Roman" w:hAnsi="Times New Roman" w:eastAsia="FangSong" w:cs="Times New Roman"/>
+        </w:rPr>
+        <w:t xml:space="preserve">较小而</w:t>
+      </w:r>
+      <m:oMath>
+        <m:sSub>
+          <m:e>
+            <m:r>
+              <m:t>I</m:t>
+            </m:r>
+          </m:e>
+          <m:sub>
+            <m:r>
+              <m:t>2</m:t>
+            </m:r>
+          </m:sub>
+        </m:sSub>
+      </m:oMath>
+      <w:r>
+        <w:rPr>
+          <w:rFonts w:hint="eastAsia" w:ascii="Times New Roman" w:hAnsi="Times New Roman" w:eastAsia="FangSong" w:cs="Times New Roman"/>
+        </w:rPr>
+        <w:t xml:space="preserve">突增</w:t>
+      </w:r>
+      <w:r>
+        <w:rPr>
+          <w:rFonts w:ascii="Times New Roman" w:hAnsi="Times New Roman" w:eastAsia="Times New Roman" w:cs="Times New Roman"/>
+        </w:rPr>
+        <w:t xml:space="preserve"> → </w:t>
+      </w:r>
+      <w:r>
+        <w:rPr>
+          <w:rFonts w:hint="eastAsia" w:ascii="Times New Roman" w:hAnsi="Times New Roman" w:eastAsia="Times New Roman" w:cs="Times New Roman"/>
+        </w:rPr>
+        <w:t>1</w:t>
+      </w:r>
+      <w:r>
+        <w:rPr>
+          <w:rFonts w:hint="eastAsia" w:ascii="Times New Roman" w:hAnsi="Times New Roman" w:eastAsia="FangSong" w:cs="Times New Roman"/>
+        </w:rPr>
+        <w:t>个价电子</w:t>
+      </w:r>
+      <w:r>
+        <w:rPr>
+          <w:rFonts w:ascii="Times New Roman" w:hAnsi="Times New Roman" w:eastAsia="Times New Roman" w:cs="Times New Roman"/>
+        </w:rPr>
+        <w:t xml:space="preserve"> →</w:t>
+      </w:r>
+      <w:r>
+        <w:rPr>
+          <w:rFonts w:ascii="Times New Roman" w:hAnsi="Times New Roman" w:eastAsia="Times New Roman" w:cs="Times New Roman"/>
+        </w:rPr>
+        <w:t xml:space="preserve"> </w:t>
+      </w:r>
+      <w:r>
+        <w:rPr>
+          <w:rFonts w:hint="eastAsia" w:ascii="Times New Roman" w:hAnsi="Times New Roman" w:eastAsia="Times New Roman" w:cs="Times New Roman"/>
+          <w:b/>
+          <w:bCs/>
+        </w:rPr>
+        <w:t>ⅠA</w:t>
+      </w:r>
+      <w:r>
+        <w:rPr>
+          <w:rFonts w:hint="eastAsia" w:ascii="Times New Roman" w:hAnsi="Times New Roman" w:eastAsia="FangSong" w:cs="Times New Roman"/>
+          <w:b/>
+          <w:bCs/>
+        </w:rPr>
+        <w:t>族</w:t>
+      </w:r>
+      <w:r>
+        <w:rPr>
+          <w:rFonts w:hint="eastAsia" w:ascii="Times New Roman" w:hAnsi="Times New Roman" w:eastAsia="Times New Roman" w:cs="Times New Roman"/>
+        </w:rPr>
+        <w:t>。</w:t>
+      </w:r>
+      <w:r>
+        <w:rPr>
+          <w:rFonts w:hint="eastAsia" w:ascii="Times New Roman" w:hAnsi="Times New Roman" w:eastAsia="FangSong" w:cs="Times New Roman"/>
+        </w:rPr>
+        <w:t>原子序数</w:t>
+      </w:r>
+      <w:r>
+        <w:rPr>
+          <w:rFonts w:ascii="Times New Roman" w:hAnsi="Times New Roman" w:eastAsia="Times New Roman" w:cs="Times New Roman"/>
+        </w:rPr>
+        <w:t xml:space="preserve"> &lt; 20 → Na (</w:t>
+      </w:r>
+      <m:oMath>
+        <m:r>
+          <m:t>Z</m:t>
+        </m:r>
+        <m:r>
+          <m:rPr>
+            <m:sty m:val="p"/>
+          </m:rPr>
+          <m:t>=</m:t>
+        </m:r>
+        <m:r>
+          <m:t>11</m:t>
+        </m:r>
+      </m:oMath>
+      <w:r>
+        <w:rPr>
+          <w:rFonts w:hint="eastAsia" w:ascii="Times New Roman" w:hAnsi="Times New Roman" w:eastAsia="Times New Roman" w:cs="Times New Roman"/>
+        </w:rPr>
+        <w:t>)。</w:t>
+      </w:r>
+      <w:r>
+        <w:rPr>
+          <w:rFonts w:hint="eastAsia" w:ascii="Times New Roman" w:hAnsi="Times New Roman" w:eastAsia="FangSong" w:cs="Times New Roman"/>
+        </w:rPr>
+        <w:t>电子排布</w:t>
+      </w:r>
+      <w:r>
+        <w:rPr>
+          <w:rFonts w:hint="eastAsia" w:ascii="Times New Roman" w:hAnsi="Times New Roman" w:eastAsia="Times New Roman" w:cs="Times New Roman"/>
+        </w:rPr>
+        <w:t>：[Ne]3s</w:t>
+      </w:r>
+      <w:r>
+        <w:rPr>
+          <w:rFonts w:hint="eastAsia" w:ascii="Times New Roman" w:hAnsi="Times New Roman" w:eastAsia="Times New Roman" w:cs="Times New Roman"/>
+          <w:vertAlign w:val="superscript"/>
+        </w:rPr>
+        <w:t>1</w:t>
+      </w:r>
+      <w:r>
+        <w:rPr>
+          <w:rFonts w:hint="eastAsia" w:ascii="Times New Roman" w:hAnsi="Times New Roman" w:eastAsia="Times New Roman" w:cs="Times New Roman"/>
+        </w:rPr>
+        <w:t>。</w:t>
+      </w:r>
+      <w:r>
+        <w:rPr>
+          <w:rFonts w:hint="eastAsia" w:ascii="Times New Roman" w:hAnsi="Times New Roman" w:eastAsia="FangSong" w:cs="Times New Roman"/>
+        </w:rPr>
+        <w:t>与电负性最强的元素</w:t>
+      </w:r>
+      <w:r>
+        <w:rPr>
+          <w:rFonts w:hint="eastAsia" w:ascii="Times New Roman" w:hAnsi="Times New Roman" w:eastAsia="Times New Roman" w:cs="Times New Roman"/>
+        </w:rPr>
+        <w:t>F</w:t>
+      </w:r>
+      <w:r>
+        <w:rPr>
+          <w:rFonts w:hint="eastAsia" w:ascii="Times New Roman" w:hAnsi="Times New Roman" w:eastAsia="FangSong" w:cs="Times New Roman"/>
+        </w:rPr>
+        <w:t>形成</w:t>
+      </w:r>
+      <w:r>
+        <w:rPr>
+          <w:rFonts w:hint="eastAsia" w:ascii="Times New Roman" w:hAnsi="Times New Roman" w:eastAsia="Times New Roman" w:cs="Times New Roman"/>
+        </w:rPr>
+        <w:t>NaF，</w:t>
+      </w:r>
+      <w:r>
+        <w:rPr>
+          <w:rFonts w:hint="eastAsia" w:ascii="Times New Roman" w:hAnsi="Times New Roman" w:eastAsia="FangSong" w:cs="Times New Roman"/>
+        </w:rPr>
+        <w:t>电子式</w:t>
+      </w:r>
+      <w:r>
+        <w:rPr>
+          <w:rFonts w:hint="eastAsia" w:ascii="Times New Roman" w:hAnsi="Times New Roman" w:eastAsia="Times New Roman" w:cs="Times New Roman"/>
+        </w:rPr>
+        <w:t>：Na</w:t>
+      </w:r>
+      <w:r>
+        <w:rPr>
+          <w:rFonts w:hint="eastAsia" w:ascii="Times New Roman" w:hAnsi="Times New Roman" w:eastAsia="Times New Roman" w:cs="Times New Roman"/>
+          <w:vertAlign w:val="superscript"/>
+        </w:rPr>
+        <w:t>+</w:t>
+      </w:r>
+      <w:r>
+        <w:rPr>
+          <w:rFonts w:hint="eastAsia" w:ascii="Times New Roman" w:hAnsi="Times New Roman" w:eastAsia="Times New Roman" w:cs="Times New Roman"/>
+        </w:rPr>
+        <w:t>[:F:]</w:t>
+      </w:r>
+      <w:r>
+        <w:rPr>
+          <w:rFonts w:hint="eastAsia" w:ascii="Times New Roman" w:hAnsi="Times New Roman" w:eastAsia="Times New Roman" w:cs="Times New Roman"/>
+          <w:vertAlign w:val="superscript"/>
+        </w:rPr>
+        <w:t>-</w:t>
+      </w:r>
+      <w:r>
+        <w:rPr>
+          <w:rFonts w:hint="eastAsia" w:ascii="Times New Roman" w:hAnsi="Times New Roman" w:eastAsia="Times New Roman" w:cs="Times New Roman"/>
+        </w:rPr>
+        <w:t>（F</w:t>
+      </w:r>
+      <w:r>
+        <w:rPr>
+          <w:rFonts w:hint="eastAsia" w:ascii="Times New Roman" w:hAnsi="Times New Roman" w:eastAsia="FangSong" w:cs="Times New Roman"/>
+        </w:rPr>
+        <w:t>周围</w:t>
+      </w:r>
+      <w:r>
+        <w:rPr>
+          <w:rFonts w:hint="eastAsia" w:ascii="Times New Roman" w:hAnsi="Times New Roman" w:eastAsia="Times New Roman" w:cs="Times New Roman"/>
+        </w:rPr>
+        <w:t>8</w:t>
+      </w:r>
+      <w:r>
+        <w:rPr>
+          <w:rFonts w:hint="eastAsia" w:ascii="Times New Roman" w:hAnsi="Times New Roman" w:eastAsia="FangSong" w:cs="Times New Roman"/>
+        </w:rPr>
+        <w:t>个电子</w:t>
+      </w:r>
+      <w:r>
+        <w:rPr>
+          <w:rFonts w:hint="eastAsia" w:ascii="Times New Roman" w:hAnsi="Times New Roman" w:eastAsia="Times New Roman" w:cs="Times New Roman"/>
+        </w:rPr>
+        <w:t>）。</w:t>
+      </w:r>
+    </w:p>
+    <w:p>
+      <w:pPr>
+        <w:pStyle w:val="BodyText"/>
+      </w:pPr>
+      <w:r>
+        <w:rPr>
+          <w:rFonts w:ascii="Times New Roman" w:hAnsi="Times New Roman" w:eastAsia="Times New Roman" w:cs="Times New Roman"/>
+          <w:b/>
+          <w:bCs/>
+        </w:rPr>
+        <w:t xml:space="preserve">7.3 </w:t>
+      </w:r>
+      <w:r>
+        <w:rPr>
+          <w:rFonts w:hint="eastAsia" w:ascii="Times New Roman" w:hAnsi="Times New Roman" w:eastAsia="FangSong" w:cs="Times New Roman"/>
+          <w:b/>
+          <w:bCs/>
+        </w:rPr>
+        <w:t xml:space="preserve">挑战题</w:t>
+      </w:r>
+    </w:p>
+    <w:p>
+      <w:pPr>
+        <w:pStyle w:val="BodyText"/>
+      </w:pPr>
+      <w:r>
+        <w:rPr>
+          <w:rFonts w:ascii="Times New Roman" w:hAnsi="Times New Roman" w:eastAsia="Times New Roman" w:cs="Times New Roman"/>
+          <w:b/>
+          <w:bCs/>
+        </w:rPr>
+        <w:t xml:space="preserve">10.</w:t>
+      </w:r>
+      <w:r>
+        <w:rPr>
+          <w:rFonts w:ascii="Times New Roman" w:hAnsi="Times New Roman" w:eastAsia="Times New Roman" w:cs="Times New Roman"/>
+        </w:rPr>
+        <w:t xml:space="preserve"> </w:t>
+      </w:r>
+      <w:r>
+        <w:rPr>
+          <w:rFonts w:hint="eastAsia" w:ascii="Times New Roman" w:hAnsi="Times New Roman" w:eastAsia="Times New Roman" w:cs="Times New Roman"/>
+        </w:rPr>
+        <w:t>[</w:t>
+      </w:r>
+      <w:r>
+        <w:rPr>
+          <w:rFonts w:hint="eastAsia" w:ascii="Times New Roman" w:hAnsi="Times New Roman" w:eastAsia="FangSong" w:cs="Times New Roman"/>
+        </w:rPr>
+        <w:t>上海中学</w:t>
+      </w:r>
+      <w:r>
+        <w:rPr>
+          <w:rFonts w:hint="eastAsia" w:ascii="Times New Roman" w:hAnsi="Times New Roman" w:eastAsia="Times New Roman" w:cs="Times New Roman"/>
+        </w:rPr>
+        <w:t>/</w:t>
+      </w:r>
+      <w:r>
+        <w:rPr>
+          <w:rFonts w:hint="eastAsia" w:ascii="Times New Roman" w:hAnsi="Times New Roman" w:eastAsia="FangSong" w:cs="Times New Roman"/>
+        </w:rPr>
+        <w:t>第</w:t>
+      </w:r>
+      <w:r>
+        <w:rPr>
+          <w:rFonts w:hint="eastAsia" w:ascii="Times New Roman" w:hAnsi="Times New Roman" w:eastAsia="Times New Roman" w:cs="Times New Roman"/>
+        </w:rPr>
+        <w:t>30</w:t>
+      </w:r>
+      <w:r>
+        <w:rPr>
+          <w:rFonts w:hint="eastAsia" w:ascii="Times New Roman" w:hAnsi="Times New Roman" w:eastAsia="FangSong" w:cs="Times New Roman"/>
+        </w:rPr>
+        <w:t>届初赛</w:t>
+      </w:r>
+      <w:r>
+        <w:rPr>
+          <w:rFonts w:hint="eastAsia" w:ascii="Times New Roman" w:hAnsi="Times New Roman" w:eastAsia="Times New Roman" w:cs="Times New Roman"/>
+        </w:rPr>
+        <w:t>]</w:t>
+      </w:r>
+      <w:r>
+        <w:rPr>
+          <w:rFonts w:ascii="Times New Roman" w:hAnsi="Times New Roman" w:eastAsia="Times New Roman" w:cs="Times New Roman"/>
+        </w:rPr>
+        <w:t xml:space="preserve"> (a) </w:t>
+      </w:r>
+      <w:r>
+        <w:rPr>
+          <w:rFonts w:hint="eastAsia" w:ascii="Times New Roman" w:hAnsi="Times New Roman" w:eastAsia="FangSong" w:cs="Times New Roman"/>
+        </w:rPr>
+        <w:t>熔沸点</w:t>
+      </w:r>
+      <w:r>
+        <w:rPr>
+          <w:rFonts w:hint="eastAsia" w:ascii="Times New Roman" w:hAnsi="Times New Roman" w:eastAsia="Times New Roman" w:cs="Times New Roman"/>
+        </w:rPr>
+        <w:t>：Li</w:t>
+      </w:r>
+      <w:r>
+        <w:rPr>
+          <w:rFonts w:ascii="Times New Roman" w:hAnsi="Times New Roman" w:eastAsia="Times New Roman" w:cs="Times New Roman"/>
+        </w:rPr>
+        <w:t xml:space="preserve"> &gt; Na &gt; K &gt; Rb &gt; Cs →</w:t>
+      </w:r>
+      <w:r>
+        <w:rPr>
+          <w:rFonts w:ascii="Times New Roman" w:hAnsi="Times New Roman" w:eastAsia="Times New Roman" w:cs="Times New Roman"/>
+        </w:rPr>
+        <w:t xml:space="preserve"> </w:t>
+      </w:r>
+      <w:r>
+        <w:rPr>
+          <w:rFonts w:hint="eastAsia" w:ascii="Times New Roman" w:hAnsi="Times New Roman" w:eastAsia="FangSong" w:cs="Times New Roman"/>
+          <w:b/>
+          <w:bCs/>
+        </w:rPr>
+        <w:t xml:space="preserve">单调递减</w:t>
+      </w:r>
+      <w:r>
+        <w:rPr>
+          <w:rFonts w:ascii="Times New Roman" w:hAnsi="Times New Roman" w:eastAsia="Times New Roman" w:cs="Times New Roman"/>
+        </w:rPr>
+        <w:t xml:space="preserve"> </w:t>
+      </w:r>
+      <w:r>
+        <w:rPr>
+          <w:rFonts w:hint="eastAsia" w:ascii="Times New Roman" w:hAnsi="Times New Roman" w:eastAsia="Times New Roman" w:cs="Times New Roman"/>
+        </w:rPr>
+        <w:t>（</w:t>
+      </w:r>
+      <w:r>
+        <w:rPr>
+          <w:rFonts w:hint="eastAsia" w:ascii="Times New Roman" w:hAnsi="Times New Roman" w:eastAsia="FangSong" w:cs="Times New Roman"/>
+        </w:rPr>
+        <w:t>金属键随原子半径增大而减弱</w:t>
+      </w:r>
+      <w:r>
+        <w:rPr>
+          <w:rFonts w:hint="eastAsia" w:ascii="Times New Roman" w:hAnsi="Times New Roman" w:eastAsia="Times New Roman" w:cs="Times New Roman"/>
+        </w:rPr>
+        <w:t>）。(b)</w:t>
+      </w:r>
+      <w:r>
+        <w:rPr>
+          <w:rFonts w:ascii="Times New Roman" w:hAnsi="Times New Roman" w:eastAsia="Times New Roman" w:cs="Times New Roman"/>
+        </w:rPr>
+        <w:t xml:space="preserve"> </w:t>
+      </w:r>
+      <w:r>
+        <w:rPr>
+          <w:rFonts w:hint="eastAsia" w:ascii="Times New Roman" w:hAnsi="Times New Roman" w:eastAsia="FangSong" w:cs="Times New Roman"/>
+        </w:rPr>
+        <w:t>原子半径</w:t>
+      </w:r>
+      <w:r>
+        <w:rPr>
+          <w:rFonts w:hint="eastAsia" w:ascii="Times New Roman" w:hAnsi="Times New Roman" w:eastAsia="Times New Roman" w:cs="Times New Roman"/>
+        </w:rPr>
+        <w:t>：</w:t>
+      </w:r>
+      <w:r>
+        <w:rPr>
+          <w:rFonts w:hint="eastAsia" w:ascii="Times New Roman" w:hAnsi="Times New Roman" w:eastAsia="FangSong" w:cs="Times New Roman"/>
+        </w:rPr>
+        <w:t>单调递增</w:t>
+      </w:r>
+      <w:r>
+        <w:rPr>
+          <w:rFonts w:ascii="Times New Roman" w:hAnsi="Times New Roman" w:eastAsia="Times New Roman" w:cs="Times New Roman"/>
+        </w:rPr>
+        <w:t xml:space="preserve"> 。(c)</w:t>
+      </w:r>
+      <w:r>
+        <w:rPr>
+          <w:rFonts w:ascii="Times New Roman" w:hAnsi="Times New Roman" w:eastAsia="Times New Roman" w:cs="Times New Roman"/>
+        </w:rPr>
+        <w:t xml:space="preserve"> </w:t>
+      </w:r>
+      <w:r>
+        <w:rPr>
+          <w:rFonts w:hint="eastAsia" w:ascii="Times New Roman" w:hAnsi="Times New Roman" w:eastAsia="FangSong" w:cs="Times New Roman"/>
+          <w:b/>
+          <w:bCs/>
+        </w:rPr>
+        <w:t xml:space="preserve">晶体密度</w:t>
+      </w:r>
+      <w:r>
+        <w:rPr>
+          <w:rFonts w:hint="eastAsia" w:ascii="Times New Roman" w:hAnsi="Times New Roman" w:eastAsia="Times New Roman" w:cs="Times New Roman"/>
+        </w:rPr>
+        <w:t xml:space="preserve">：Li(0.53)</w:t>
+      </w:r>
+      <w:r>
+        <w:rPr>
+          <w:rFonts w:ascii="Times New Roman" w:hAnsi="Times New Roman" w:eastAsia="Times New Roman" w:cs="Times New Roman"/>
+        </w:rPr>
+        <w:t xml:space="preserve"> &lt; Na(0.97) &gt; K(0.89) →</w:t>
+      </w:r>
+      <w:r>
+        <w:rPr>
+          <w:rFonts w:ascii="Times New Roman" w:hAnsi="Times New Roman" w:eastAsia="Times New Roman" w:cs="Times New Roman"/>
+        </w:rPr>
+        <w:t xml:space="preserve"> </w:t>
+      </w:r>
+      <w:r>
+        <w:rPr>
+          <w:rFonts w:hint="eastAsia" w:ascii="Times New Roman" w:hAnsi="Times New Roman" w:eastAsia="Times New Roman" w:cs="Times New Roman"/>
+          <w:b/>
+          <w:bCs/>
+        </w:rPr>
+        <w:t>Na</w:t>
+      </w:r>
+      <w:r>
+        <w:rPr>
+          <w:rFonts w:hint="eastAsia" w:ascii="Times New Roman" w:hAnsi="Times New Roman" w:eastAsia="FangSong" w:cs="Times New Roman"/>
+          <w:b/>
+          <w:bCs/>
+        </w:rPr>
+        <w:t>反常高于</w:t>
+      </w:r>
+      <w:r>
+        <w:rPr>
+          <w:rFonts w:hint="eastAsia" w:ascii="Times New Roman" w:hAnsi="Times New Roman" w:eastAsia="Times New Roman" w:cs="Times New Roman"/>
+          <w:b/>
+          <w:bCs/>
+        </w:rPr>
+        <w:t>K</w:t>
+      </w:r>
+      <w:r>
+        <w:rPr>
+          <w:rFonts w:ascii="Times New Roman" w:hAnsi="Times New Roman" w:eastAsia="Times New Roman" w:cs="Times New Roman"/>
+        </w:rPr>
+        <w:t xml:space="preserve"> </w:t>
+      </w:r>
+      <w:r>
+        <w:rPr>
+          <w:rFonts w:ascii="Times New Roman" w:hAnsi="Times New Roman" w:eastAsia="Times New Roman" w:cs="Times New Roman"/>
+        </w:rPr>
+        <w:t xml:space="preserve">→</w:t>
+      </w:r>
+      <w:r>
+        <w:rPr>
+          <w:rFonts w:ascii="Times New Roman" w:hAnsi="Times New Roman" w:eastAsia="Times New Roman" w:cs="Times New Roman"/>
+        </w:rPr>
+        <w:t xml:space="preserve"> </w:t>
+      </w:r>
+      <w:r>
+        <w:rPr>
+          <w:rFonts w:hint="eastAsia" w:ascii="Times New Roman" w:hAnsi="Times New Roman" w:eastAsia="FangSong" w:cs="Times New Roman"/>
+          <w:b/>
+          <w:bCs/>
+        </w:rPr>
         <w:t xml:space="preserve">不单调</w:t>
       </w:r>
       <w:r>
@@ -44304,19 +44718,20 @@
         </w:rPr>
         <w:t xml:space="preserve"> </w:t>
       </w:r>
-      <w:r>
-        <w:rPr>
-          <w:rFonts w:hint="eastAsia" w:ascii="Times New Roman" w:hAnsi="Times New Roman" w:eastAsia="Times New Roman" w:cs="Times New Roman"/>
-        </w:rPr>
-        <w:t>I</w:t>
-      </w:r>
-      <w:r>
-        <w:rPr>
-          <w:rFonts w:hint="eastAsia" w:ascii="Times New Roman" w:hAnsi="Times New Roman" w:eastAsia="Times New Roman" w:cs="Times New Roman"/>
-          <w:vertAlign w:val="subscript"/>
-        </w:rPr>
-        <w:t>1</w:t>
-      </w:r>
+      <m:oMath>
+        <m:sSub>
+          <m:e>
+            <m:r>
+              <m:t>I</m:t>
+            </m:r>
+          </m:e>
+          <m:sub>
+            <m:r>
+              <m:t>1</m:t>
+            </m:r>
+          </m:sub>
+        </m:sSub>
+      </m:oMath>
       <w:r>
         <w:rPr>
           <w:rFonts w:hint="eastAsia" w:ascii="Times New Roman" w:hAnsi="Times New Roman" w:eastAsia="Times New Roman" w:cs="Times New Roman"/>
@@ -44871,15 +45286,22 @@
         <w:rPr>
           <w:rFonts w:ascii="Times New Roman" w:hAnsi="Times New Roman" w:eastAsia="Times New Roman" w:cs="Times New Roman"/>
         </w:rPr>
-        <w:t xml:space="preserve"> I</w:t>
-      </w:r>
-      <w:r>
-        <w:rPr>
-          <w:rFonts w:ascii="Times New Roman" w:hAnsi="Times New Roman" w:eastAsia="Times New Roman" w:cs="Times New Roman"/>
-          <w:vertAlign w:val="subscript"/>
-        </w:rPr>
-        <w:t>1</w:t>
-      </w:r>
+        <w:t xml:space="preserve"> </w:t>
+      </w:r>
+      <m:oMath>
+        <m:sSub>
+          <m:e>
+            <m:r>
+              <m:t>I</m:t>
+            </m:r>
+          </m:e>
+          <m:sub>
+            <m:r>
+              <m:t>1</m:t>
+            </m:r>
+          </m:sub>
+        </m:sSub>
+      </m:oMath>
       <w:r>
         <w:rPr>
           <w:rFonts w:ascii="Times New Roman" w:hAnsi="Times New Roman" w:eastAsia="Times New Roman" w:cs="Times New Roman"/>
@@ -45213,19 +45635,20 @@
         </w:rPr>
         <w:t>电负性与</w:t>
       </w:r>
-      <w:r>
-        <w:rPr>
-          <w:rFonts w:hint="eastAsia" w:ascii="Times New Roman" w:hAnsi="Times New Roman" w:eastAsia="Times New Roman" w:cs="Times New Roman"/>
-        </w:rPr>
-        <w:t>I</w:t>
-      </w:r>
-      <w:r>
-        <w:rPr>
-          <w:rFonts w:hint="eastAsia" w:ascii="Times New Roman" w:hAnsi="Times New Roman" w:eastAsia="Times New Roman" w:cs="Times New Roman"/>
-          <w:vertAlign w:val="subscript"/>
-        </w:rPr>
-        <w:t>1</w:t>
-      </w:r>
+      <m:oMath>
+        <m:sSub>
+          <m:e>
+            <m:r>
+              <m:t>I</m:t>
+            </m:r>
+          </m:e>
+          <m:sub>
+            <m:r>
+              <m:t>1</m:t>
+            </m:r>
+          </m:sub>
+        </m:sSub>
+      </m:oMath>
       <w:r>
         <w:rPr>
           <w:rFonts w:hint="eastAsia" w:ascii="Times New Roman" w:hAnsi="Times New Roman" w:eastAsia="FangSong" w:cs="Times New Roman"/>
@@ -45268,30 +45691,25 @@
         </w:rPr>
         <w:t>但</w:t>
       </w:r>
-      <w:r>
-        <w:rPr>
-          <w:rFonts w:hint="eastAsia" w:ascii="Times New Roman" w:hAnsi="Times New Roman" w:eastAsia="Times New Roman" w:cs="Times New Roman"/>
-        </w:rPr>
-        <w:t>I</w:t>
-      </w:r>
-      <w:r>
-        <w:rPr>
-          <w:rFonts w:hint="eastAsia" w:ascii="Times New Roman" w:hAnsi="Times New Roman" w:eastAsia="Times New Roman" w:cs="Times New Roman"/>
-          <w:vertAlign w:val="subscript"/>
-        </w:rPr>
-        <w:t>1</w:t>
-      </w:r>
-      <w:r>
-        <w:rPr>
-          <w:rFonts w:hint="eastAsia" w:ascii="Times New Roman" w:hAnsi="Times New Roman" w:eastAsia="Times New Roman" w:cs="Times New Roman"/>
-        </w:rPr>
-        <w:t>=1314</w:t>
-      </w:r>
-      <w:r>
-        <w:rPr>
-          <w:rFonts w:ascii="Times New Roman" w:hAnsi="Times New Roman" w:eastAsia="Times New Roman" w:cs="Times New Roman"/>
-        </w:rPr>
-        <w:t xml:space="preserve"> &lt; </w:t>
+      <m:oMath>
+        <m:sSub>
+          <m:e>
+            <m:r>
+              <m:t>I</m:t>
+            </m:r>
+          </m:e>
+          <m:sub>
+            <m:r>
+              <m:t>1</m:t>
+            </m:r>
+          </m:sub>
+        </m:sSub>
+      </m:oMath>
+      <w:r>
+        <w:rPr>
+          <w:rFonts w:ascii="Times New Roman" w:hAnsi="Times New Roman" w:eastAsia="Times New Roman" w:cs="Times New Roman"/>
+        </w:rPr>
+        <w:t xml:space="preserve">=1314 &lt; </w:t>
       </w:r>
       <w:r>
         <w:rPr>
@@ -45381,19 +45799,20 @@
         </w:rPr>
         <w:t>同族从上到下</w:t>
       </w:r>
-      <w:r>
-        <w:rPr>
-          <w:rFonts w:hint="eastAsia" w:ascii="Times New Roman" w:hAnsi="Times New Roman" w:eastAsia="Times New Roman" w:cs="Times New Roman"/>
-        </w:rPr>
-        <w:t>I</w:t>
-      </w:r>
-      <w:r>
-        <w:rPr>
-          <w:rFonts w:hint="eastAsia" w:ascii="Times New Roman" w:hAnsi="Times New Roman" w:eastAsia="Times New Roman" w:cs="Times New Roman"/>
-          <w:vertAlign w:val="subscript"/>
-        </w:rPr>
-        <w:t>1</w:t>
-      </w:r>
+      <m:oMath>
+        <m:sSub>
+          <m:e>
+            <m:r>
+              <m:t>I</m:t>
+            </m:r>
+          </m:e>
+          <m:sub>
+            <m:r>
+              <m:t>1</m:t>
+            </m:r>
+          </m:sub>
+        </m:sSub>
+      </m:oMath>
       <w:r>
         <w:rPr>
           <w:rFonts w:hint="eastAsia" w:ascii="Times New Roman" w:hAnsi="Times New Roman" w:eastAsia="FangSong" w:cs="Times New Roman"/>

--- a/06-学生侧材料/讲义/结构化学/元素周期表与周期律-超级充实版（自学完整）.docx
+++ b/06-学生侧材料/讲义/结构化学/元素周期表与周期律-超级充实版（自学完整）.docx
@@ -26433,25 +26433,227 @@
         <w:rPr>
           <w:rFonts w:hint="eastAsia" w:ascii="Times New Roman" w:hAnsi="Times New Roman" w:eastAsia="Times New Roman" w:cs="Times New Roman"/>
         </w:rPr>
-        <w:t>（$</w:t>
-      </w:r>
-      <w:r>
-        <w:rPr>
-          <w:rFonts w:ascii="Times New Roman" w:hAnsi="Times New Roman" w:eastAsia="Times New Roman" w:cs="Times New Roman"/>
-        </w:rPr>
-        <w:t xml:space="preserve"> </w:t>
-      </w:r>
-      <w:r>
-        <w:rPr>
-          <w:rFonts w:ascii="Times New Roman" w:hAnsi="Times New Roman" w:eastAsia="Times New Roman" w:cs="Times New Roman"/>
-        </w:rPr>
-        <w:t xml:space="preserve"> </w:t>
-      </w:r>
-      <w:r>
-        <w:rPr>
-          <w:rFonts w:hint="eastAsia" w:ascii="Times New Roman" w:hAnsi="Times New Roman" w:eastAsia="Times New Roman" w:cs="Times New Roman"/>
-        </w:rPr>
-        <w:t xml:space="preserve">$）。</w:t>
+        <w:t>（</w:t>
+      </w:r>
+      <m:oMath>
+        <m:oMathPr>
+          <m:ctrlPr>
+            <w:rPr>
+              <w:sz w:val="28"/>
+              <w:szCs w:val="28"/>
+            </w:rPr>
+          </m:ctrlPr>
+        </m:oMathPr>
+        <m:r>
+          <m:rPr>
+            <m:sty m:val="p"/>
+          </m:rPr>
+          <m:t>N</m:t>
+        </m:r>
+        <m:r>
+          <m:rPr>
+            <m:sty m:val="p"/>
+          </m:rPr>
+          <m:t>a</m:t>
+        </m:r>
+        <m:r>
+          <m:rPr>
+            <m:sty m:val="p"/>
+          </m:rPr>
+          <m:t>B</m:t>
+        </m:r>
+        <m:r>
+          <m:rPr>
+            <m:sty m:val="p"/>
+          </m:rPr>
+          <m:t>r</m:t>
+        </m:r>
+        <m:sSub>
+          <m:e>
+            <m:r>
+              <m:rPr>
+                <m:sty m:val="p"/>
+              </m:rPr>
+              <m:t>O</m:t>
+            </m:r>
+          </m:e>
+          <m:sub>
+            <m:r>
+              <m:rPr>
+                <m:sty m:val="p"/>
+              </m:rPr>
+              <m:t>3</m:t>
+            </m:r>
+          </m:sub>
+        </m:sSub>
+        <m:r>
+          <m:rPr>
+            <m:sty m:val="p"/>
+          </m:rPr>
+          <m:t>+</m:t>
+        </m:r>
+        <m:r>
+          <m:rPr>
+            <m:sty m:val="p"/>
+          </m:rPr>
+          <m:t>X</m:t>
+        </m:r>
+        <m:r>
+          <m:rPr>
+            <m:sty m:val="p"/>
+          </m:rPr>
+          <m:t>e</m:t>
+        </m:r>
+        <m:sSub>
+          <m:e>
+            <m:r>
+              <m:rPr>
+                <m:sty m:val="p"/>
+              </m:rPr>
+              <m:t>F</m:t>
+            </m:r>
+          </m:e>
+          <m:sub>
+            <m:r>
+              <m:rPr>
+                <m:sty m:val="p"/>
+              </m:rPr>
+              <m:t>2</m:t>
+            </m:r>
+          </m:sub>
+        </m:sSub>
+        <m:r>
+          <m:rPr>
+            <m:sty m:val="p"/>
+          </m:rPr>
+          <m:t>+</m:t>
+        </m:r>
+        <m:sSub>
+          <m:e>
+            <m:r>
+              <m:rPr>
+                <m:sty m:val="p"/>
+              </m:rPr>
+              <m:t>H</m:t>
+            </m:r>
+          </m:e>
+          <m:sub>
+            <m:r>
+              <m:rPr>
+                <m:sty m:val="p"/>
+              </m:rPr>
+              <m:t>2</m:t>
+            </m:r>
+          </m:sub>
+        </m:sSub>
+        <m:r>
+          <m:rPr>
+            <m:sty m:val="p"/>
+          </m:rPr>
+          <m:t>O</m:t>
+        </m:r>
+        <m:r>
+          <m:rPr>
+            <m:sty m:val="p"/>
+          </m:rPr>
+          <m:t>→</m:t>
+        </m:r>
+        <m:r>
+          <m:rPr>
+            <m:sty m:val="p"/>
+          </m:rPr>
+          <m:t>N</m:t>
+        </m:r>
+        <m:r>
+          <m:rPr>
+            <m:sty m:val="p"/>
+          </m:rPr>
+          <m:t>a</m:t>
+        </m:r>
+        <m:r>
+          <m:rPr>
+            <m:sty m:val="p"/>
+          </m:rPr>
+          <m:t>B</m:t>
+        </m:r>
+        <m:r>
+          <m:rPr>
+            <m:sty m:val="p"/>
+          </m:rPr>
+          <m:t>r</m:t>
+        </m:r>
+        <m:sSub>
+          <m:e>
+            <m:r>
+              <m:rPr>
+                <m:sty m:val="p"/>
+              </m:rPr>
+              <m:t>O</m:t>
+            </m:r>
+          </m:e>
+          <m:sub>
+            <m:r>
+              <m:rPr>
+                <m:sty m:val="p"/>
+              </m:rPr>
+              <m:t>4</m:t>
+            </m:r>
+          </m:sub>
+        </m:sSub>
+        <m:r>
+          <m:rPr>
+            <m:sty m:val="p"/>
+          </m:rPr>
+          <m:t>+</m:t>
+        </m:r>
+        <m:r>
+          <m:rPr>
+            <m:sty m:val="p"/>
+          </m:rPr>
+          <m:t>2</m:t>
+        </m:r>
+        <m:r>
+          <m:rPr>
+            <m:sty m:val="p"/>
+          </m:rPr>
+          <m:t>H</m:t>
+        </m:r>
+        <m:r>
+          <m:rPr>
+            <m:sty m:val="p"/>
+          </m:rPr>
+          <m:t>F</m:t>
+        </m:r>
+        <m:r>
+          <m:rPr>
+            <m:sty m:val="p"/>
+          </m:rPr>
+          <m:t>+</m:t>
+        </m:r>
+        <m:r>
+          <m:rPr>
+            <m:sty m:val="p"/>
+          </m:rPr>
+          <m:t>X</m:t>
+        </m:r>
+        <m:r>
+          <m:rPr>
+            <m:sty m:val="p"/>
+          </m:rPr>
+          <m:t>e</m:t>
+        </m:r>
+        <m:r>
+          <m:rPr>
+            <m:sty m:val="p"/>
+          </m:rPr>
+          <m:t>↑</m:t>
+        </m:r>
+      </m:oMath>
+      <w:r>
+        <w:rPr>
+          <w:rFonts w:hint="eastAsia" w:ascii="Times New Roman" w:hAnsi="Times New Roman" w:eastAsia="Times New Roman" w:cs="Times New Roman"/>
+        </w:rPr>
+        <w:t xml:space="preserve">）。</w:t>
       </w:r>
     </w:p>
     <w:p>

--- a/06-学生侧材料/讲义/结构化学/元素周期表与周期律-超级充实版（自学完整）.docx
+++ b/06-学生侧材料/讲义/结构化学/元素周期表与周期律-超级充实版（自学完整）.docx
@@ -49324,7 +49324,7 @@
     <ns0:name ns0:val="Verbatim Char"/>
     <ns0:basedOn ns0:val="BodyTextChar"/>
     <ns0:rPr>
-      <ns0:rFonts ns0:ascii="Times New Roman" ns0:cs="Times New Roman" ns0:eastAsia="FangSong" ns0:hAnsi="Times New Roman"/>
+      <ns0:rFonts ns0:ascii="SimSun" ns0:hAnsi="SimSun" ns0:eastAsia="SimSun" ns0:cs="SimSun"/>
       <ns0:b ns0:val="0"/>
       <ns0:sz ns0:val="20"/>
     </ns0:rPr>
@@ -49394,7 +49394,7 @@
       <w:wordWrap w:val="off"/>
     </w:pPr>
     <ns0:rPr>
-      <w:rFonts ns0:ascii="Times New Roman" ns0:hAnsi="Times New Roman" ns0:eastAsia="FangSong" ns0:cs="Times New Roman"/>
+      <w:rFonts w:ascii="SimSun" w:hAnsi="SimSun" w:eastAsia="SimSun" w:cs="SimSun"/>
     </ns0:rPr>
   </w:style>
   <w:style w:type="character" w:customStyle="1" w:styleId="KeywordTok">
